--- a/docs/package/out/BrokerVerse_Release_Notes_and_Roadmap.docx
+++ b/docs/package/out/BrokerVerse_Release_Notes_and_Roadmap.docx
@@ -789,7 +789,7 @@
             </w:rPr>
             <w:fldChar w:fldCharType="separate"/>
           </w:r>
-          <w:hyperlink w:anchor="__RefHeading___Toc2951_4180203016">
+          <w:hyperlink w:anchor="__RefHeading___Toc4750_2900764642">
             <w:r>
               <w:rPr>
                 <w:webHidden/>
@@ -824,7 +824,7 @@
             </w:tabs>
             <w:rPr/>
           </w:pPr>
-          <w:hyperlink w:anchor="__RefHeading___Toc2953_4180203016">
+          <w:hyperlink w:anchor="__RefHeading___Toc4752_2900764642">
             <w:r>
               <w:rPr>
                 <w:webHidden/>
@@ -853,7 +853,7 @@
             </w:tabs>
             <w:rPr/>
           </w:pPr>
-          <w:hyperlink w:anchor="__RefHeading___Toc2955_4180203016">
+          <w:hyperlink w:anchor="__RefHeading___Toc4754_2900764642">
             <w:r>
               <w:rPr>
                 <w:webHidden/>
@@ -875,7 +875,7 @@
             </w:tabs>
             <w:rPr/>
           </w:pPr>
-          <w:hyperlink w:anchor="__RefHeading___Toc2957_4180203016">
+          <w:hyperlink w:anchor="__RefHeading___Toc4756_2900764642">
             <w:r>
               <w:rPr>
                 <w:webHidden/>
@@ -897,7 +897,7 @@
             </w:tabs>
             <w:rPr/>
           </w:pPr>
-          <w:hyperlink w:anchor="__RefHeading___Toc2959_4180203016">
+          <w:hyperlink w:anchor="__RefHeading___Toc4758_2900764642">
             <w:r>
               <w:rPr>
                 <w:webHidden/>
@@ -919,7 +919,7 @@
             </w:tabs>
             <w:rPr/>
           </w:pPr>
-          <w:hyperlink w:anchor="__RefHeading___Toc2961_4180203016">
+          <w:hyperlink w:anchor="__RefHeading___Toc4760_2900764642">
             <w:r>
               <w:rPr>
                 <w:webHidden/>
@@ -941,7 +941,7 @@
             </w:tabs>
             <w:rPr/>
           </w:pPr>
-          <w:hyperlink w:anchor="__RefHeading___Toc2963_4180203016">
+          <w:hyperlink w:anchor="__RefHeading___Toc4762_2900764642">
             <w:r>
               <w:rPr>
                 <w:webHidden/>
@@ -963,7 +963,7 @@
             </w:tabs>
             <w:rPr/>
           </w:pPr>
-          <w:hyperlink w:anchor="__RefHeading___Toc2965_4180203016">
+          <w:hyperlink w:anchor="__RefHeading___Toc4764_2900764642">
             <w:r>
               <w:rPr>
                 <w:webHidden/>
@@ -985,7 +985,7 @@
             </w:tabs>
             <w:rPr/>
           </w:pPr>
-          <w:hyperlink w:anchor="__RefHeading___Toc2967_4180203016">
+          <w:hyperlink w:anchor="__RefHeading___Toc4766_2900764642">
             <w:r>
               <w:rPr>
                 <w:webHidden/>
@@ -1007,7 +1007,7 @@
             </w:tabs>
             <w:rPr/>
           </w:pPr>
-          <w:hyperlink w:anchor="__RefHeading___Toc2969_4180203016">
+          <w:hyperlink w:anchor="__RefHeading___Toc4768_2900764642">
             <w:r>
               <w:rPr>
                 <w:webHidden/>
@@ -1029,7 +1029,7 @@
             </w:tabs>
             <w:rPr/>
           </w:pPr>
-          <w:hyperlink w:anchor="__RefHeading___Toc2971_4180203016">
+          <w:hyperlink w:anchor="__RefHeading___Toc4770_2900764642">
             <w:r>
               <w:rPr>
                 <w:webHidden/>
@@ -1051,7 +1051,7 @@
             </w:tabs>
             <w:rPr/>
           </w:pPr>
-          <w:hyperlink w:anchor="__RefHeading___Toc2973_4180203016">
+          <w:hyperlink w:anchor="__RefHeading___Toc4772_2900764642">
             <w:r>
               <w:rPr>
                 <w:webHidden/>
@@ -1073,7 +1073,7 @@
             </w:tabs>
             <w:rPr/>
           </w:pPr>
-          <w:hyperlink w:anchor="__RefHeading___Toc2975_4180203016">
+          <w:hyperlink w:anchor="__RefHeading___Toc4774_2900764642">
             <w:r>
               <w:rPr>
                 <w:webHidden/>
@@ -1095,7 +1095,7 @@
             </w:tabs>
             <w:rPr/>
           </w:pPr>
-          <w:hyperlink w:anchor="__RefHeading___Toc2977_4180203016">
+          <w:hyperlink w:anchor="__RefHeading___Toc4776_2900764642">
             <w:r>
               <w:rPr>
                 <w:webHidden/>
@@ -1117,7 +1117,7 @@
             </w:tabs>
             <w:rPr/>
           </w:pPr>
-          <w:hyperlink w:anchor="__RefHeading___Toc2979_4180203016">
+          <w:hyperlink w:anchor="__RefHeading___Toc4778_2900764642">
             <w:r>
               <w:rPr>
                 <w:webHidden/>
@@ -1139,7 +1139,7 @@
             </w:tabs>
             <w:rPr/>
           </w:pPr>
-          <w:hyperlink w:anchor="__RefHeading___Toc2981_4180203016">
+          <w:hyperlink w:anchor="__RefHeading___Toc4780_2900764642">
             <w:r>
               <w:rPr>
                 <w:webHidden/>
@@ -1161,7 +1161,7 @@
             </w:tabs>
             <w:rPr/>
           </w:pPr>
-          <w:hyperlink w:anchor="__RefHeading___Toc2983_4180203016">
+          <w:hyperlink w:anchor="__RefHeading___Toc4782_2900764642">
             <w:r>
               <w:rPr>
                 <w:webHidden/>
@@ -1183,7 +1183,7 @@
             </w:tabs>
             <w:rPr/>
           </w:pPr>
-          <w:hyperlink w:anchor="__RefHeading___Toc2985_4180203016">
+          <w:hyperlink w:anchor="__RefHeading___Toc4784_2900764642">
             <w:r>
               <w:rPr>
                 <w:webHidden/>
@@ -1205,7 +1205,7 @@
             </w:tabs>
             <w:rPr/>
           </w:pPr>
-          <w:hyperlink w:anchor="__RefHeading___Toc2987_4180203016">
+          <w:hyperlink w:anchor="__RefHeading___Toc4786_2900764642">
             <w:r>
               <w:rPr>
                 <w:webHidden/>
@@ -1227,7 +1227,7 @@
             </w:tabs>
             <w:rPr/>
           </w:pPr>
-          <w:hyperlink w:anchor="__RefHeading___Toc2989_4180203016">
+          <w:hyperlink w:anchor="__RefHeading___Toc4788_2900764642">
             <w:r>
               <w:rPr>
                 <w:webHidden/>
@@ -1249,7 +1249,7 @@
             </w:tabs>
             <w:rPr/>
           </w:pPr>
-          <w:hyperlink w:anchor="__RefHeading___Toc2991_4180203016">
+          <w:hyperlink w:anchor="__RefHeading___Toc4790_2900764642">
             <w:r>
               <w:rPr>
                 <w:webHidden/>
@@ -1271,7 +1271,7 @@
             </w:tabs>
             <w:rPr/>
           </w:pPr>
-          <w:hyperlink w:anchor="__RefHeading___Toc2993_4180203016">
+          <w:hyperlink w:anchor="__RefHeading___Toc4792_2900764642">
             <w:r>
               <w:rPr>
                 <w:webHidden/>
@@ -1293,7 +1293,7 @@
             </w:tabs>
             <w:rPr/>
           </w:pPr>
-          <w:hyperlink w:anchor="__RefHeading___Toc2995_4180203016">
+          <w:hyperlink w:anchor="__RefHeading___Toc4794_2900764642">
             <w:r>
               <w:rPr>
                 <w:webHidden/>
@@ -1315,7 +1315,7 @@
             </w:tabs>
             <w:rPr/>
           </w:pPr>
-          <w:hyperlink w:anchor="__RefHeading___Toc2997_4180203016">
+          <w:hyperlink w:anchor="__RefHeading___Toc4796_2900764642">
             <w:r>
               <w:rPr>
                 <w:webHidden/>
@@ -1363,7 +1363,7 @@
       <w:r>
         <w:br w:type="page"/>
       </w:r>
-      <w:bookmarkStart w:id="0" w:name="__RefHeading___Toc2951_4180203016"/>
+      <w:bookmarkStart w:id="0" w:name="__RefHeading___Toc4750_2900764642"/>
       <w:bookmarkStart w:id="1" w:name="_Toc48319687"/>
       <w:bookmarkStart w:id="2" w:name="_Toc11824118"/>
       <w:bookmarkEnd w:id="0"/>
@@ -2006,7 +2006,7 @@
           <w:spacing w:val="0"/>
         </w:rPr>
       </w:pPr>
-      <w:bookmarkStart w:id="4" w:name="__RefHeading___Toc2953_4180203016"/>
+      <w:bookmarkStart w:id="4" w:name="__RefHeading___Toc4752_2900764642"/>
       <w:bookmarkStart w:id="5" w:name="_Toc233203388"/>
       <w:bookmarkEnd w:id="4"/>
       <w:r>
@@ -4812,7 +4812,7 @@
         <w:pageBreakBefore w:val="false"/>
         <w:rPr/>
       </w:pPr>
-      <w:bookmarkStart w:id="6" w:name="__RefHeading___Toc2955_4180203016"/>
+      <w:bookmarkStart w:id="6" w:name="__RefHeading___Toc4754_2900764642"/>
       <w:bookmarkEnd w:id="6"/>
       <w:r>
         <w:rPr>
@@ -4829,7 +4829,7 @@
         <w:pStyle w:val="Heading2"/>
         <w:rPr/>
       </w:pPr>
-      <w:bookmarkStart w:id="7" w:name="__RefHeading___Toc2957_4180203016"/>
+      <w:bookmarkStart w:id="7" w:name="__RefHeading___Toc4756_2900764642"/>
       <w:bookmarkEnd w:id="7"/>
       <w:r>
         <w:rPr>
@@ -5465,7 +5465,7 @@
         <w:pStyle w:val="Heading2"/>
         <w:rPr/>
       </w:pPr>
-      <w:bookmarkStart w:id="8" w:name="__RefHeading___Toc2959_4180203016"/>
+      <w:bookmarkStart w:id="8" w:name="__RefHeading___Toc4758_2900764642"/>
       <w:bookmarkEnd w:id="8"/>
       <w:r>
         <w:rPr>
@@ -6368,7 +6368,7 @@
         <w:pStyle w:val="Heading1"/>
         <w:rPr/>
       </w:pPr>
-      <w:bookmarkStart w:id="9" w:name="__RefHeading___Toc2961_4180203016"/>
+      <w:bookmarkStart w:id="9" w:name="__RefHeading___Toc4760_2900764642"/>
       <w:bookmarkEnd w:id="9"/>
       <w:r>
         <w:rPr>
@@ -6385,7 +6385,7 @@
         <w:pStyle w:val="Heading2"/>
         <w:rPr/>
       </w:pPr>
-      <w:bookmarkStart w:id="10" w:name="__RefHeading___Toc2963_4180203016"/>
+      <w:bookmarkStart w:id="10" w:name="__RefHeading___Toc4762_2900764642"/>
       <w:bookmarkEnd w:id="10"/>
       <w:r>
         <w:rPr>
@@ -6999,7 +6999,7 @@
         <w:pStyle w:val="Heading2"/>
         <w:rPr/>
       </w:pPr>
-      <w:bookmarkStart w:id="11" w:name="__RefHeading___Toc2965_4180203016"/>
+      <w:bookmarkStart w:id="11" w:name="__RefHeading___Toc4764_2900764642"/>
       <w:bookmarkEnd w:id="11"/>
       <w:r>
         <w:rPr>
@@ -7514,7 +7514,7 @@
         <w:pStyle w:val="Heading2"/>
         <w:rPr/>
       </w:pPr>
-      <w:bookmarkStart w:id="12" w:name="__RefHeading___Toc2967_4180203016"/>
+      <w:bookmarkStart w:id="12" w:name="__RefHeading___Toc4766_2900764642"/>
       <w:bookmarkEnd w:id="12"/>
       <w:r>
         <w:rPr>
@@ -8568,7 +8568,7 @@
         <w:pStyle w:val="Heading2"/>
         <w:rPr/>
       </w:pPr>
-      <w:bookmarkStart w:id="13" w:name="__RefHeading___Toc2969_4180203016"/>
+      <w:bookmarkStart w:id="13" w:name="__RefHeading___Toc4768_2900764642"/>
       <w:bookmarkEnd w:id="13"/>
       <w:r>
         <w:rPr>
@@ -9314,7 +9314,7 @@
         <w:pStyle w:val="Heading2"/>
         <w:rPr/>
       </w:pPr>
-      <w:bookmarkStart w:id="14" w:name="__RefHeading___Toc2971_4180203016"/>
+      <w:bookmarkStart w:id="14" w:name="__RefHeading___Toc4770_2900764642"/>
       <w:bookmarkEnd w:id="14"/>
       <w:r>
         <w:rPr>
@@ -9500,7 +9500,7 @@
                 <w:szCs w:val="24"/>
                 <w:lang w:val="en-US" w:eastAsia="ja-JP" w:bidi="ar-SA"/>
               </w:rPr>
-              <w:t>DST 12.5% of net premium (or per PHP 4.00 unit, rounded up), VAT 12% for products under the VAT regime, LGT by the client's city or municipality (0.75% delivered default), FST 2% on fire lines; set in Master &gt; Finance &gt; Premium Taxes &amp; LGU Rates</w:t>
+              <w:t>DST of PHP 0.50 on each PHP 4.00 of premium, a fraction counting as a whole unit (12.5%), VAT 12% for products under the VAT regime, LGT by the client's city or municipality (0.75% delivered default), FST 2% on fire lines; set in Master &gt; Finance &gt; Premium Taxes &amp; LGU Rates</w:t>
             </w:r>
           </w:p>
         </w:tc>
@@ -10063,7 +10063,7 @@
         <w:pStyle w:val="Heading1"/>
         <w:rPr/>
       </w:pPr>
-      <w:bookmarkStart w:id="15" w:name="__RefHeading___Toc2973_4180203016"/>
+      <w:bookmarkStart w:id="15" w:name="__RefHeading___Toc4772_2900764642"/>
       <w:bookmarkEnd w:id="15"/>
       <w:r>
         <w:rPr>
@@ -10080,7 +10080,7 @@
         <w:pStyle w:val="Heading2"/>
         <w:rPr/>
       </w:pPr>
-      <w:bookmarkStart w:id="16" w:name="__RefHeading___Toc2975_4180203016"/>
+      <w:bookmarkStart w:id="16" w:name="__RefHeading___Toc4774_2900764642"/>
       <w:bookmarkEnd w:id="16"/>
       <w:r>
         <w:rPr>
@@ -11849,7 +11849,7 @@
         <w:pStyle w:val="Heading2"/>
         <w:rPr/>
       </w:pPr>
-      <w:bookmarkStart w:id="17" w:name="__RefHeading___Toc2977_4180203016"/>
+      <w:bookmarkStart w:id="17" w:name="__RefHeading___Toc4776_2900764642"/>
       <w:bookmarkEnd w:id="17"/>
       <w:r>
         <w:rPr>
@@ -13615,7 +13615,7 @@
         <w:pStyle w:val="Heading2"/>
         <w:rPr/>
       </w:pPr>
-      <w:bookmarkStart w:id="18" w:name="__RefHeading___Toc2979_4180203016"/>
+      <w:bookmarkStart w:id="18" w:name="__RefHeading___Toc4778_2900764642"/>
       <w:bookmarkEnd w:id="18"/>
       <w:r>
         <w:rPr>
@@ -13765,7 +13765,7 @@
         <w:pStyle w:val="Heading1"/>
         <w:rPr/>
       </w:pPr>
-      <w:bookmarkStart w:id="19" w:name="__RefHeading___Toc2981_4180203016"/>
+      <w:bookmarkStart w:id="19" w:name="__RefHeading___Toc4780_2900764642"/>
       <w:bookmarkEnd w:id="19"/>
       <w:r>
         <w:rPr>
@@ -13782,7 +13782,7 @@
         <w:pStyle w:val="Heading2"/>
         <w:rPr/>
       </w:pPr>
-      <w:bookmarkStart w:id="20" w:name="__RefHeading___Toc2983_4180203016"/>
+      <w:bookmarkStart w:id="20" w:name="__RefHeading___Toc4782_2900764642"/>
       <w:bookmarkEnd w:id="20"/>
       <w:r>
         <w:rPr>
@@ -14492,7 +14492,7 @@
         <w:pStyle w:val="Heading2"/>
         <w:rPr/>
       </w:pPr>
-      <w:bookmarkStart w:id="21" w:name="__RefHeading___Toc2985_4180203016"/>
+      <w:bookmarkStart w:id="21" w:name="__RefHeading___Toc4784_2900764642"/>
       <w:bookmarkEnd w:id="21"/>
       <w:r>
         <w:rPr>
@@ -14604,7 +14604,7 @@
         <w:pStyle w:val="Heading2"/>
         <w:rPr/>
       </w:pPr>
-      <w:bookmarkStart w:id="22" w:name="__RefHeading___Toc2987_4180203016"/>
+      <w:bookmarkStart w:id="22" w:name="__RefHeading___Toc4786_2900764642"/>
       <w:bookmarkEnd w:id="22"/>
       <w:r>
         <w:rPr>
@@ -14681,7 +14681,7 @@
         <w:pStyle w:val="Heading1"/>
         <w:rPr/>
       </w:pPr>
-      <w:bookmarkStart w:id="23" w:name="__RefHeading___Toc2989_4180203016"/>
+      <w:bookmarkStart w:id="23" w:name="__RefHeading___Toc4788_2900764642"/>
       <w:bookmarkEnd w:id="23"/>
       <w:r>
         <w:rPr>
@@ -14724,7 +14724,7 @@
         <w:pStyle w:val="Heading2"/>
         <w:rPr/>
       </w:pPr>
-      <w:bookmarkStart w:id="24" w:name="__RefHeading___Toc2991_4180203016"/>
+      <w:bookmarkStart w:id="24" w:name="__RefHeading___Toc4790_2900764642"/>
       <w:bookmarkEnd w:id="24"/>
       <w:r>
         <w:rPr>
@@ -15470,7 +15470,7 @@
         <w:pStyle w:val="Heading2"/>
         <w:rPr/>
       </w:pPr>
-      <w:bookmarkStart w:id="25" w:name="__RefHeading___Toc2993_4180203016"/>
+      <w:bookmarkStart w:id="25" w:name="__RefHeading___Toc4792_2900764642"/>
       <w:bookmarkEnd w:id="25"/>
       <w:r>
         <w:rPr>
@@ -16139,7 +16139,7 @@
         <w:pStyle w:val="Heading2"/>
         <w:rPr/>
       </w:pPr>
-      <w:bookmarkStart w:id="26" w:name="__RefHeading___Toc2995_4180203016"/>
+      <w:bookmarkStart w:id="26" w:name="__RefHeading___Toc4794_2900764642"/>
       <w:bookmarkEnd w:id="26"/>
       <w:r>
         <w:rPr>
@@ -16840,7 +16840,7 @@
           <w:spacing w:val="0"/>
         </w:rPr>
       </w:pPr>
-      <w:bookmarkStart w:id="27" w:name="__RefHeading___Toc2997_4180203016"/>
+      <w:bookmarkStart w:id="27" w:name="__RefHeading___Toc4796_2900764642"/>
       <w:bookmarkStart w:id="28" w:name="_Toc233203395"/>
       <w:bookmarkEnd w:id="27"/>
       <w:r>

--- a/docs/package/out/BrokerVerse_Release_Notes_and_Roadmap.docx
+++ b/docs/package/out/BrokerVerse_Release_Notes_and_Roadmap.docx
@@ -789,7 +789,7 @@
             </w:rPr>
             <w:fldChar w:fldCharType="separate"/>
           </w:r>
-          <w:hyperlink w:anchor="__RefHeading___Toc4750_2900764642">
+          <w:hyperlink w:anchor="__RefHeading___Toc84443_4195859891">
             <w:r>
               <w:rPr>
                 <w:webHidden/>
@@ -824,7 +824,7 @@
             </w:tabs>
             <w:rPr/>
           </w:pPr>
-          <w:hyperlink w:anchor="__RefHeading___Toc4752_2900764642">
+          <w:hyperlink w:anchor="__RefHeading___Toc84445_4195859891">
             <w:r>
               <w:rPr>
                 <w:webHidden/>
@@ -853,7 +853,7 @@
             </w:tabs>
             <w:rPr/>
           </w:pPr>
-          <w:hyperlink w:anchor="__RefHeading___Toc4754_2900764642">
+          <w:hyperlink w:anchor="__RefHeading___Toc84447_4195859891">
             <w:r>
               <w:rPr>
                 <w:webHidden/>
@@ -875,7 +875,7 @@
             </w:tabs>
             <w:rPr/>
           </w:pPr>
-          <w:hyperlink w:anchor="__RefHeading___Toc4756_2900764642">
+          <w:hyperlink w:anchor="__RefHeading___Toc84449_4195859891">
             <w:r>
               <w:rPr>
                 <w:webHidden/>
@@ -897,7 +897,7 @@
             </w:tabs>
             <w:rPr/>
           </w:pPr>
-          <w:hyperlink w:anchor="__RefHeading___Toc4758_2900764642">
+          <w:hyperlink w:anchor="__RefHeading___Toc84451_4195859891">
             <w:r>
               <w:rPr>
                 <w:webHidden/>
@@ -919,7 +919,7 @@
             </w:tabs>
             <w:rPr/>
           </w:pPr>
-          <w:hyperlink w:anchor="__RefHeading___Toc4760_2900764642">
+          <w:hyperlink w:anchor="__RefHeading___Toc84453_4195859891">
             <w:r>
               <w:rPr>
                 <w:webHidden/>
@@ -941,7 +941,7 @@
             </w:tabs>
             <w:rPr/>
           </w:pPr>
-          <w:hyperlink w:anchor="__RefHeading___Toc4762_2900764642">
+          <w:hyperlink w:anchor="__RefHeading___Toc84455_4195859891">
             <w:r>
               <w:rPr>
                 <w:webHidden/>
@@ -963,7 +963,7 @@
             </w:tabs>
             <w:rPr/>
           </w:pPr>
-          <w:hyperlink w:anchor="__RefHeading___Toc4764_2900764642">
+          <w:hyperlink w:anchor="__RefHeading___Toc84457_4195859891">
             <w:r>
               <w:rPr>
                 <w:webHidden/>
@@ -985,7 +985,7 @@
             </w:tabs>
             <w:rPr/>
           </w:pPr>
-          <w:hyperlink w:anchor="__RefHeading___Toc4766_2900764642">
+          <w:hyperlink w:anchor="__RefHeading___Toc84459_4195859891">
             <w:r>
               <w:rPr>
                 <w:webHidden/>
@@ -1007,7 +1007,7 @@
             </w:tabs>
             <w:rPr/>
           </w:pPr>
-          <w:hyperlink w:anchor="__RefHeading___Toc4768_2900764642">
+          <w:hyperlink w:anchor="__RefHeading___Toc84461_4195859891">
             <w:r>
               <w:rPr>
                 <w:webHidden/>
@@ -1029,7 +1029,7 @@
             </w:tabs>
             <w:rPr/>
           </w:pPr>
-          <w:hyperlink w:anchor="__RefHeading___Toc4770_2900764642">
+          <w:hyperlink w:anchor="__RefHeading___Toc84463_4195859891">
             <w:r>
               <w:rPr>
                 <w:webHidden/>
@@ -1038,6 +1038,28 @@
               <w:t>4.5 Philippine rules built in</w:t>
               <w:tab/>
               <w:t>7</w:t>
+            </w:r>
+          </w:hyperlink>
+        </w:p>
+        <w:p>
+          <w:pPr>
+            <w:pStyle w:val="TOC2"/>
+            <w:tabs>
+              <w:tab w:val="clear" w:pos="900"/>
+              <w:tab w:val="clear" w:pos="9350"/>
+              <w:tab w:val="right" w:pos="9025" w:leader="dot"/>
+            </w:tabs>
+            <w:rPr/>
+          </w:pPr>
+          <w:hyperlink w:anchor="__RefHeading___Toc84465_4195859891">
+            <w:r>
+              <w:rPr>
+                <w:webHidden/>
+                <w:rStyle w:val="IndexLink"/>
+              </w:rPr>
+              <w:t>4.6 Changes after the release test</w:t>
+              <w:tab/>
+              <w:t>8</w:t>
             </w:r>
           </w:hyperlink>
         </w:p>
@@ -1051,7 +1073,7 @@
             </w:tabs>
             <w:rPr/>
           </w:pPr>
-          <w:hyperlink w:anchor="__RefHeading___Toc4772_2900764642">
+          <w:hyperlink w:anchor="__RefHeading___Toc84467_4195859891">
             <w:r>
               <w:rPr>
                 <w:webHidden/>
@@ -1059,7 +1081,7 @@
               </w:rPr>
               <w:t>5. Known limitations and open items</w:t>
               <w:tab/>
-              <w:t>9</w:t>
+              <w:t>10</w:t>
             </w:r>
           </w:hyperlink>
         </w:p>
@@ -1073,7 +1095,7 @@
             </w:tabs>
             <w:rPr/>
           </w:pPr>
-          <w:hyperlink w:anchor="__RefHeading___Toc4774_2900764642">
+          <w:hyperlink w:anchor="__RefHeading___Toc84469_4195859891">
             <w:r>
               <w:rPr>
                 <w:webHidden/>
@@ -1081,7 +1103,7 @@
               </w:rPr>
               <w:t>5.1 Open defects and observations from the release test</w:t>
               <w:tab/>
-              <w:t>9</w:t>
+              <w:t>10</w:t>
             </w:r>
           </w:hyperlink>
         </w:p>
@@ -1095,7 +1117,7 @@
             </w:tabs>
             <w:rPr/>
           </w:pPr>
-          <w:hyperlink w:anchor="__RefHeading___Toc4776_2900764642">
+          <w:hyperlink w:anchor="__RefHeading___Toc84471_4195859891">
             <w:r>
               <w:rPr>
                 <w:webHidden/>
@@ -1103,7 +1125,7 @@
               </w:rPr>
               <w:t>5.2 Limits of the OOTB scope</w:t>
               <w:tab/>
-              <w:t>9</w:t>
+              <w:t>10</w:t>
             </w:r>
           </w:hyperlink>
         </w:p>
@@ -1117,7 +1139,7 @@
             </w:tabs>
             <w:rPr/>
           </w:pPr>
-          <w:hyperlink w:anchor="__RefHeading___Toc4778_2900764642">
+          <w:hyperlink w:anchor="__RefHeading___Toc84473_4195859891">
             <w:r>
               <w:rPr>
                 <w:webHidden/>
@@ -1125,7 +1147,7 @@
               </w:rPr>
               <w:t>5.3 Before go-live at a broker</w:t>
               <w:tab/>
-              <w:t>10</w:t>
+              <w:t>11</w:t>
             </w:r>
           </w:hyperlink>
         </w:p>
@@ -1139,7 +1161,7 @@
             </w:tabs>
             <w:rPr/>
           </w:pPr>
-          <w:hyperlink w:anchor="__RefHeading___Toc4780_2900764642">
+          <w:hyperlink w:anchor="__RefHeading___Toc84475_4195859891">
             <w:r>
               <w:rPr>
                 <w:webHidden/>
@@ -1147,7 +1169,7 @@
               </w:rPr>
               <w:t>6. Upgrade and versioning policy</w:t>
               <w:tab/>
-              <w:t>11</w:t>
+              <w:t>12</w:t>
             </w:r>
           </w:hyperlink>
         </w:p>
@@ -1161,7 +1183,7 @@
             </w:tabs>
             <w:rPr/>
           </w:pPr>
-          <w:hyperlink w:anchor="__RefHeading___Toc4782_2900764642">
+          <w:hyperlink w:anchor="__RefHeading___Toc84477_4195859891">
             <w:r>
               <w:rPr>
                 <w:webHidden/>
@@ -1169,7 +1191,7 @@
               </w:rPr>
               <w:t>6.1 Version numbers</w:t>
               <w:tab/>
-              <w:t>11</w:t>
+              <w:t>12</w:t>
             </w:r>
           </w:hyperlink>
         </w:p>
@@ -1183,7 +1205,7 @@
             </w:tabs>
             <w:rPr/>
           </w:pPr>
-          <w:hyperlink w:anchor="__RefHeading___Toc4784_2900764642">
+          <w:hyperlink w:anchor="__RefHeading___Toc84479_4195859891">
             <w:r>
               <w:rPr>
                 <w:webHidden/>
@@ -1191,7 +1213,7 @@
               </w:rPr>
               <w:t>6.2 Rules for every release</w:t>
               <w:tab/>
-              <w:t>11</w:t>
+              <w:t>12</w:t>
             </w:r>
           </w:hyperlink>
         </w:p>
@@ -1205,7 +1227,7 @@
             </w:tabs>
             <w:rPr/>
           </w:pPr>
-          <w:hyperlink w:anchor="__RefHeading___Toc4786_2900764642">
+          <w:hyperlink w:anchor="__RefHeading___Toc84481_4195859891">
             <w:r>
               <w:rPr>
                 <w:webHidden/>
@@ -1213,7 +1235,7 @@
               </w:rPr>
               <w:t>6.3 Entitlement and support of versions</w:t>
               <w:tab/>
-              <w:t>11</w:t>
+              <w:t>12</w:t>
             </w:r>
           </w:hyperlink>
         </w:p>
@@ -1227,7 +1249,7 @@
             </w:tabs>
             <w:rPr/>
           </w:pPr>
-          <w:hyperlink w:anchor="__RefHeading___Toc4788_2900764642">
+          <w:hyperlink w:anchor="__RefHeading___Toc84483_4195859891">
             <w:r>
               <w:rPr>
                 <w:webHidden/>
@@ -1235,7 +1257,7 @@
               </w:rPr>
               <w:t>7. Product roadmap</w:t>
               <w:tab/>
-              <w:t>12</w:t>
+              <w:t>13</w:t>
             </w:r>
           </w:hyperlink>
         </w:p>
@@ -1249,7 +1271,7 @@
             </w:tabs>
             <w:rPr/>
           </w:pPr>
-          <w:hyperlink w:anchor="__RefHeading___Toc4790_2900764642">
+          <w:hyperlink w:anchor="__RefHeading___Toc84485_4195859891">
             <w:r>
               <w:rPr>
                 <w:webHidden/>
@@ -1257,7 +1279,7 @@
               </w:rPr>
               <w:t>7.1 Near term: next patch and minor release (indicative: within 3 months)</w:t>
               <w:tab/>
-              <w:t>12</w:t>
+              <w:t>13</w:t>
             </w:r>
           </w:hyperlink>
         </w:p>
@@ -1271,7 +1293,7 @@
             </w:tabs>
             <w:rPr/>
           </w:pPr>
-          <w:hyperlink w:anchor="__RefHeading___Toc4792_2900764642">
+          <w:hyperlink w:anchor="__RefHeading___Toc84487_4195859891">
             <w:r>
               <w:rPr>
                 <w:webHidden/>
@@ -1279,7 +1301,7 @@
               </w:rPr>
               <w:t>7.2 Mid term (indicative: 3 to 9 months)</w:t>
               <w:tab/>
-              <w:t>12</w:t>
+              <w:t>13</w:t>
             </w:r>
           </w:hyperlink>
         </w:p>
@@ -1293,7 +1315,7 @@
             </w:tabs>
             <w:rPr/>
           </w:pPr>
-          <w:hyperlink w:anchor="__RefHeading___Toc4794_2900764642">
+          <w:hyperlink w:anchor="__RefHeading___Toc84489_4195859891">
             <w:r>
               <w:rPr>
                 <w:webHidden/>
@@ -1301,7 +1323,7 @@
               </w:rPr>
               <w:t>7.3 Later (indicative: beyond 9 months)</w:t>
               <w:tab/>
-              <w:t>12</w:t>
+              <w:t>13</w:t>
             </w:r>
           </w:hyperlink>
         </w:p>
@@ -1315,7 +1337,7 @@
             </w:tabs>
             <w:rPr/>
           </w:pPr>
-          <w:hyperlink w:anchor="__RefHeading___Toc4796_2900764642">
+          <w:hyperlink w:anchor="__RefHeading___Toc84491_4195859891">
             <w:r>
               <w:rPr>
                 <w:webHidden/>
@@ -1330,7 +1352,7 @@
                 <w:rStyle w:val="IndexLink"/>
               </w:rPr>
               <w:tab/>
-              <w:t>14</w:t>
+              <w:t>15</w:t>
             </w:r>
           </w:hyperlink>
           <w:r>
@@ -1363,7 +1385,7 @@
       <w:r>
         <w:br w:type="page"/>
       </w:r>
-      <w:bookmarkStart w:id="0" w:name="__RefHeading___Toc4750_2900764642"/>
+      <w:bookmarkStart w:id="0" w:name="__RefHeading___Toc84443_4195859891"/>
       <w:bookmarkStart w:id="1" w:name="_Toc48319687"/>
       <w:bookmarkStart w:id="2" w:name="_Toc11824118"/>
       <w:bookmarkEnd w:id="0"/>
@@ -2006,7 +2028,7 @@
           <w:spacing w:val="0"/>
         </w:rPr>
       </w:pPr>
-      <w:bookmarkStart w:id="4" w:name="__RefHeading___Toc4752_2900764642"/>
+      <w:bookmarkStart w:id="4" w:name="__RefHeading___Toc84445_4195859891"/>
       <w:bookmarkStart w:id="5" w:name="_Toc233203388"/>
       <w:bookmarkEnd w:id="4"/>
       <w:r>
@@ -4812,7 +4834,7 @@
         <w:pageBreakBefore w:val="false"/>
         <w:rPr/>
       </w:pPr>
-      <w:bookmarkStart w:id="6" w:name="__RefHeading___Toc4754_2900764642"/>
+      <w:bookmarkStart w:id="6" w:name="__RefHeading___Toc84447_4195859891"/>
       <w:bookmarkEnd w:id="6"/>
       <w:r>
         <w:rPr>
@@ -4829,7 +4851,7 @@
         <w:pStyle w:val="Heading2"/>
         <w:rPr/>
       </w:pPr>
-      <w:bookmarkStart w:id="7" w:name="__RefHeading___Toc4756_2900764642"/>
+      <w:bookmarkStart w:id="7" w:name="__RefHeading___Toc84449_4195859891"/>
       <w:bookmarkEnd w:id="7"/>
       <w:r>
         <w:rPr>
@@ -5465,7 +5487,7 @@
         <w:pStyle w:val="Heading2"/>
         <w:rPr/>
       </w:pPr>
-      <w:bookmarkStart w:id="8" w:name="__RefHeading___Toc4758_2900764642"/>
+      <w:bookmarkStart w:id="8" w:name="__RefHeading___Toc84451_4195859891"/>
       <w:bookmarkEnd w:id="8"/>
       <w:r>
         <w:rPr>
@@ -5882,7 +5904,7 @@
                 <w:szCs w:val="24"/>
                 <w:lang w:val="en-US" w:eastAsia="ja-JP" w:bidi="ar-SA"/>
               </w:rPr>
-              <w:t>854, documented in OpenAPI, Postman and an Excel touchpoint list</w:t>
+              <w:t>868, documented in OpenAPI, Postman and an Excel touchpoint list</w:t>
             </w:r>
           </w:p>
         </w:tc>
@@ -5959,7 +5981,7 @@
                 <w:szCs w:val="24"/>
                 <w:lang w:val="en-US" w:eastAsia="ja-JP" w:bidi="ar-SA"/>
               </w:rPr>
-              <w:t>16, plus the overdue data subject request reminder (delivered switched off)</w:t>
+              <w:t>18, of which 7 are delivered switched off (including the remittance schedules and the overdue data subject request reminder)</w:t>
             </w:r>
           </w:p>
         </w:tc>
@@ -6036,7 +6058,7 @@
                 <w:szCs w:val="24"/>
                 <w:lang w:val="en-US" w:eastAsia="ja-JP" w:bidi="ar-SA"/>
               </w:rPr>
-              <w:t>52 in the release test, counters that only move forward</w:t>
+              <w:t>61, counters that only move forward</w:t>
             </w:r>
           </w:p>
         </w:tc>
@@ -6368,7 +6390,7 @@
         <w:pStyle w:val="Heading1"/>
         <w:rPr/>
       </w:pPr>
-      <w:bookmarkStart w:id="9" w:name="__RefHeading___Toc4760_2900764642"/>
+      <w:bookmarkStart w:id="9" w:name="__RefHeading___Toc84453_4195859891"/>
       <w:bookmarkEnd w:id="9"/>
       <w:r>
         <w:rPr>
@@ -6385,7 +6407,7 @@
         <w:pStyle w:val="Heading2"/>
         <w:rPr/>
       </w:pPr>
-      <w:bookmarkStart w:id="10" w:name="__RefHeading___Toc4762_2900764642"/>
+      <w:bookmarkStart w:id="10" w:name="__RefHeading___Toc84455_4195859891"/>
       <w:bookmarkEnd w:id="10"/>
       <w:r>
         <w:rPr>
@@ -6999,7 +7021,7 @@
         <w:pStyle w:val="Heading2"/>
         <w:rPr/>
       </w:pPr>
-      <w:bookmarkStart w:id="11" w:name="__RefHeading___Toc4764_2900764642"/>
+      <w:bookmarkStart w:id="11" w:name="__RefHeading___Toc84457_4195859891"/>
       <w:bookmarkEnd w:id="11"/>
       <w:r>
         <w:rPr>
@@ -7514,7 +7536,7 @@
         <w:pStyle w:val="Heading2"/>
         <w:rPr/>
       </w:pPr>
-      <w:bookmarkStart w:id="12" w:name="__RefHeading___Toc4766_2900764642"/>
+      <w:bookmarkStart w:id="12" w:name="__RefHeading___Toc84459_4195859891"/>
       <w:bookmarkEnd w:id="12"/>
       <w:r>
         <w:rPr>
@@ -7971,7 +7993,29 @@
                 <w:szCs w:val="24"/>
                 <w:lang w:val="en-US" w:eastAsia="ja-JP" w:bidi="ar-SA"/>
               </w:rPr>
-              <w:t>Remittance to insurers by share, with tracking, statements, settlement, approval workflow, exceptions, electronic transfer records, agency bill and direct bill processing</w:t>
+              <w:t xml:space="preserve">Remittance to insurers by share, with tracking, statements, settlement, approval within the Authority Matrix limits, schedules run by the </w:t>
+            </w:r>
+            <w:r>
+              <w:rPr>
+                <w:rFonts w:eastAsia="Consolas" w:cs="Consolas" w:ascii="Consolas" w:hAnsi="Consolas"/>
+                <w:color w:val="101820"/>
+                <w:kern w:val="0"/>
+                <w:sz w:val="16"/>
+                <w:szCs w:val="24"/>
+                <w:lang w:val="en-US" w:eastAsia="ja-JP" w:bidi="ar-SA"/>
+              </w:rPr>
+              <w:t>remittance-schedules</w:t>
+            </w:r>
+            <w:r>
+              <w:rPr>
+                <w:rFonts w:eastAsia="Segoe UI" w:cs="Segoe UI" w:ascii="Segoe UI" w:hAnsi="Segoe UI"/>
+                <w:color w:val="101820"/>
+                <w:kern w:val="0"/>
+                <w:sz w:val="18"/>
+                <w:szCs w:val="24"/>
+                <w:lang w:val="en-US" w:eastAsia="ja-JP" w:bidi="ar-SA"/>
+              </w:rPr>
+              <w:t xml:space="preserve"> job, exceptions, electronic transfer records, agency bill and direct bill processing</w:t>
             </w:r>
           </w:p>
         </w:tc>
@@ -8568,7 +8612,7 @@
         <w:pStyle w:val="Heading2"/>
         <w:rPr/>
       </w:pPr>
-      <w:bookmarkStart w:id="13" w:name="__RefHeading___Toc4768_2900764642"/>
+      <w:bookmarkStart w:id="13" w:name="__RefHeading___Toc84461_4195859891"/>
       <w:bookmarkEnd w:id="13"/>
       <w:r>
         <w:rPr>
@@ -8717,7 +8761,7 @@
                 <w:szCs w:val="24"/>
                 <w:lang w:val="en-US" w:eastAsia="ja-JP" w:bidi="ar-SA"/>
               </w:rPr>
-              <w:t>Product Configurator: product templates, coverage builder, rating engine, acceptance rules, document manager, approval workflows, market and risk mapping</w:t>
+              <w:t>Product Configurator: product templates, coverage builder, rating engine, acceptance rules, document manager, market and risk mapping</w:t>
             </w:r>
           </w:p>
         </w:tc>
@@ -8794,7 +8838,7 @@
                 <w:szCs w:val="24"/>
                 <w:lang w:val="en-US" w:eastAsia="ja-JP" w:bidi="ar-SA"/>
               </w:rPr>
-              <w:t>Masters for organisation, insurers, lines of business, products, covers, vehicles, locations, employees, finance</w:t>
+              <w:t>Masters for organisation, insurers, lines of business, products, covers, vehicles, locations, designations and hierarchy, finance</w:t>
             </w:r>
           </w:p>
         </w:tc>
@@ -9140,6 +9184,105 @@
                 <w:lang w:val="en-US" w:eastAsia="ja-JP" w:bidi="ar-SA"/>
               </w:rPr>
               <w:t>Master &gt; Data Privacy</w:t>
+            </w:r>
+          </w:p>
+        </w:tc>
+      </w:tr>
+      <w:tr>
+        <w:trPr/>
+        <w:tc>
+          <w:tcPr>
+            <w:tcW w:w="5212" w:type="dxa"/>
+            <w:tcBorders>
+              <w:top w:val="single" w:sz="4" w:space="0" w:color="BFC7D1"/>
+              <w:left w:val="single" w:sz="4" w:space="0" w:color="BFC7D1"/>
+              <w:bottom w:val="single" w:sz="4" w:space="0" w:color="BFC7D1"/>
+              <w:right w:val="single" w:sz="4" w:space="0" w:color="BFC7D1"/>
+            </w:tcBorders>
+          </w:tcPr>
+          <w:p>
+            <w:pPr>
+              <w:pStyle w:val="Normal"/>
+              <w:widowControl/>
+              <w:spacing w:lineRule="auto" w:line="240" w:before="0" w:after="20"/>
+              <w:jc w:val="left"/>
+              <w:rPr>
+                <w:rFonts w:ascii="Aptos" w:hAnsi="Aptos" w:eastAsia="ＭＳ 明朝" w:cs="Arial"/>
+                <w:kern w:val="0"/>
+                <w:sz w:val="24"/>
+                <w:szCs w:val="24"/>
+                <w:lang w:val="en-US" w:eastAsia="ja-JP" w:bidi="ar-SA"/>
+              </w:rPr>
+            </w:pPr>
+            <w:r>
+              <w:rPr>
+                <w:rFonts w:eastAsia="Segoe UI" w:cs="Segoe UI" w:ascii="Segoe UI" w:hAnsi="Segoe UI"/>
+                <w:color w:val="101820"/>
+                <w:kern w:val="0"/>
+                <w:sz w:val="18"/>
+                <w:szCs w:val="24"/>
+                <w:lang w:val="en-US" w:eastAsia="ja-JP" w:bidi="ar-SA"/>
+              </w:rPr>
+              <w:t>Approval notifications in every maker-checker flow: the request to the approvers and the decision to the maker (</w:t>
+            </w:r>
+            <w:r>
+              <w:rPr>
+                <w:rFonts w:eastAsia="Consolas" w:cs="Consolas" w:ascii="Consolas" w:hAnsi="Consolas"/>
+                <w:color w:val="101820"/>
+                <w:kern w:val="0"/>
+                <w:sz w:val="16"/>
+                <w:szCs w:val="24"/>
+                <w:lang w:val="en-US" w:eastAsia="ja-JP" w:bidi="ar-SA"/>
+              </w:rPr>
+              <w:t>notification.approval_requests</w:t>
+            </w:r>
+            <w:r>
+              <w:rPr>
+                <w:rFonts w:eastAsia="Segoe UI" w:cs="Segoe UI" w:ascii="Segoe UI" w:hAnsi="Segoe UI"/>
+                <w:color w:val="101820"/>
+                <w:kern w:val="0"/>
+                <w:sz w:val="18"/>
+                <w:szCs w:val="24"/>
+                <w:lang w:val="en-US" w:eastAsia="ja-JP" w:bidi="ar-SA"/>
+              </w:rPr>
+              <w:t>)</w:t>
+            </w:r>
+          </w:p>
+        </w:tc>
+        <w:tc>
+          <w:tcPr>
+            <w:tcW w:w="3801" w:type="dxa"/>
+            <w:tcBorders>
+              <w:top w:val="single" w:sz="4" w:space="0" w:color="BFC7D1"/>
+              <w:left w:val="single" w:sz="4" w:space="0" w:color="BFC7D1"/>
+              <w:bottom w:val="single" w:sz="4" w:space="0" w:color="BFC7D1"/>
+              <w:right w:val="single" w:sz="4" w:space="0" w:color="BFC7D1"/>
+            </w:tcBorders>
+          </w:tcPr>
+          <w:p>
+            <w:pPr>
+              <w:pStyle w:val="Normal"/>
+              <w:widowControl/>
+              <w:spacing w:lineRule="auto" w:line="240" w:before="0" w:after="20"/>
+              <w:jc w:val="left"/>
+              <w:rPr>
+                <w:rFonts w:ascii="Aptos" w:hAnsi="Aptos" w:eastAsia="ＭＳ 明朝" w:cs="Arial"/>
+                <w:kern w:val="0"/>
+                <w:sz w:val="24"/>
+                <w:szCs w:val="24"/>
+                <w:lang w:val="en-US" w:eastAsia="ja-JP" w:bidi="ar-SA"/>
+              </w:rPr>
+            </w:pPr>
+            <w:r>
+              <w:rPr>
+                <w:rFonts w:eastAsia="Segoe UI" w:cs="Segoe UI" w:ascii="Segoe UI" w:hAnsi="Segoe UI"/>
+                <w:color w:val="101820"/>
+                <w:kern w:val="0"/>
+                <w:sz w:val="18"/>
+                <w:szCs w:val="24"/>
+                <w:lang w:val="en-US" w:eastAsia="ja-JP" w:bidi="ar-SA"/>
+              </w:rPr>
+              <w:t>Notifications (bell)</w:t>
             </w:r>
           </w:p>
         </w:tc>
@@ -9314,7 +9457,7 @@
         <w:pStyle w:val="Heading2"/>
         <w:rPr/>
       </w:pPr>
-      <w:bookmarkStart w:id="14" w:name="__RefHeading___Toc4770_2900764642"/>
+      <w:bookmarkStart w:id="14" w:name="__RefHeading___Toc84463_4195859891"/>
       <w:bookmarkEnd w:id="14"/>
       <w:r>
         <w:rPr>
@@ -9500,7 +9643,7 @@
                 <w:szCs w:val="24"/>
                 <w:lang w:val="en-US" w:eastAsia="ja-JP" w:bidi="ar-SA"/>
               </w:rPr>
-              <w:t>DST of PHP 0.50 on each PHP 4.00 of premium, a fraction counting as a whole unit (12.5%), VAT 12% for products under the VAT regime, LGT by the client's city or municipality (0.75% delivered default), FST 2% on fire lines; set in Master &gt; Finance &gt; Premium Taxes &amp; LGU Rates</w:t>
+              <w:t>DST of PHP 0.50 on each PHP 4.00 of premium, a fraction counting as a whole unit (NIRC section 184), VAT 12% for products under the VAT regime, LGT by the client's city or municipality (0.75% delivered default), FST 2% on fire lines; set in Master &gt; Finance &gt; Premium Taxes &amp; LGU Rates</w:t>
             </w:r>
           </w:p>
         </w:tc>
@@ -10040,6 +10183,811 @@
                 <w:lang w:val="en-US" w:eastAsia="ja-JP" w:bidi="ar-SA"/>
               </w:rPr>
               <w:t>Consent per purpose with notice version; data subject requests due in 15 calendar days; anonymisation refused within 10 years of the last policy expiry</w:t>
+            </w:r>
+          </w:p>
+        </w:tc>
+      </w:tr>
+    </w:tbl>
+    <w:p>
+      <w:pPr>
+        <w:pStyle w:val="Normal"/>
+        <w:spacing w:before="0" w:after="80"/>
+        <w:rPr/>
+      </w:pPr>
+      <w:r>
+        <w:rPr/>
+      </w:r>
+    </w:p>
+    <w:p>
+      <w:pPr>
+        <w:pStyle w:val="Heading2"/>
+        <w:rPr/>
+      </w:pPr>
+      <w:bookmarkStart w:id="15" w:name="__RefHeading___Toc84465_4195859891"/>
+      <w:bookmarkEnd w:id="15"/>
+      <w:r>
+        <w:rPr>
+          <w:rFonts w:eastAsia="Segoe UI" w:cs="Segoe UI"/>
+          <w:b/>
+          <w:color w:val="0F4761"/>
+          <w:sz w:val="26"/>
+        </w:rPr>
+        <w:t>4.6  Changes after the release test</w:t>
+      </w:r>
+    </w:p>
+    <w:p>
+      <w:pPr>
+        <w:pStyle w:val="Normal"/>
+        <w:spacing w:lineRule="auto" w:line="276" w:before="0" w:after="120"/>
+        <w:rPr/>
+      </w:pPr>
+      <w:r>
+        <w:rPr>
+          <w:rFonts w:eastAsia="Segoe UI" w:cs="Segoe UI" w:ascii="Segoe UI" w:hAnsi="Segoe UI"/>
+          <w:color w:val="101820"/>
+          <w:sz w:val="21"/>
+        </w:rPr>
+        <w:t>These changes were made on the release branch after the release test of 03 and 04 October 2026. The cases they touch are re-run in the next manual cycle.</w:t>
+      </w:r>
+    </w:p>
+    <w:tbl>
+      <w:tblPr>
+        <w:tblStyle w:val="TableGrid"/>
+        <w:tblW w:w="9014" w:type="dxa"/>
+        <w:jc w:val="left"/>
+        <w:tblInd w:w="0" w:type="dxa"/>
+        <w:tblLayout w:type="fixed"/>
+        <w:tblCellMar>
+          <w:top w:w="0" w:type="dxa"/>
+          <w:left w:w="108" w:type="dxa"/>
+          <w:bottom w:w="0" w:type="dxa"/>
+          <w:right w:w="108" w:type="dxa"/>
+        </w:tblCellMar>
+        <w:tblLook w:val="04a0" w:noHBand="0" w:noVBand="1" w:firstColumn="1" w:lastRow="0" w:lastColumn="0" w:firstRow="1"/>
+      </w:tblPr>
+      <w:tblGrid>
+        <w:gridCol w:w="4507"/>
+        <w:gridCol w:w="4506"/>
+      </w:tblGrid>
+      <w:tr>
+        <w:trPr>
+          <w:tblHeader w:val="true"/>
+        </w:trPr>
+        <w:tc>
+          <w:tcPr>
+            <w:tcW w:w="4507" w:type="dxa"/>
+            <w:tcBorders>
+              <w:top w:val="single" w:sz="4" w:space="0" w:color="BFC7D1"/>
+              <w:left w:val="single" w:sz="4" w:space="0" w:color="BFC7D1"/>
+              <w:bottom w:val="single" w:sz="4" w:space="0" w:color="BFC7D1"/>
+              <w:right w:val="single" w:sz="4" w:space="0" w:color="BFC7D1"/>
+            </w:tcBorders>
+            <w:shd w:color="auto" w:fill="DCE9F7" w:val="clear"/>
+          </w:tcPr>
+          <w:p>
+            <w:pPr>
+              <w:pStyle w:val="Normal"/>
+              <w:widowControl/>
+              <w:spacing w:lineRule="auto" w:line="240" w:before="0" w:after="20"/>
+              <w:jc w:val="left"/>
+              <w:rPr>
+                <w:rFonts w:ascii="Aptos" w:hAnsi="Aptos" w:eastAsia="ＭＳ 明朝" w:cs="Arial"/>
+                <w:kern w:val="0"/>
+                <w:sz w:val="24"/>
+                <w:szCs w:val="24"/>
+                <w:lang w:val="en-US" w:eastAsia="ja-JP" w:bidi="ar-SA"/>
+              </w:rPr>
+            </w:pPr>
+            <w:r>
+              <w:rPr>
+                <w:rFonts w:eastAsia="Segoe UI" w:cs="Segoe UI" w:ascii="Segoe UI" w:hAnsi="Segoe UI"/>
+                <w:b/>
+                <w:color w:val="0F4761"/>
+                <w:kern w:val="0"/>
+                <w:sz w:val="18"/>
+                <w:szCs w:val="24"/>
+                <w:lang w:val="en-US" w:eastAsia="ja-JP" w:bidi="ar-SA"/>
+              </w:rPr>
+              <w:t>Change</w:t>
+            </w:r>
+          </w:p>
+        </w:tc>
+        <w:tc>
+          <w:tcPr>
+            <w:tcW w:w="4506" w:type="dxa"/>
+            <w:tcBorders>
+              <w:top w:val="single" w:sz="4" w:space="0" w:color="BFC7D1"/>
+              <w:left w:val="single" w:sz="4" w:space="0" w:color="BFC7D1"/>
+              <w:bottom w:val="single" w:sz="4" w:space="0" w:color="BFC7D1"/>
+              <w:right w:val="single" w:sz="4" w:space="0" w:color="BFC7D1"/>
+            </w:tcBorders>
+            <w:shd w:color="auto" w:fill="DCE9F7" w:val="clear"/>
+          </w:tcPr>
+          <w:p>
+            <w:pPr>
+              <w:pStyle w:val="Normal"/>
+              <w:widowControl/>
+              <w:spacing w:lineRule="auto" w:line="240" w:before="0" w:after="20"/>
+              <w:jc w:val="left"/>
+              <w:rPr>
+                <w:rFonts w:ascii="Aptos" w:hAnsi="Aptos" w:eastAsia="ＭＳ 明朝" w:cs="Arial"/>
+                <w:kern w:val="0"/>
+                <w:sz w:val="24"/>
+                <w:szCs w:val="24"/>
+                <w:lang w:val="en-US" w:eastAsia="ja-JP" w:bidi="ar-SA"/>
+              </w:rPr>
+            </w:pPr>
+            <w:r>
+              <w:rPr>
+                <w:rFonts w:eastAsia="Segoe UI" w:cs="Segoe UI" w:ascii="Segoe UI" w:hAnsi="Segoe UI"/>
+                <w:b/>
+                <w:color w:val="0F4761"/>
+                <w:kern w:val="0"/>
+                <w:sz w:val="18"/>
+                <w:szCs w:val="24"/>
+                <w:lang w:val="en-US" w:eastAsia="ja-JP" w:bidi="ar-SA"/>
+              </w:rPr>
+              <w:t>Effect for users</w:t>
+            </w:r>
+          </w:p>
+        </w:tc>
+      </w:tr>
+      <w:tr>
+        <w:trPr/>
+        <w:tc>
+          <w:tcPr>
+            <w:tcW w:w="4507" w:type="dxa"/>
+            <w:tcBorders>
+              <w:top w:val="single" w:sz="4" w:space="0" w:color="BFC7D1"/>
+              <w:left w:val="single" w:sz="4" w:space="0" w:color="BFC7D1"/>
+              <w:bottom w:val="single" w:sz="4" w:space="0" w:color="BFC7D1"/>
+              <w:right w:val="single" w:sz="4" w:space="0" w:color="BFC7D1"/>
+            </w:tcBorders>
+          </w:tcPr>
+          <w:p>
+            <w:pPr>
+              <w:pStyle w:val="Normal"/>
+              <w:widowControl/>
+              <w:spacing w:lineRule="auto" w:line="240" w:before="0" w:after="20"/>
+              <w:jc w:val="left"/>
+              <w:rPr>
+                <w:rFonts w:ascii="Aptos" w:hAnsi="Aptos" w:eastAsia="ＭＳ 明朝" w:cs="Arial"/>
+                <w:kern w:val="0"/>
+                <w:sz w:val="24"/>
+                <w:szCs w:val="24"/>
+                <w:lang w:val="en-US" w:eastAsia="ja-JP" w:bidi="ar-SA"/>
+              </w:rPr>
+            </w:pPr>
+            <w:r>
+              <w:rPr>
+                <w:rFonts w:eastAsia="Segoe UI" w:cs="Segoe UI" w:ascii="Segoe UI" w:hAnsi="Segoe UI"/>
+                <w:color w:val="101820"/>
+                <w:kern w:val="0"/>
+                <w:sz w:val="18"/>
+                <w:szCs w:val="24"/>
+                <w:lang w:val="en-US" w:eastAsia="ja-JP" w:bidi="ar-SA"/>
+              </w:rPr>
+              <w:t>Data privacy module (Master &gt; Data Privacy)</w:t>
+            </w:r>
+          </w:p>
+        </w:tc>
+        <w:tc>
+          <w:tcPr>
+            <w:tcW w:w="4506" w:type="dxa"/>
+            <w:tcBorders>
+              <w:top w:val="single" w:sz="4" w:space="0" w:color="BFC7D1"/>
+              <w:left w:val="single" w:sz="4" w:space="0" w:color="BFC7D1"/>
+              <w:bottom w:val="single" w:sz="4" w:space="0" w:color="BFC7D1"/>
+              <w:right w:val="single" w:sz="4" w:space="0" w:color="BFC7D1"/>
+            </w:tcBorders>
+          </w:tcPr>
+          <w:p>
+            <w:pPr>
+              <w:pStyle w:val="Normal"/>
+              <w:widowControl/>
+              <w:spacing w:lineRule="auto" w:line="240" w:before="0" w:after="20"/>
+              <w:jc w:val="left"/>
+              <w:rPr>
+                <w:rFonts w:ascii="Aptos" w:hAnsi="Aptos" w:eastAsia="ＭＳ 明朝" w:cs="Arial"/>
+                <w:kern w:val="0"/>
+                <w:sz w:val="24"/>
+                <w:szCs w:val="24"/>
+                <w:lang w:val="en-US" w:eastAsia="ja-JP" w:bidi="ar-SA"/>
+              </w:rPr>
+            </w:pPr>
+            <w:r>
+              <w:rPr>
+                <w:rFonts w:eastAsia="Segoe UI" w:cs="Segoe UI" w:ascii="Segoe UI" w:hAnsi="Segoe UI"/>
+                <w:color w:val="101820"/>
+                <w:kern w:val="0"/>
+                <w:sz w:val="18"/>
+                <w:szCs w:val="24"/>
+                <w:lang w:val="en-US" w:eastAsia="ja-JP" w:bidi="ar-SA"/>
+              </w:rPr>
+              <w:t>Consents, data subject requests, export and anonymisation in the system instead of outside it</w:t>
+            </w:r>
+          </w:p>
+        </w:tc>
+      </w:tr>
+      <w:tr>
+        <w:trPr/>
+        <w:tc>
+          <w:tcPr>
+            <w:tcW w:w="4507" w:type="dxa"/>
+            <w:tcBorders>
+              <w:top w:val="single" w:sz="4" w:space="0" w:color="BFC7D1"/>
+              <w:left w:val="single" w:sz="4" w:space="0" w:color="BFC7D1"/>
+              <w:bottom w:val="single" w:sz="4" w:space="0" w:color="BFC7D1"/>
+              <w:right w:val="single" w:sz="4" w:space="0" w:color="BFC7D1"/>
+            </w:tcBorders>
+          </w:tcPr>
+          <w:p>
+            <w:pPr>
+              <w:pStyle w:val="Normal"/>
+              <w:widowControl/>
+              <w:spacing w:lineRule="auto" w:line="240" w:before="0" w:after="20"/>
+              <w:jc w:val="left"/>
+              <w:rPr>
+                <w:rFonts w:ascii="Aptos" w:hAnsi="Aptos" w:eastAsia="ＭＳ 明朝" w:cs="Arial"/>
+                <w:kern w:val="0"/>
+                <w:sz w:val="24"/>
+                <w:szCs w:val="24"/>
+                <w:lang w:val="en-US" w:eastAsia="ja-JP" w:bidi="ar-SA"/>
+              </w:rPr>
+            </w:pPr>
+            <w:r>
+              <w:rPr>
+                <w:rFonts w:eastAsia="Segoe UI" w:cs="Segoe UI" w:ascii="Segoe UI" w:hAnsi="Segoe UI"/>
+                <w:color w:val="101820"/>
+                <w:kern w:val="0"/>
+                <w:sz w:val="18"/>
+                <w:szCs w:val="24"/>
+                <w:lang w:val="en-US" w:eastAsia="ja-JP" w:bidi="ar-SA"/>
+              </w:rPr>
+              <w:t>E-mail attachments</w:t>
+            </w:r>
+          </w:p>
+        </w:tc>
+        <w:tc>
+          <w:tcPr>
+            <w:tcW w:w="4506" w:type="dxa"/>
+            <w:tcBorders>
+              <w:top w:val="single" w:sz="4" w:space="0" w:color="BFC7D1"/>
+              <w:left w:val="single" w:sz="4" w:space="0" w:color="BFC7D1"/>
+              <w:bottom w:val="single" w:sz="4" w:space="0" w:color="BFC7D1"/>
+              <w:right w:val="single" w:sz="4" w:space="0" w:color="BFC7D1"/>
+            </w:tcBorders>
+          </w:tcPr>
+          <w:p>
+            <w:pPr>
+              <w:pStyle w:val="Normal"/>
+              <w:widowControl/>
+              <w:spacing w:lineRule="auto" w:line="240" w:before="0" w:after="20"/>
+              <w:jc w:val="left"/>
+              <w:rPr>
+                <w:rFonts w:ascii="Aptos" w:hAnsi="Aptos" w:eastAsia="ＭＳ 明朝" w:cs="Arial"/>
+                <w:kern w:val="0"/>
+                <w:sz w:val="24"/>
+                <w:szCs w:val="24"/>
+                <w:lang w:val="en-US" w:eastAsia="ja-JP" w:bidi="ar-SA"/>
+              </w:rPr>
+            </w:pPr>
+            <w:r>
+              <w:rPr>
+                <w:rFonts w:eastAsia="Segoe UI" w:cs="Segoe UI" w:ascii="Segoe UI" w:hAnsi="Segoe UI"/>
+                <w:color w:val="101820"/>
+                <w:kern w:val="0"/>
+                <w:sz w:val="18"/>
+                <w:szCs w:val="24"/>
+                <w:lang w:val="en-US" w:eastAsia="ja-JP" w:bidi="ar-SA"/>
+              </w:rPr>
+              <w:t>Official receipt, premium invoice, policy schedule and commission debit note e-mailed with the PDF attached; attachments listed in the E-mail Outbox</w:t>
+            </w:r>
+          </w:p>
+        </w:tc>
+      </w:tr>
+      <w:tr>
+        <w:trPr/>
+        <w:tc>
+          <w:tcPr>
+            <w:tcW w:w="4507" w:type="dxa"/>
+            <w:tcBorders>
+              <w:top w:val="single" w:sz="4" w:space="0" w:color="BFC7D1"/>
+              <w:left w:val="single" w:sz="4" w:space="0" w:color="BFC7D1"/>
+              <w:bottom w:val="single" w:sz="4" w:space="0" w:color="BFC7D1"/>
+              <w:right w:val="single" w:sz="4" w:space="0" w:color="BFC7D1"/>
+            </w:tcBorders>
+          </w:tcPr>
+          <w:p>
+            <w:pPr>
+              <w:pStyle w:val="Normal"/>
+              <w:widowControl/>
+              <w:spacing w:lineRule="auto" w:line="240" w:before="0" w:after="20"/>
+              <w:jc w:val="left"/>
+              <w:rPr>
+                <w:rFonts w:ascii="Aptos" w:hAnsi="Aptos" w:eastAsia="ＭＳ 明朝" w:cs="Arial"/>
+                <w:kern w:val="0"/>
+                <w:sz w:val="24"/>
+                <w:szCs w:val="24"/>
+                <w:lang w:val="en-US" w:eastAsia="ja-JP" w:bidi="ar-SA"/>
+              </w:rPr>
+            </w:pPr>
+            <w:r>
+              <w:rPr>
+                <w:rFonts w:eastAsia="Segoe UI" w:cs="Segoe UI" w:ascii="Segoe UI" w:hAnsi="Segoe UI"/>
+                <w:color w:val="101820"/>
+                <w:kern w:val="0"/>
+                <w:sz w:val="18"/>
+                <w:szCs w:val="24"/>
+                <w:lang w:val="en-US" w:eastAsia="ja-JP" w:bidi="ar-SA"/>
+              </w:rPr>
+              <w:t>Approval notifications</w:t>
+            </w:r>
+          </w:p>
+        </w:tc>
+        <w:tc>
+          <w:tcPr>
+            <w:tcW w:w="4506" w:type="dxa"/>
+            <w:tcBorders>
+              <w:top w:val="single" w:sz="4" w:space="0" w:color="BFC7D1"/>
+              <w:left w:val="single" w:sz="4" w:space="0" w:color="BFC7D1"/>
+              <w:bottom w:val="single" w:sz="4" w:space="0" w:color="BFC7D1"/>
+              <w:right w:val="single" w:sz="4" w:space="0" w:color="BFC7D1"/>
+            </w:tcBorders>
+          </w:tcPr>
+          <w:p>
+            <w:pPr>
+              <w:pStyle w:val="Normal"/>
+              <w:widowControl/>
+              <w:spacing w:lineRule="auto" w:line="240" w:before="0" w:after="20"/>
+              <w:jc w:val="left"/>
+              <w:rPr>
+                <w:rFonts w:ascii="Aptos" w:hAnsi="Aptos" w:eastAsia="ＭＳ 明朝" w:cs="Arial"/>
+                <w:kern w:val="0"/>
+                <w:sz w:val="24"/>
+                <w:szCs w:val="24"/>
+                <w:lang w:val="en-US" w:eastAsia="ja-JP" w:bidi="ar-SA"/>
+              </w:rPr>
+            </w:pPr>
+            <w:r>
+              <w:rPr>
+                <w:rFonts w:eastAsia="Segoe UI" w:cs="Segoe UI" w:ascii="Segoe UI" w:hAnsi="Segoe UI"/>
+                <w:color w:val="101820"/>
+                <w:kern w:val="0"/>
+                <w:sz w:val="18"/>
+                <w:szCs w:val="24"/>
+                <w:lang w:val="en-US" w:eastAsia="ja-JP" w:bidi="ar-SA"/>
+              </w:rPr>
+              <w:t>Every maker-checker request and decision notified under the bell</w:t>
+            </w:r>
+          </w:p>
+        </w:tc>
+      </w:tr>
+      <w:tr>
+        <w:trPr/>
+        <w:tc>
+          <w:tcPr>
+            <w:tcW w:w="4507" w:type="dxa"/>
+            <w:tcBorders>
+              <w:top w:val="single" w:sz="4" w:space="0" w:color="BFC7D1"/>
+              <w:left w:val="single" w:sz="4" w:space="0" w:color="BFC7D1"/>
+              <w:bottom w:val="single" w:sz="4" w:space="0" w:color="BFC7D1"/>
+              <w:right w:val="single" w:sz="4" w:space="0" w:color="BFC7D1"/>
+            </w:tcBorders>
+          </w:tcPr>
+          <w:p>
+            <w:pPr>
+              <w:pStyle w:val="Normal"/>
+              <w:widowControl/>
+              <w:spacing w:lineRule="auto" w:line="240" w:before="0" w:after="20"/>
+              <w:jc w:val="left"/>
+              <w:rPr>
+                <w:rFonts w:ascii="Aptos" w:hAnsi="Aptos" w:eastAsia="ＭＳ 明朝" w:cs="Arial"/>
+                <w:kern w:val="0"/>
+                <w:sz w:val="24"/>
+                <w:szCs w:val="24"/>
+                <w:lang w:val="en-US" w:eastAsia="ja-JP" w:bidi="ar-SA"/>
+              </w:rPr>
+            </w:pPr>
+            <w:r>
+              <w:rPr>
+                <w:rFonts w:eastAsia="Segoe UI" w:cs="Segoe UI" w:ascii="Segoe UI" w:hAnsi="Segoe UI"/>
+                <w:color w:val="101820"/>
+                <w:kern w:val="0"/>
+                <w:sz w:val="18"/>
+                <w:szCs w:val="24"/>
+                <w:lang w:val="en-US" w:eastAsia="ja-JP" w:bidi="ar-SA"/>
+              </w:rPr>
+              <w:t>Remittance approvals in the Authority Matrix</w:t>
+            </w:r>
+          </w:p>
+        </w:tc>
+        <w:tc>
+          <w:tcPr>
+            <w:tcW w:w="4506" w:type="dxa"/>
+            <w:tcBorders>
+              <w:top w:val="single" w:sz="4" w:space="0" w:color="BFC7D1"/>
+              <w:left w:val="single" w:sz="4" w:space="0" w:color="BFC7D1"/>
+              <w:bottom w:val="single" w:sz="4" w:space="0" w:color="BFC7D1"/>
+              <w:right w:val="single" w:sz="4" w:space="0" w:color="BFC7D1"/>
+            </w:tcBorders>
+          </w:tcPr>
+          <w:p>
+            <w:pPr>
+              <w:pStyle w:val="Normal"/>
+              <w:widowControl/>
+              <w:spacing w:lineRule="auto" w:line="240" w:before="0" w:after="20"/>
+              <w:jc w:val="left"/>
+              <w:rPr>
+                <w:rFonts w:ascii="Aptos" w:hAnsi="Aptos" w:eastAsia="ＭＳ 明朝" w:cs="Arial"/>
+                <w:kern w:val="0"/>
+                <w:sz w:val="24"/>
+                <w:szCs w:val="24"/>
+                <w:lang w:val="en-US" w:eastAsia="ja-JP" w:bidi="ar-SA"/>
+              </w:rPr>
+            </w:pPr>
+            <w:r>
+              <w:rPr>
+                <w:rFonts w:eastAsia="Segoe UI" w:cs="Segoe UI" w:ascii="Segoe UI" w:hAnsi="Segoe UI"/>
+                <w:color w:val="101820"/>
+                <w:kern w:val="0"/>
+                <w:sz w:val="18"/>
+                <w:szCs w:val="24"/>
+                <w:lang w:val="en-US" w:eastAsia="ja-JP" w:bidi="ar-SA"/>
+              </w:rPr>
+              <w:t xml:space="preserve">Transaction types Remittance approval and Remittance settlement; delivered limits Accounting PHP 1,000,000.00, Accounting Manager without limit; </w:t>
+            </w:r>
+            <w:r>
+              <w:rPr>
+                <w:rFonts w:eastAsia="Consolas" w:cs="Consolas" w:ascii="Consolas" w:hAnsi="Consolas"/>
+                <w:color w:val="101820"/>
+                <w:kern w:val="0"/>
+                <w:sz w:val="16"/>
+                <w:szCs w:val="24"/>
+                <w:lang w:val="en-US" w:eastAsia="ja-JP" w:bidi="ar-SA"/>
+              </w:rPr>
+              <w:t>remittance.approval_levels</w:t>
+            </w:r>
+            <w:r>
+              <w:rPr>
+                <w:rFonts w:eastAsia="Segoe UI" w:cs="Segoe UI" w:ascii="Segoe UI" w:hAnsi="Segoe UI"/>
+                <w:color w:val="101820"/>
+                <w:kern w:val="0"/>
+                <w:sz w:val="18"/>
+                <w:szCs w:val="24"/>
+                <w:lang w:val="en-US" w:eastAsia="ja-JP" w:bidi="ar-SA"/>
+              </w:rPr>
+              <w:t xml:space="preserve"> only as a fallback; cover through User Management &gt; Delegations (the separate remittance delegation tab is removed)</w:t>
+            </w:r>
+          </w:p>
+        </w:tc>
+      </w:tr>
+      <w:tr>
+        <w:trPr/>
+        <w:tc>
+          <w:tcPr>
+            <w:tcW w:w="4507" w:type="dxa"/>
+            <w:tcBorders>
+              <w:top w:val="single" w:sz="4" w:space="0" w:color="BFC7D1"/>
+              <w:left w:val="single" w:sz="4" w:space="0" w:color="BFC7D1"/>
+              <w:bottom w:val="single" w:sz="4" w:space="0" w:color="BFC7D1"/>
+              <w:right w:val="single" w:sz="4" w:space="0" w:color="BFC7D1"/>
+            </w:tcBorders>
+          </w:tcPr>
+          <w:p>
+            <w:pPr>
+              <w:pStyle w:val="Normal"/>
+              <w:widowControl/>
+              <w:spacing w:lineRule="auto" w:line="240" w:before="0" w:after="20"/>
+              <w:jc w:val="left"/>
+              <w:rPr>
+                <w:rFonts w:ascii="Aptos" w:hAnsi="Aptos" w:eastAsia="ＭＳ 明朝" w:cs="Arial"/>
+                <w:kern w:val="0"/>
+                <w:sz w:val="24"/>
+                <w:szCs w:val="24"/>
+                <w:lang w:val="en-US" w:eastAsia="ja-JP" w:bidi="ar-SA"/>
+              </w:rPr>
+            </w:pPr>
+            <w:r>
+              <w:rPr>
+                <w:rFonts w:eastAsia="Segoe UI" w:cs="Segoe UI" w:ascii="Segoe UI" w:hAnsi="Segoe UI"/>
+                <w:color w:val="101820"/>
+                <w:kern w:val="0"/>
+                <w:sz w:val="18"/>
+                <w:szCs w:val="24"/>
+                <w:lang w:val="en-US" w:eastAsia="ja-JP" w:bidi="ar-SA"/>
+              </w:rPr>
+              <w:t>Remittance schedules job</w:t>
+            </w:r>
+          </w:p>
+        </w:tc>
+        <w:tc>
+          <w:tcPr>
+            <w:tcW w:w="4506" w:type="dxa"/>
+            <w:tcBorders>
+              <w:top w:val="single" w:sz="4" w:space="0" w:color="BFC7D1"/>
+              <w:left w:val="single" w:sz="4" w:space="0" w:color="BFC7D1"/>
+              <w:bottom w:val="single" w:sz="4" w:space="0" w:color="BFC7D1"/>
+              <w:right w:val="single" w:sz="4" w:space="0" w:color="BFC7D1"/>
+            </w:tcBorders>
+          </w:tcPr>
+          <w:p>
+            <w:pPr>
+              <w:pStyle w:val="Normal"/>
+              <w:widowControl/>
+              <w:spacing w:lineRule="auto" w:line="240" w:before="0" w:after="20"/>
+              <w:jc w:val="left"/>
+              <w:rPr>
+                <w:rFonts w:ascii="Aptos" w:hAnsi="Aptos" w:eastAsia="ＭＳ 明朝" w:cs="Arial"/>
+                <w:kern w:val="0"/>
+                <w:sz w:val="24"/>
+                <w:szCs w:val="24"/>
+                <w:lang w:val="en-US" w:eastAsia="ja-JP" w:bidi="ar-SA"/>
+              </w:rPr>
+            </w:pPr>
+            <w:r>
+              <w:rPr>
+                <w:rFonts w:eastAsia="Segoe UI" w:cs="Segoe UI" w:ascii="Segoe UI" w:hAnsi="Segoe UI"/>
+                <w:color w:val="101820"/>
+                <w:kern w:val="0"/>
+                <w:sz w:val="18"/>
+                <w:szCs w:val="24"/>
+                <w:lang w:val="en-US" w:eastAsia="ja-JP" w:bidi="ar-SA"/>
+              </w:rPr>
+              <w:t xml:space="preserve">The schedules of Accounts &gt; Remittance &gt; Scheduling run daily through </w:t>
+            </w:r>
+            <w:r>
+              <w:rPr>
+                <w:rFonts w:eastAsia="Consolas" w:cs="Consolas" w:ascii="Consolas" w:hAnsi="Consolas"/>
+                <w:color w:val="101820"/>
+                <w:kern w:val="0"/>
+                <w:sz w:val="16"/>
+                <w:szCs w:val="24"/>
+                <w:lang w:val="en-US" w:eastAsia="ja-JP" w:bidi="ar-SA"/>
+              </w:rPr>
+              <w:t>remittance-schedules</w:t>
+            </w:r>
+            <w:r>
+              <w:rPr>
+                <w:rFonts w:eastAsia="Segoe UI" w:cs="Segoe UI" w:ascii="Segoe UI" w:hAnsi="Segoe UI"/>
+                <w:color w:val="101820"/>
+                <w:kern w:val="0"/>
+                <w:sz w:val="18"/>
+                <w:szCs w:val="24"/>
+                <w:lang w:val="en-US" w:eastAsia="ja-JP" w:bidi="ar-SA"/>
+              </w:rPr>
+              <w:t xml:space="preserve"> on Master &gt; Schedules (delivered switched off)</w:t>
+            </w:r>
+          </w:p>
+        </w:tc>
+      </w:tr>
+      <w:tr>
+        <w:trPr/>
+        <w:tc>
+          <w:tcPr>
+            <w:tcW w:w="4507" w:type="dxa"/>
+            <w:tcBorders>
+              <w:top w:val="single" w:sz="4" w:space="0" w:color="BFC7D1"/>
+              <w:left w:val="single" w:sz="4" w:space="0" w:color="BFC7D1"/>
+              <w:bottom w:val="single" w:sz="4" w:space="0" w:color="BFC7D1"/>
+              <w:right w:val="single" w:sz="4" w:space="0" w:color="BFC7D1"/>
+            </w:tcBorders>
+          </w:tcPr>
+          <w:p>
+            <w:pPr>
+              <w:pStyle w:val="Normal"/>
+              <w:widowControl/>
+              <w:spacing w:lineRule="auto" w:line="240" w:before="0" w:after="20"/>
+              <w:jc w:val="left"/>
+              <w:rPr>
+                <w:rFonts w:ascii="Aptos" w:hAnsi="Aptos" w:eastAsia="ＭＳ 明朝" w:cs="Arial"/>
+                <w:kern w:val="0"/>
+                <w:sz w:val="24"/>
+                <w:szCs w:val="24"/>
+                <w:lang w:val="en-US" w:eastAsia="ja-JP" w:bidi="ar-SA"/>
+              </w:rPr>
+            </w:pPr>
+            <w:r>
+              <w:rPr>
+                <w:rFonts w:eastAsia="Segoe UI" w:cs="Segoe UI" w:ascii="Segoe UI" w:hAnsi="Segoe UI"/>
+                <w:color w:val="101820"/>
+                <w:kern w:val="0"/>
+                <w:sz w:val="18"/>
+                <w:szCs w:val="24"/>
+                <w:lang w:val="en-US" w:eastAsia="ja-JP" w:bidi="ar-SA"/>
+              </w:rPr>
+              <w:t>Duplicate masters retired</w:t>
+            </w:r>
+          </w:p>
+        </w:tc>
+        <w:tc>
+          <w:tcPr>
+            <w:tcW w:w="4506" w:type="dxa"/>
+            <w:tcBorders>
+              <w:top w:val="single" w:sz="4" w:space="0" w:color="BFC7D1"/>
+              <w:left w:val="single" w:sz="4" w:space="0" w:color="BFC7D1"/>
+              <w:bottom w:val="single" w:sz="4" w:space="0" w:color="BFC7D1"/>
+              <w:right w:val="single" w:sz="4" w:space="0" w:color="BFC7D1"/>
+            </w:tcBorders>
+          </w:tcPr>
+          <w:p>
+            <w:pPr>
+              <w:pStyle w:val="Normal"/>
+              <w:widowControl/>
+              <w:spacing w:lineRule="auto" w:line="240" w:before="0" w:after="20"/>
+              <w:jc w:val="left"/>
+              <w:rPr>
+                <w:rFonts w:ascii="Aptos" w:hAnsi="Aptos" w:eastAsia="ＭＳ 明朝" w:cs="Arial"/>
+                <w:kern w:val="0"/>
+                <w:sz w:val="24"/>
+                <w:szCs w:val="24"/>
+                <w:lang w:val="en-US" w:eastAsia="ja-JP" w:bidi="ar-SA"/>
+              </w:rPr>
+            </w:pPr>
+            <w:r>
+              <w:rPr>
+                <w:rFonts w:eastAsia="Segoe UI" w:cs="Segoe UI" w:ascii="Segoe UI" w:hAnsi="Segoe UI"/>
+                <w:color w:val="101820"/>
+                <w:kern w:val="0"/>
+                <w:sz w:val="18"/>
+                <w:szCs w:val="24"/>
+                <w:lang w:val="en-US" w:eastAsia="ja-JP" w:bidi="ar-SA"/>
+              </w:rPr>
+              <w:t>Remittance Master keeps automated remittance, statement templates, settlement parameters, bulk processing, exceptions, agency bill, adjustments and notifications; the tabs Reconciliation Rule, Electronic Transfer, History, Analytics, Direct Bill and Report Template are removed (their values are in Master &gt; Configuration). The Commission, Employee and Petty Cash masters are removed from the menu: commission rates are in Master &gt; Finance &gt; Commission Rate Matrix, staff details on the user form (branch, designation, reporting to), petty cash fund size and limits on Accounts &gt; Petty Cash &gt; Initiate. Product Configurator &gt; Approval Workflows is removed</w:t>
+            </w:r>
+          </w:p>
+        </w:tc>
+      </w:tr>
+      <w:tr>
+        <w:trPr/>
+        <w:tc>
+          <w:tcPr>
+            <w:tcW w:w="4507" w:type="dxa"/>
+            <w:tcBorders>
+              <w:top w:val="single" w:sz="4" w:space="0" w:color="BFC7D1"/>
+              <w:left w:val="single" w:sz="4" w:space="0" w:color="BFC7D1"/>
+              <w:bottom w:val="single" w:sz="4" w:space="0" w:color="BFC7D1"/>
+              <w:right w:val="single" w:sz="4" w:space="0" w:color="BFC7D1"/>
+            </w:tcBorders>
+          </w:tcPr>
+          <w:p>
+            <w:pPr>
+              <w:pStyle w:val="Normal"/>
+              <w:widowControl/>
+              <w:spacing w:lineRule="auto" w:line="240" w:before="0" w:after="20"/>
+              <w:jc w:val="left"/>
+              <w:rPr>
+                <w:rFonts w:ascii="Aptos" w:hAnsi="Aptos" w:eastAsia="ＭＳ 明朝" w:cs="Arial"/>
+                <w:kern w:val="0"/>
+                <w:sz w:val="24"/>
+                <w:szCs w:val="24"/>
+                <w:lang w:val="en-US" w:eastAsia="ja-JP" w:bidi="ar-SA"/>
+              </w:rPr>
+            </w:pPr>
+            <w:r>
+              <w:rPr>
+                <w:rFonts w:eastAsia="Segoe UI" w:cs="Segoe UI" w:ascii="Segoe UI" w:hAnsi="Segoe UI"/>
+                <w:color w:val="101820"/>
+                <w:kern w:val="0"/>
+                <w:sz w:val="18"/>
+                <w:szCs w:val="24"/>
+                <w:lang w:val="en-US" w:eastAsia="ja-JP" w:bidi="ar-SA"/>
+              </w:rPr>
+              <w:t>One source for currency, exchange rates and premium taxes</w:t>
+            </w:r>
+          </w:p>
+        </w:tc>
+        <w:tc>
+          <w:tcPr>
+            <w:tcW w:w="4506" w:type="dxa"/>
+            <w:tcBorders>
+              <w:top w:val="single" w:sz="4" w:space="0" w:color="BFC7D1"/>
+              <w:left w:val="single" w:sz="4" w:space="0" w:color="BFC7D1"/>
+              <w:bottom w:val="single" w:sz="4" w:space="0" w:color="BFC7D1"/>
+              <w:right w:val="single" w:sz="4" w:space="0" w:color="BFC7D1"/>
+            </w:tcBorders>
+          </w:tcPr>
+          <w:p>
+            <w:pPr>
+              <w:pStyle w:val="Normal"/>
+              <w:widowControl/>
+              <w:spacing w:lineRule="auto" w:line="240" w:before="0" w:after="20"/>
+              <w:jc w:val="left"/>
+              <w:rPr>
+                <w:rFonts w:ascii="Aptos" w:hAnsi="Aptos" w:eastAsia="ＭＳ 明朝" w:cs="Arial"/>
+                <w:kern w:val="0"/>
+                <w:sz w:val="24"/>
+                <w:szCs w:val="24"/>
+                <w:lang w:val="en-US" w:eastAsia="ja-JP" w:bidi="ar-SA"/>
+              </w:rPr>
+            </w:pPr>
+            <w:r>
+              <w:rPr>
+                <w:rFonts w:eastAsia="Segoe UI" w:cs="Segoe UI" w:ascii="Segoe UI" w:hAnsi="Segoe UI"/>
+                <w:color w:val="101820"/>
+                <w:kern w:val="0"/>
+                <w:sz w:val="18"/>
+                <w:szCs w:val="24"/>
+                <w:lang w:val="en-US" w:eastAsia="ja-JP" w:bidi="ar-SA"/>
+              </w:rPr>
+              <w:t>One base currency in the Currency master; dated rates only from the Exchange Rate master; premium taxes only from Premium Taxes &amp; LGU Rates</w:t>
+            </w:r>
+          </w:p>
+        </w:tc>
+      </w:tr>
+      <w:tr>
+        <w:trPr/>
+        <w:tc>
+          <w:tcPr>
+            <w:tcW w:w="4507" w:type="dxa"/>
+            <w:tcBorders>
+              <w:top w:val="single" w:sz="4" w:space="0" w:color="BFC7D1"/>
+              <w:left w:val="single" w:sz="4" w:space="0" w:color="BFC7D1"/>
+              <w:bottom w:val="single" w:sz="4" w:space="0" w:color="BFC7D1"/>
+              <w:right w:val="single" w:sz="4" w:space="0" w:color="BFC7D1"/>
+            </w:tcBorders>
+          </w:tcPr>
+          <w:p>
+            <w:pPr>
+              <w:pStyle w:val="Normal"/>
+              <w:widowControl/>
+              <w:spacing w:lineRule="auto" w:line="240" w:before="0" w:after="20"/>
+              <w:jc w:val="left"/>
+              <w:rPr>
+                <w:rFonts w:ascii="Aptos" w:hAnsi="Aptos" w:eastAsia="ＭＳ 明朝" w:cs="Arial"/>
+                <w:kern w:val="0"/>
+                <w:sz w:val="24"/>
+                <w:szCs w:val="24"/>
+                <w:lang w:val="en-US" w:eastAsia="ja-JP" w:bidi="ar-SA"/>
+              </w:rPr>
+            </w:pPr>
+            <w:r>
+              <w:rPr>
+                <w:rFonts w:eastAsia="Segoe UI" w:cs="Segoe UI" w:ascii="Segoe UI" w:hAnsi="Segoe UI"/>
+                <w:color w:val="101820"/>
+                <w:kern w:val="0"/>
+                <w:sz w:val="18"/>
+                <w:szCs w:val="24"/>
+                <w:lang w:val="en-US" w:eastAsia="ja-JP" w:bidi="ar-SA"/>
+              </w:rPr>
+              <w:t>Screen stability</w:t>
+            </w:r>
+          </w:p>
+        </w:tc>
+        <w:tc>
+          <w:tcPr>
+            <w:tcW w:w="4506" w:type="dxa"/>
+            <w:tcBorders>
+              <w:top w:val="single" w:sz="4" w:space="0" w:color="BFC7D1"/>
+              <w:left w:val="single" w:sz="4" w:space="0" w:color="BFC7D1"/>
+              <w:bottom w:val="single" w:sz="4" w:space="0" w:color="BFC7D1"/>
+              <w:right w:val="single" w:sz="4" w:space="0" w:color="BFC7D1"/>
+            </w:tcBorders>
+          </w:tcPr>
+          <w:p>
+            <w:pPr>
+              <w:pStyle w:val="Normal"/>
+              <w:widowControl/>
+              <w:spacing w:lineRule="auto" w:line="240" w:before="0" w:after="20"/>
+              <w:jc w:val="left"/>
+              <w:rPr>
+                <w:rFonts w:ascii="Aptos" w:hAnsi="Aptos" w:eastAsia="ＭＳ 明朝" w:cs="Arial"/>
+                <w:kern w:val="0"/>
+                <w:sz w:val="24"/>
+                <w:szCs w:val="24"/>
+                <w:lang w:val="en-US" w:eastAsia="ja-JP" w:bidi="ar-SA"/>
+              </w:rPr>
+            </w:pPr>
+            <w:r>
+              <w:rPr>
+                <w:rFonts w:eastAsia="Segoe UI" w:cs="Segoe UI" w:ascii="Segoe UI" w:hAnsi="Segoe UI"/>
+                <w:color w:val="101820"/>
+                <w:kern w:val="0"/>
+                <w:sz w:val="18"/>
+                <w:szCs w:val="24"/>
+                <w:lang w:val="en-US" w:eastAsia="ja-JP" w:bidi="ar-SA"/>
+              </w:rPr>
+              <w:t>Lists paged by the server (20, 50 or 100 rows), Prospects shown as a table, description paragraphs removed from working screens, steadier loading</w:t>
             </w:r>
           </w:p>
         </w:tc>
@@ -10063,8 +11011,8 @@
         <w:pStyle w:val="Heading1"/>
         <w:rPr/>
       </w:pPr>
-      <w:bookmarkStart w:id="15" w:name="__RefHeading___Toc4772_2900764642"/>
-      <w:bookmarkEnd w:id="15"/>
+      <w:bookmarkStart w:id="16" w:name="__RefHeading___Toc84467_4195859891"/>
+      <w:bookmarkEnd w:id="16"/>
       <w:r>
         <w:rPr>
           <w:rFonts w:eastAsia="Segoe UI" w:cs="Segoe UI" w:ascii="Segoe UI" w:hAnsi="Segoe UI"/>
@@ -10080,8 +11028,8 @@
         <w:pStyle w:val="Heading2"/>
         <w:rPr/>
       </w:pPr>
-      <w:bookmarkStart w:id="16" w:name="__RefHeading___Toc4774_2900764642"/>
-      <w:bookmarkEnd w:id="16"/>
+      <w:bookmarkStart w:id="17" w:name="__RefHeading___Toc84469_4195859891"/>
+      <w:bookmarkEnd w:id="17"/>
       <w:r>
         <w:rPr>
           <w:rFonts w:eastAsia="Segoe UI" w:cs="Segoe UI"/>
@@ -11849,8 +12797,8 @@
         <w:pStyle w:val="Heading2"/>
         <w:rPr/>
       </w:pPr>
-      <w:bookmarkStart w:id="17" w:name="__RefHeading___Toc4776_2900764642"/>
-      <w:bookmarkEnd w:id="17"/>
+      <w:bookmarkStart w:id="18" w:name="__RefHeading___Toc84471_4195859891"/>
+      <w:bookmarkEnd w:id="18"/>
       <w:r>
         <w:rPr>
           <w:rFonts w:eastAsia="Segoe UI" w:cs="Segoe UI"/>
@@ -13615,8 +14563,8 @@
         <w:pStyle w:val="Heading2"/>
         <w:rPr/>
       </w:pPr>
-      <w:bookmarkStart w:id="18" w:name="__RefHeading___Toc4778_2900764642"/>
-      <w:bookmarkEnd w:id="18"/>
+      <w:bookmarkStart w:id="19" w:name="__RefHeading___Toc84473_4195859891"/>
+      <w:bookmarkEnd w:id="19"/>
       <w:r>
         <w:rPr>
           <w:rFonts w:eastAsia="Segoe UI" w:cs="Segoe UI"/>
@@ -13765,8 +14713,8 @@
         <w:pStyle w:val="Heading1"/>
         <w:rPr/>
       </w:pPr>
-      <w:bookmarkStart w:id="19" w:name="__RefHeading___Toc4780_2900764642"/>
-      <w:bookmarkEnd w:id="19"/>
+      <w:bookmarkStart w:id="20" w:name="__RefHeading___Toc84475_4195859891"/>
+      <w:bookmarkEnd w:id="20"/>
       <w:r>
         <w:rPr>
           <w:rFonts w:eastAsia="Segoe UI" w:cs="Segoe UI" w:ascii="Segoe UI" w:hAnsi="Segoe UI"/>
@@ -13782,8 +14730,8 @@
         <w:pStyle w:val="Heading2"/>
         <w:rPr/>
       </w:pPr>
-      <w:bookmarkStart w:id="20" w:name="__RefHeading___Toc4782_2900764642"/>
-      <w:bookmarkEnd w:id="20"/>
+      <w:bookmarkStart w:id="21" w:name="__RefHeading___Toc84477_4195859891"/>
+      <w:bookmarkEnd w:id="21"/>
       <w:r>
         <w:rPr>
           <w:rFonts w:eastAsia="Segoe UI" w:cs="Segoe UI"/>
@@ -14492,8 +15440,8 @@
         <w:pStyle w:val="Heading2"/>
         <w:rPr/>
       </w:pPr>
-      <w:bookmarkStart w:id="21" w:name="__RefHeading___Toc4784_2900764642"/>
-      <w:bookmarkEnd w:id="21"/>
+      <w:bookmarkStart w:id="22" w:name="__RefHeading___Toc84479_4195859891"/>
+      <w:bookmarkEnd w:id="22"/>
       <w:r>
         <w:rPr>
           <w:rFonts w:eastAsia="Segoe UI" w:cs="Segoe UI"/>
@@ -14604,8 +15552,8 @@
         <w:pStyle w:val="Heading2"/>
         <w:rPr/>
       </w:pPr>
-      <w:bookmarkStart w:id="22" w:name="__RefHeading___Toc4786_2900764642"/>
-      <w:bookmarkEnd w:id="22"/>
+      <w:bookmarkStart w:id="23" w:name="__RefHeading___Toc84481_4195859891"/>
+      <w:bookmarkEnd w:id="23"/>
       <w:r>
         <w:rPr>
           <w:rFonts w:eastAsia="Segoe UI" w:cs="Segoe UI"/>
@@ -14681,8 +15629,8 @@
         <w:pStyle w:val="Heading1"/>
         <w:rPr/>
       </w:pPr>
-      <w:bookmarkStart w:id="23" w:name="__RefHeading___Toc4788_2900764642"/>
-      <w:bookmarkEnd w:id="23"/>
+      <w:bookmarkStart w:id="24" w:name="__RefHeading___Toc84483_4195859891"/>
+      <w:bookmarkEnd w:id="24"/>
       <w:r>
         <w:rPr>
           <w:rFonts w:eastAsia="Segoe UI" w:cs="Segoe UI" w:ascii="Segoe UI" w:hAnsi="Segoe UI"/>
@@ -14724,8 +15672,8 @@
         <w:pStyle w:val="Heading2"/>
         <w:rPr/>
       </w:pPr>
-      <w:bookmarkStart w:id="24" w:name="__RefHeading___Toc4790_2900764642"/>
-      <w:bookmarkEnd w:id="24"/>
+      <w:bookmarkStart w:id="25" w:name="__RefHeading___Toc84485_4195859891"/>
+      <w:bookmarkEnd w:id="25"/>
       <w:r>
         <w:rPr>
           <w:rFonts w:eastAsia="Segoe UI" w:cs="Segoe UI"/>
@@ -15470,8 +16418,8 @@
         <w:pStyle w:val="Heading2"/>
         <w:rPr/>
       </w:pPr>
-      <w:bookmarkStart w:id="25" w:name="__RefHeading___Toc4792_2900764642"/>
-      <w:bookmarkEnd w:id="25"/>
+      <w:bookmarkStart w:id="26" w:name="__RefHeading___Toc84487_4195859891"/>
+      <w:bookmarkEnd w:id="26"/>
       <w:r>
         <w:rPr>
           <w:rFonts w:eastAsia="Segoe UI" w:cs="Segoe UI"/>
@@ -16139,8 +17087,8 @@
         <w:pStyle w:val="Heading2"/>
         <w:rPr/>
       </w:pPr>
-      <w:bookmarkStart w:id="26" w:name="__RefHeading___Toc4794_2900764642"/>
-      <w:bookmarkEnd w:id="26"/>
+      <w:bookmarkStart w:id="27" w:name="__RefHeading___Toc84489_4195859891"/>
+      <w:bookmarkEnd w:id="27"/>
       <w:r>
         <w:rPr>
           <w:rFonts w:eastAsia="Segoe UI" w:cs="Segoe UI"/>
@@ -16840,9 +17788,9 @@
           <w:spacing w:val="0"/>
         </w:rPr>
       </w:pPr>
-      <w:bookmarkStart w:id="27" w:name="__RefHeading___Toc4796_2900764642"/>
-      <w:bookmarkStart w:id="28" w:name="_Toc233203395"/>
-      <w:bookmarkEnd w:id="27"/>
+      <w:bookmarkStart w:id="28" w:name="__RefHeading___Toc84491_4195859891"/>
+      <w:bookmarkStart w:id="29" w:name="_Toc233203395"/>
+      <w:bookmarkEnd w:id="28"/>
       <w:r>
         <w:rPr>
           <w:rStyle w:val="BookTitle"/>
@@ -16853,7 +17801,7 @@
         </w:rPr>
         <w:t>8.  Document Sign-Off</w:t>
       </w:r>
-      <w:bookmarkEnd w:id="28"/>
+      <w:bookmarkEnd w:id="29"/>
     </w:p>
     <w:p>
       <w:pPr>
@@ -17211,7 +18159,7 @@
                 <w:szCs w:val="24"/>
                 <w:lang w:val="en-US" w:eastAsia="ja-JP" w:bidi="ar-SA"/>
               </w:rPr>
-              <w:t>Closed</w:t>
+              <w:t>Open</w:t>
             </w:r>
           </w:p>
         </w:tc>
@@ -18568,19 +19516,6 @@
     <w:p>
       <w:pPr>
         <w:pStyle w:val="Normal"/>
-        <w:rPr/>
-      </w:pPr>
-      <w:r>
-        <w:rPr/>
-      </w:r>
-      <w:r>
-        <w:br w:type="page"/>
-      </w:r>
-    </w:p>
-    <w:p>
-      <w:pPr>
-        <w:pStyle w:val="Normal"/>
-        <w:spacing w:before="0" w:after="160"/>
         <w:rPr/>
       </w:pPr>
       <w:r>

--- a/docs/package/out/BrokerVerse_Release_Notes_and_Roadmap.docx
+++ b/docs/package/out/BrokerVerse_Release_Notes_and_Roadmap.docx
@@ -789,7 +789,7 @@
             </w:rPr>
             <w:fldChar w:fldCharType="separate"/>
           </w:r>
-          <w:hyperlink w:anchor="__RefHeading___Toc84443_4195859891">
+          <w:hyperlink w:anchor="__RefHeading___Toc84443_3949650649">
             <w:r>
               <w:rPr>
                 <w:webHidden/>
@@ -824,7 +824,7 @@
             </w:tabs>
             <w:rPr/>
           </w:pPr>
-          <w:hyperlink w:anchor="__RefHeading___Toc84445_4195859891">
+          <w:hyperlink w:anchor="__RefHeading___Toc84445_3949650649">
             <w:r>
               <w:rPr>
                 <w:webHidden/>
@@ -853,7 +853,7 @@
             </w:tabs>
             <w:rPr/>
           </w:pPr>
-          <w:hyperlink w:anchor="__RefHeading___Toc84447_4195859891">
+          <w:hyperlink w:anchor="__RefHeading___Toc84447_3949650649">
             <w:r>
               <w:rPr>
                 <w:webHidden/>
@@ -875,7 +875,7 @@
             </w:tabs>
             <w:rPr/>
           </w:pPr>
-          <w:hyperlink w:anchor="__RefHeading___Toc84449_4195859891">
+          <w:hyperlink w:anchor="__RefHeading___Toc84449_3949650649">
             <w:r>
               <w:rPr>
                 <w:webHidden/>
@@ -897,7 +897,7 @@
             </w:tabs>
             <w:rPr/>
           </w:pPr>
-          <w:hyperlink w:anchor="__RefHeading___Toc84451_4195859891">
+          <w:hyperlink w:anchor="__RefHeading___Toc84451_3949650649">
             <w:r>
               <w:rPr>
                 <w:webHidden/>
@@ -919,7 +919,7 @@
             </w:tabs>
             <w:rPr/>
           </w:pPr>
-          <w:hyperlink w:anchor="__RefHeading___Toc84453_4195859891">
+          <w:hyperlink w:anchor="__RefHeading___Toc84453_3949650649">
             <w:r>
               <w:rPr>
                 <w:webHidden/>
@@ -941,7 +941,7 @@
             </w:tabs>
             <w:rPr/>
           </w:pPr>
-          <w:hyperlink w:anchor="__RefHeading___Toc84455_4195859891">
+          <w:hyperlink w:anchor="__RefHeading___Toc84455_3949650649">
             <w:r>
               <w:rPr>
                 <w:webHidden/>
@@ -963,7 +963,7 @@
             </w:tabs>
             <w:rPr/>
           </w:pPr>
-          <w:hyperlink w:anchor="__RefHeading___Toc84457_4195859891">
+          <w:hyperlink w:anchor="__RefHeading___Toc84457_3949650649">
             <w:r>
               <w:rPr>
                 <w:webHidden/>
@@ -985,7 +985,7 @@
             </w:tabs>
             <w:rPr/>
           </w:pPr>
-          <w:hyperlink w:anchor="__RefHeading___Toc84459_4195859891">
+          <w:hyperlink w:anchor="__RefHeading___Toc84459_3949650649">
             <w:r>
               <w:rPr>
                 <w:webHidden/>
@@ -1007,7 +1007,7 @@
             </w:tabs>
             <w:rPr/>
           </w:pPr>
-          <w:hyperlink w:anchor="__RefHeading___Toc84461_4195859891">
+          <w:hyperlink w:anchor="__RefHeading___Toc84461_3949650649">
             <w:r>
               <w:rPr>
                 <w:webHidden/>
@@ -1029,7 +1029,7 @@
             </w:tabs>
             <w:rPr/>
           </w:pPr>
-          <w:hyperlink w:anchor="__RefHeading___Toc84463_4195859891">
+          <w:hyperlink w:anchor="__RefHeading___Toc84463_3949650649">
             <w:r>
               <w:rPr>
                 <w:webHidden/>
@@ -1051,7 +1051,7 @@
             </w:tabs>
             <w:rPr/>
           </w:pPr>
-          <w:hyperlink w:anchor="__RefHeading___Toc84465_4195859891">
+          <w:hyperlink w:anchor="__RefHeading___Toc84465_3949650649">
             <w:r>
               <w:rPr>
                 <w:webHidden/>
@@ -1073,7 +1073,7 @@
             </w:tabs>
             <w:rPr/>
           </w:pPr>
-          <w:hyperlink w:anchor="__RefHeading___Toc84467_4195859891">
+          <w:hyperlink w:anchor="__RefHeading___Toc84467_3949650649">
             <w:r>
               <w:rPr>
                 <w:webHidden/>
@@ -1095,7 +1095,7 @@
             </w:tabs>
             <w:rPr/>
           </w:pPr>
-          <w:hyperlink w:anchor="__RefHeading___Toc84469_4195859891">
+          <w:hyperlink w:anchor="__RefHeading___Toc84469_3949650649">
             <w:r>
               <w:rPr>
                 <w:webHidden/>
@@ -1117,7 +1117,7 @@
             </w:tabs>
             <w:rPr/>
           </w:pPr>
-          <w:hyperlink w:anchor="__RefHeading___Toc84471_4195859891">
+          <w:hyperlink w:anchor="__RefHeading___Toc84471_3949650649">
             <w:r>
               <w:rPr>
                 <w:webHidden/>
@@ -1139,7 +1139,7 @@
             </w:tabs>
             <w:rPr/>
           </w:pPr>
-          <w:hyperlink w:anchor="__RefHeading___Toc84473_4195859891">
+          <w:hyperlink w:anchor="__RefHeading___Toc84473_3949650649">
             <w:r>
               <w:rPr>
                 <w:webHidden/>
@@ -1161,7 +1161,7 @@
             </w:tabs>
             <w:rPr/>
           </w:pPr>
-          <w:hyperlink w:anchor="__RefHeading___Toc84475_4195859891">
+          <w:hyperlink w:anchor="__RefHeading___Toc84475_3949650649">
             <w:r>
               <w:rPr>
                 <w:webHidden/>
@@ -1183,7 +1183,7 @@
             </w:tabs>
             <w:rPr/>
           </w:pPr>
-          <w:hyperlink w:anchor="__RefHeading___Toc84477_4195859891">
+          <w:hyperlink w:anchor="__RefHeading___Toc84477_3949650649">
             <w:r>
               <w:rPr>
                 <w:webHidden/>
@@ -1205,7 +1205,7 @@
             </w:tabs>
             <w:rPr/>
           </w:pPr>
-          <w:hyperlink w:anchor="__RefHeading___Toc84479_4195859891">
+          <w:hyperlink w:anchor="__RefHeading___Toc84479_3949650649">
             <w:r>
               <w:rPr>
                 <w:webHidden/>
@@ -1227,7 +1227,7 @@
             </w:tabs>
             <w:rPr/>
           </w:pPr>
-          <w:hyperlink w:anchor="__RefHeading___Toc84481_4195859891">
+          <w:hyperlink w:anchor="__RefHeading___Toc84481_3949650649">
             <w:r>
               <w:rPr>
                 <w:webHidden/>
@@ -1249,7 +1249,7 @@
             </w:tabs>
             <w:rPr/>
           </w:pPr>
-          <w:hyperlink w:anchor="__RefHeading___Toc84483_4195859891">
+          <w:hyperlink w:anchor="__RefHeading___Toc84483_3949650649">
             <w:r>
               <w:rPr>
                 <w:webHidden/>
@@ -1271,7 +1271,7 @@
             </w:tabs>
             <w:rPr/>
           </w:pPr>
-          <w:hyperlink w:anchor="__RefHeading___Toc84485_4195859891">
+          <w:hyperlink w:anchor="__RefHeading___Toc84485_3949650649">
             <w:r>
               <w:rPr>
                 <w:webHidden/>
@@ -1293,7 +1293,7 @@
             </w:tabs>
             <w:rPr/>
           </w:pPr>
-          <w:hyperlink w:anchor="__RefHeading___Toc84487_4195859891">
+          <w:hyperlink w:anchor="__RefHeading___Toc84487_3949650649">
             <w:r>
               <w:rPr>
                 <w:webHidden/>
@@ -1315,7 +1315,7 @@
             </w:tabs>
             <w:rPr/>
           </w:pPr>
-          <w:hyperlink w:anchor="__RefHeading___Toc84489_4195859891">
+          <w:hyperlink w:anchor="__RefHeading___Toc84489_3949650649">
             <w:r>
               <w:rPr>
                 <w:webHidden/>
@@ -1337,7 +1337,7 @@
             </w:tabs>
             <w:rPr/>
           </w:pPr>
-          <w:hyperlink w:anchor="__RefHeading___Toc84491_4195859891">
+          <w:hyperlink w:anchor="__RefHeading___Toc84491_3949650649">
             <w:r>
               <w:rPr>
                 <w:webHidden/>
@@ -1385,7 +1385,7 @@
       <w:r>
         <w:br w:type="page"/>
       </w:r>
-      <w:bookmarkStart w:id="0" w:name="__RefHeading___Toc84443_4195859891"/>
+      <w:bookmarkStart w:id="0" w:name="__RefHeading___Toc84443_3949650649"/>
       <w:bookmarkStart w:id="1" w:name="_Toc48319687"/>
       <w:bookmarkStart w:id="2" w:name="_Toc11824118"/>
       <w:bookmarkEnd w:id="0"/>
@@ -2028,7 +2028,7 @@
           <w:spacing w:val="0"/>
         </w:rPr>
       </w:pPr>
-      <w:bookmarkStart w:id="4" w:name="__RefHeading___Toc84445_4195859891"/>
+      <w:bookmarkStart w:id="4" w:name="__RefHeading___Toc84445_3949650649"/>
       <w:bookmarkStart w:id="5" w:name="_Toc233203388"/>
       <w:bookmarkEnd w:id="4"/>
       <w:r>
@@ -4834,7 +4834,7 @@
         <w:pageBreakBefore w:val="false"/>
         <w:rPr/>
       </w:pPr>
-      <w:bookmarkStart w:id="6" w:name="__RefHeading___Toc84447_4195859891"/>
+      <w:bookmarkStart w:id="6" w:name="__RefHeading___Toc84447_3949650649"/>
       <w:bookmarkEnd w:id="6"/>
       <w:r>
         <w:rPr>
@@ -4851,7 +4851,7 @@
         <w:pStyle w:val="Heading2"/>
         <w:rPr/>
       </w:pPr>
-      <w:bookmarkStart w:id="7" w:name="__RefHeading___Toc84449_4195859891"/>
+      <w:bookmarkStart w:id="7" w:name="__RefHeading___Toc84449_3949650649"/>
       <w:bookmarkEnd w:id="7"/>
       <w:r>
         <w:rPr>
@@ -5487,7 +5487,7 @@
         <w:pStyle w:val="Heading2"/>
         <w:rPr/>
       </w:pPr>
-      <w:bookmarkStart w:id="8" w:name="__RefHeading___Toc84451_4195859891"/>
+      <w:bookmarkStart w:id="8" w:name="__RefHeading___Toc84451_3949650649"/>
       <w:bookmarkEnd w:id="8"/>
       <w:r>
         <w:rPr>
@@ -6374,23 +6374,13 @@
     </w:tbl>
     <w:p>
       <w:pPr>
-        <w:pStyle w:val="Normal"/>
-        <w:spacing w:before="0" w:after="80"/>
+        <w:pStyle w:val="Heading1"/>
         <w:rPr/>
       </w:pPr>
       <w:r>
-        <w:rPr/>
-      </w:r>
-      <w:r>
         <w:br w:type="page"/>
       </w:r>
-    </w:p>
-    <w:p>
-      <w:pPr>
-        <w:pStyle w:val="Heading1"/>
-        <w:rPr/>
-      </w:pPr>
-      <w:bookmarkStart w:id="9" w:name="__RefHeading___Toc84453_4195859891"/>
+      <w:bookmarkStart w:id="9" w:name="__RefHeading___Toc84453_3949650649"/>
       <w:bookmarkEnd w:id="9"/>
       <w:r>
         <w:rPr>
@@ -6407,7 +6397,7 @@
         <w:pStyle w:val="Heading2"/>
         <w:rPr/>
       </w:pPr>
-      <w:bookmarkStart w:id="10" w:name="__RefHeading___Toc84455_4195859891"/>
+      <w:bookmarkStart w:id="10" w:name="__RefHeading___Toc84455_3949650649"/>
       <w:bookmarkEnd w:id="10"/>
       <w:r>
         <w:rPr>
@@ -7021,7 +7011,7 @@
         <w:pStyle w:val="Heading2"/>
         <w:rPr/>
       </w:pPr>
-      <w:bookmarkStart w:id="11" w:name="__RefHeading___Toc84457_4195859891"/>
+      <w:bookmarkStart w:id="11" w:name="__RefHeading___Toc84457_3949650649"/>
       <w:bookmarkEnd w:id="11"/>
       <w:r>
         <w:rPr>
@@ -7536,7 +7526,7 @@
         <w:pStyle w:val="Heading2"/>
         <w:rPr/>
       </w:pPr>
-      <w:bookmarkStart w:id="12" w:name="__RefHeading___Toc84459_4195859891"/>
+      <w:bookmarkStart w:id="12" w:name="__RefHeading___Toc84459_3949650649"/>
       <w:bookmarkEnd w:id="12"/>
       <w:r>
         <w:rPr>
@@ -8612,7 +8602,7 @@
         <w:pStyle w:val="Heading2"/>
         <w:rPr/>
       </w:pPr>
-      <w:bookmarkStart w:id="13" w:name="__RefHeading___Toc84461_4195859891"/>
+      <w:bookmarkStart w:id="13" w:name="__RefHeading___Toc84461_3949650649"/>
       <w:bookmarkEnd w:id="13"/>
       <w:r>
         <w:rPr>
@@ -9457,7 +9447,7 @@
         <w:pStyle w:val="Heading2"/>
         <w:rPr/>
       </w:pPr>
-      <w:bookmarkStart w:id="14" w:name="__RefHeading___Toc84463_4195859891"/>
+      <w:bookmarkStart w:id="14" w:name="__RefHeading___Toc84463_3949650649"/>
       <w:bookmarkEnd w:id="14"/>
       <w:r>
         <w:rPr>
@@ -10203,7 +10193,7 @@
         <w:pStyle w:val="Heading2"/>
         <w:rPr/>
       </w:pPr>
-      <w:bookmarkStart w:id="15" w:name="__RefHeading___Toc84465_4195859891"/>
+      <w:bookmarkStart w:id="15" w:name="__RefHeading___Toc84465_3949650649"/>
       <w:bookmarkEnd w:id="15"/>
       <w:r>
         <w:rPr>
@@ -10995,23 +10985,13 @@
     </w:tbl>
     <w:p>
       <w:pPr>
-        <w:pStyle w:val="Normal"/>
-        <w:spacing w:before="0" w:after="80"/>
+        <w:pStyle w:val="Heading1"/>
         <w:rPr/>
       </w:pPr>
       <w:r>
-        <w:rPr/>
-      </w:r>
-      <w:r>
         <w:br w:type="page"/>
       </w:r>
-    </w:p>
-    <w:p>
-      <w:pPr>
-        <w:pStyle w:val="Heading1"/>
-        <w:rPr/>
-      </w:pPr>
-      <w:bookmarkStart w:id="16" w:name="__RefHeading___Toc84467_4195859891"/>
+      <w:bookmarkStart w:id="16" w:name="__RefHeading___Toc84467_3949650649"/>
       <w:bookmarkEnd w:id="16"/>
       <w:r>
         <w:rPr>
@@ -11028,7 +11008,7 @@
         <w:pStyle w:val="Heading2"/>
         <w:rPr/>
       </w:pPr>
-      <w:bookmarkStart w:id="17" w:name="__RefHeading___Toc84469_4195859891"/>
+      <w:bookmarkStart w:id="17" w:name="__RefHeading___Toc84469_3949650649"/>
       <w:bookmarkEnd w:id="17"/>
       <w:r>
         <w:rPr>
@@ -12797,7 +12777,7 @@
         <w:pStyle w:val="Heading2"/>
         <w:rPr/>
       </w:pPr>
-      <w:bookmarkStart w:id="18" w:name="__RefHeading___Toc84471_4195859891"/>
+      <w:bookmarkStart w:id="18" w:name="__RefHeading___Toc84471_3949650649"/>
       <w:bookmarkEnd w:id="18"/>
       <w:r>
         <w:rPr>
@@ -14563,7 +14543,7 @@
         <w:pStyle w:val="Heading2"/>
         <w:rPr/>
       </w:pPr>
-      <w:bookmarkStart w:id="19" w:name="__RefHeading___Toc84473_4195859891"/>
+      <w:bookmarkStart w:id="19" w:name="__RefHeading___Toc84473_3949650649"/>
       <w:bookmarkEnd w:id="19"/>
       <w:r>
         <w:rPr>
@@ -14713,7 +14693,7 @@
         <w:pStyle w:val="Heading1"/>
         <w:rPr/>
       </w:pPr>
-      <w:bookmarkStart w:id="20" w:name="__RefHeading___Toc84475_4195859891"/>
+      <w:bookmarkStart w:id="20" w:name="__RefHeading___Toc84475_3949650649"/>
       <w:bookmarkEnd w:id="20"/>
       <w:r>
         <w:rPr>
@@ -14730,7 +14710,7 @@
         <w:pStyle w:val="Heading2"/>
         <w:rPr/>
       </w:pPr>
-      <w:bookmarkStart w:id="21" w:name="__RefHeading___Toc84477_4195859891"/>
+      <w:bookmarkStart w:id="21" w:name="__RefHeading___Toc84477_3949650649"/>
       <w:bookmarkEnd w:id="21"/>
       <w:r>
         <w:rPr>
@@ -15440,7 +15420,7 @@
         <w:pStyle w:val="Heading2"/>
         <w:rPr/>
       </w:pPr>
-      <w:bookmarkStart w:id="22" w:name="__RefHeading___Toc84479_4195859891"/>
+      <w:bookmarkStart w:id="22" w:name="__RefHeading___Toc84479_3949650649"/>
       <w:bookmarkEnd w:id="22"/>
       <w:r>
         <w:rPr>
@@ -15552,7 +15532,7 @@
         <w:pStyle w:val="Heading2"/>
         <w:rPr/>
       </w:pPr>
-      <w:bookmarkStart w:id="23" w:name="__RefHeading___Toc84481_4195859891"/>
+      <w:bookmarkStart w:id="23" w:name="__RefHeading___Toc84481_3949650649"/>
       <w:bookmarkEnd w:id="23"/>
       <w:r>
         <w:rPr>
@@ -15629,7 +15609,7 @@
         <w:pStyle w:val="Heading1"/>
         <w:rPr/>
       </w:pPr>
-      <w:bookmarkStart w:id="24" w:name="__RefHeading___Toc84483_4195859891"/>
+      <w:bookmarkStart w:id="24" w:name="__RefHeading___Toc84483_3949650649"/>
       <w:bookmarkEnd w:id="24"/>
       <w:r>
         <w:rPr>
@@ -15672,7 +15652,7 @@
         <w:pStyle w:val="Heading2"/>
         <w:rPr/>
       </w:pPr>
-      <w:bookmarkStart w:id="25" w:name="__RefHeading___Toc84485_4195859891"/>
+      <w:bookmarkStart w:id="25" w:name="__RefHeading___Toc84485_3949650649"/>
       <w:bookmarkEnd w:id="25"/>
       <w:r>
         <w:rPr>
@@ -16418,7 +16398,7 @@
         <w:pStyle w:val="Heading2"/>
         <w:rPr/>
       </w:pPr>
-      <w:bookmarkStart w:id="26" w:name="__RefHeading___Toc84487_4195859891"/>
+      <w:bookmarkStart w:id="26" w:name="__RefHeading___Toc84487_3949650649"/>
       <w:bookmarkEnd w:id="26"/>
       <w:r>
         <w:rPr>
@@ -17087,7 +17067,7 @@
         <w:pStyle w:val="Heading2"/>
         <w:rPr/>
       </w:pPr>
-      <w:bookmarkStart w:id="27" w:name="__RefHeading___Toc84489_4195859891"/>
+      <w:bookmarkStart w:id="27" w:name="__RefHeading___Toc84489_3949650649"/>
       <w:bookmarkEnd w:id="27"/>
       <w:r>
         <w:rPr>
@@ -17788,7 +17768,7 @@
           <w:spacing w:val="0"/>
         </w:rPr>
       </w:pPr>
-      <w:bookmarkStart w:id="28" w:name="__RefHeading___Toc84491_4195859891"/>
+      <w:bookmarkStart w:id="28" w:name="__RefHeading___Toc84491_3949650649"/>
       <w:bookmarkStart w:id="29" w:name="_Toc233203395"/>
       <w:bookmarkEnd w:id="28"/>
       <w:r>

--- a/docs/package/out/BrokerVerse_Release_Notes_and_Roadmap.docx
+++ b/docs/package/out/BrokerVerse_Release_Notes_and_Roadmap.docx
@@ -789,7 +789,7 @@
             </w:rPr>
             <w:fldChar w:fldCharType="separate"/>
           </w:r>
-          <w:hyperlink w:anchor="__RefHeading___Toc84443_3949650649">
+          <w:hyperlink w:anchor="__RefHeading___Toc3061_2815676159">
             <w:r>
               <w:rPr>
                 <w:webHidden/>
@@ -824,7 +824,7 @@
             </w:tabs>
             <w:rPr/>
           </w:pPr>
-          <w:hyperlink w:anchor="__RefHeading___Toc84445_3949650649">
+          <w:hyperlink w:anchor="__RefHeading___Toc3063_2815676159">
             <w:r>
               <w:rPr>
                 <w:webHidden/>
@@ -853,7 +853,7 @@
             </w:tabs>
             <w:rPr/>
           </w:pPr>
-          <w:hyperlink w:anchor="__RefHeading___Toc84447_3949650649">
+          <w:hyperlink w:anchor="__RefHeading___Toc3065_2815676159">
             <w:r>
               <w:rPr>
                 <w:webHidden/>
@@ -875,7 +875,7 @@
             </w:tabs>
             <w:rPr/>
           </w:pPr>
-          <w:hyperlink w:anchor="__RefHeading___Toc84449_3949650649">
+          <w:hyperlink w:anchor="__RefHeading___Toc3067_2815676159">
             <w:r>
               <w:rPr>
                 <w:webHidden/>
@@ -897,7 +897,7 @@
             </w:tabs>
             <w:rPr/>
           </w:pPr>
-          <w:hyperlink w:anchor="__RefHeading___Toc84451_3949650649">
+          <w:hyperlink w:anchor="__RefHeading___Toc3069_2815676159">
             <w:r>
               <w:rPr>
                 <w:webHidden/>
@@ -919,7 +919,7 @@
             </w:tabs>
             <w:rPr/>
           </w:pPr>
-          <w:hyperlink w:anchor="__RefHeading___Toc84453_3949650649">
+          <w:hyperlink w:anchor="__RefHeading___Toc3071_2815676159">
             <w:r>
               <w:rPr>
                 <w:webHidden/>
@@ -941,7 +941,7 @@
             </w:tabs>
             <w:rPr/>
           </w:pPr>
-          <w:hyperlink w:anchor="__RefHeading___Toc84455_3949650649">
+          <w:hyperlink w:anchor="__RefHeading___Toc3073_2815676159">
             <w:r>
               <w:rPr>
                 <w:webHidden/>
@@ -963,7 +963,7 @@
             </w:tabs>
             <w:rPr/>
           </w:pPr>
-          <w:hyperlink w:anchor="__RefHeading___Toc84457_3949650649">
+          <w:hyperlink w:anchor="__RefHeading___Toc3075_2815676159">
             <w:r>
               <w:rPr>
                 <w:webHidden/>
@@ -985,7 +985,7 @@
             </w:tabs>
             <w:rPr/>
           </w:pPr>
-          <w:hyperlink w:anchor="__RefHeading___Toc84459_3949650649">
+          <w:hyperlink w:anchor="__RefHeading___Toc3077_2815676159">
             <w:r>
               <w:rPr>
                 <w:webHidden/>
@@ -1007,7 +1007,7 @@
             </w:tabs>
             <w:rPr/>
           </w:pPr>
-          <w:hyperlink w:anchor="__RefHeading___Toc84461_3949650649">
+          <w:hyperlink w:anchor="__RefHeading___Toc3079_2815676159">
             <w:r>
               <w:rPr>
                 <w:webHidden/>
@@ -1029,7 +1029,7 @@
             </w:tabs>
             <w:rPr/>
           </w:pPr>
-          <w:hyperlink w:anchor="__RefHeading___Toc84463_3949650649">
+          <w:hyperlink w:anchor="__RefHeading___Toc3081_2815676159">
             <w:r>
               <w:rPr>
                 <w:webHidden/>
@@ -1051,7 +1051,7 @@
             </w:tabs>
             <w:rPr/>
           </w:pPr>
-          <w:hyperlink w:anchor="__RefHeading___Toc84465_3949650649">
+          <w:hyperlink w:anchor="__RefHeading___Toc3083_2815676159">
             <w:r>
               <w:rPr>
                 <w:webHidden/>
@@ -1073,7 +1073,7 @@
             </w:tabs>
             <w:rPr/>
           </w:pPr>
-          <w:hyperlink w:anchor="__RefHeading___Toc84467_3949650649">
+          <w:hyperlink w:anchor="__RefHeading___Toc3085_2815676159">
             <w:r>
               <w:rPr>
                 <w:webHidden/>
@@ -1095,13 +1095,13 @@
             </w:tabs>
             <w:rPr/>
           </w:pPr>
-          <w:hyperlink w:anchor="__RefHeading___Toc84469_3949650649">
+          <w:hyperlink w:anchor="__RefHeading___Toc3087_2815676159">
             <w:r>
               <w:rPr>
                 <w:webHidden/>
                 <w:rStyle w:val="IndexLink"/>
               </w:rPr>
-              <w:t>5.1 Open defects and observations from the release test</w:t>
+              <w:t>5.1 Defects and observations from the release test</w:t>
               <w:tab/>
               <w:t>10</w:t>
             </w:r>
@@ -1117,7 +1117,7 @@
             </w:tabs>
             <w:rPr/>
           </w:pPr>
-          <w:hyperlink w:anchor="__RefHeading___Toc84471_3949650649">
+          <w:hyperlink w:anchor="__RefHeading___Toc3089_2815676159">
             <w:r>
               <w:rPr>
                 <w:webHidden/>
@@ -1139,7 +1139,7 @@
             </w:tabs>
             <w:rPr/>
           </w:pPr>
-          <w:hyperlink w:anchor="__RefHeading___Toc84473_3949650649">
+          <w:hyperlink w:anchor="__RefHeading___Toc3091_2815676159">
             <w:r>
               <w:rPr>
                 <w:webHidden/>
@@ -1161,7 +1161,7 @@
             </w:tabs>
             <w:rPr/>
           </w:pPr>
-          <w:hyperlink w:anchor="__RefHeading___Toc84475_3949650649">
+          <w:hyperlink w:anchor="__RefHeading___Toc3093_2815676159">
             <w:r>
               <w:rPr>
                 <w:webHidden/>
@@ -1183,7 +1183,7 @@
             </w:tabs>
             <w:rPr/>
           </w:pPr>
-          <w:hyperlink w:anchor="__RefHeading___Toc84477_3949650649">
+          <w:hyperlink w:anchor="__RefHeading___Toc3095_2815676159">
             <w:r>
               <w:rPr>
                 <w:webHidden/>
@@ -1205,7 +1205,7 @@
             </w:tabs>
             <w:rPr/>
           </w:pPr>
-          <w:hyperlink w:anchor="__RefHeading___Toc84479_3949650649">
+          <w:hyperlink w:anchor="__RefHeading___Toc3097_2815676159">
             <w:r>
               <w:rPr>
                 <w:webHidden/>
@@ -1227,7 +1227,7 @@
             </w:tabs>
             <w:rPr/>
           </w:pPr>
-          <w:hyperlink w:anchor="__RefHeading___Toc84481_3949650649">
+          <w:hyperlink w:anchor="__RefHeading___Toc3099_2815676159">
             <w:r>
               <w:rPr>
                 <w:webHidden/>
@@ -1249,7 +1249,7 @@
             </w:tabs>
             <w:rPr/>
           </w:pPr>
-          <w:hyperlink w:anchor="__RefHeading___Toc84483_3949650649">
+          <w:hyperlink w:anchor="__RefHeading___Toc3101_2815676159">
             <w:r>
               <w:rPr>
                 <w:webHidden/>
@@ -1271,7 +1271,7 @@
             </w:tabs>
             <w:rPr/>
           </w:pPr>
-          <w:hyperlink w:anchor="__RefHeading___Toc84485_3949650649">
+          <w:hyperlink w:anchor="__RefHeading___Toc3103_2815676159">
             <w:r>
               <w:rPr>
                 <w:webHidden/>
@@ -1293,7 +1293,7 @@
             </w:tabs>
             <w:rPr/>
           </w:pPr>
-          <w:hyperlink w:anchor="__RefHeading___Toc84487_3949650649">
+          <w:hyperlink w:anchor="__RefHeading___Toc3105_2815676159">
             <w:r>
               <w:rPr>
                 <w:webHidden/>
@@ -1315,7 +1315,7 @@
             </w:tabs>
             <w:rPr/>
           </w:pPr>
-          <w:hyperlink w:anchor="__RefHeading___Toc84489_3949650649">
+          <w:hyperlink w:anchor="__RefHeading___Toc3107_2815676159">
             <w:r>
               <w:rPr>
                 <w:webHidden/>
@@ -1337,7 +1337,7 @@
             </w:tabs>
             <w:rPr/>
           </w:pPr>
-          <w:hyperlink w:anchor="__RefHeading___Toc84491_3949650649">
+          <w:hyperlink w:anchor="__RefHeading___Toc3109_2815676159">
             <w:r>
               <w:rPr>
                 <w:webHidden/>
@@ -1385,7 +1385,7 @@
       <w:r>
         <w:br w:type="page"/>
       </w:r>
-      <w:bookmarkStart w:id="0" w:name="__RefHeading___Toc84443_3949650649"/>
+      <w:bookmarkStart w:id="0" w:name="__RefHeading___Toc3061_2815676159"/>
       <w:bookmarkStart w:id="1" w:name="_Toc48319687"/>
       <w:bookmarkStart w:id="2" w:name="_Toc11824118"/>
       <w:bookmarkEnd w:id="0"/>
@@ -2028,7 +2028,7 @@
           <w:spacing w:val="0"/>
         </w:rPr>
       </w:pPr>
-      <w:bookmarkStart w:id="4" w:name="__RefHeading___Toc84445_3949650649"/>
+      <w:bookmarkStart w:id="4" w:name="__RefHeading___Toc3063_2815676159"/>
       <w:bookmarkStart w:id="5" w:name="_Toc233203388"/>
       <w:bookmarkEnd w:id="4"/>
       <w:r>
@@ -4834,7 +4834,7 @@
         <w:pageBreakBefore w:val="false"/>
         <w:rPr/>
       </w:pPr>
-      <w:bookmarkStart w:id="6" w:name="__RefHeading___Toc84447_3949650649"/>
+      <w:bookmarkStart w:id="6" w:name="__RefHeading___Toc3065_2815676159"/>
       <w:bookmarkEnd w:id="6"/>
       <w:r>
         <w:rPr>
@@ -4851,7 +4851,7 @@
         <w:pStyle w:val="Heading2"/>
         <w:rPr/>
       </w:pPr>
-      <w:bookmarkStart w:id="7" w:name="__RefHeading___Toc84449_3949650649"/>
+      <w:bookmarkStart w:id="7" w:name="__RefHeading___Toc3067_2815676159"/>
       <w:bookmarkEnd w:id="7"/>
       <w:r>
         <w:rPr>
@@ -5487,7 +5487,7 @@
         <w:pStyle w:val="Heading2"/>
         <w:rPr/>
       </w:pPr>
-      <w:bookmarkStart w:id="8" w:name="__RefHeading___Toc84451_3949650649"/>
+      <w:bookmarkStart w:id="8" w:name="__RefHeading___Toc3069_2815676159"/>
       <w:bookmarkEnd w:id="8"/>
       <w:r>
         <w:rPr>
@@ -6212,7 +6212,7 @@
                 <w:szCs w:val="24"/>
                 <w:lang w:val="en-US" w:eastAsia="ja-JP" w:bidi="ar-SA"/>
               </w:rPr>
-              <w:t>497 prepared: 480 passed, 8 failed, 3 blocked, 6 not run</w:t>
+              <w:t>497 prepared: 486 passed, 2 failed, 3 blocked, 6 not run after the re-test of 03 October 2026 (first run: 480 passed, 8 failed)</w:t>
             </w:r>
           </w:p>
         </w:tc>
@@ -6380,7 +6380,7 @@
       <w:r>
         <w:br w:type="page"/>
       </w:r>
-      <w:bookmarkStart w:id="9" w:name="__RefHeading___Toc84453_3949650649"/>
+      <w:bookmarkStart w:id="9" w:name="__RefHeading___Toc3071_2815676159"/>
       <w:bookmarkEnd w:id="9"/>
       <w:r>
         <w:rPr>
@@ -6397,7 +6397,7 @@
         <w:pStyle w:val="Heading2"/>
         <w:rPr/>
       </w:pPr>
-      <w:bookmarkStart w:id="10" w:name="__RefHeading___Toc84455_3949650649"/>
+      <w:bookmarkStart w:id="10" w:name="__RefHeading___Toc3073_2815676159"/>
       <w:bookmarkEnd w:id="10"/>
       <w:r>
         <w:rPr>
@@ -7011,7 +7011,7 @@
         <w:pStyle w:val="Heading2"/>
         <w:rPr/>
       </w:pPr>
-      <w:bookmarkStart w:id="11" w:name="__RefHeading___Toc84457_3949650649"/>
+      <w:bookmarkStart w:id="11" w:name="__RefHeading___Toc3075_2815676159"/>
       <w:bookmarkEnd w:id="11"/>
       <w:r>
         <w:rPr>
@@ -7526,7 +7526,7 @@
         <w:pStyle w:val="Heading2"/>
         <w:rPr/>
       </w:pPr>
-      <w:bookmarkStart w:id="12" w:name="__RefHeading___Toc84459_3949650649"/>
+      <w:bookmarkStart w:id="12" w:name="__RefHeading___Toc3077_2815676159"/>
       <w:bookmarkEnd w:id="12"/>
       <w:r>
         <w:rPr>
@@ -8602,7 +8602,7 @@
         <w:pStyle w:val="Heading2"/>
         <w:rPr/>
       </w:pPr>
-      <w:bookmarkStart w:id="13" w:name="__RefHeading___Toc84461_3949650649"/>
+      <w:bookmarkStart w:id="13" w:name="__RefHeading___Toc3079_2815676159"/>
       <w:bookmarkEnd w:id="13"/>
       <w:r>
         <w:rPr>
@@ -9447,7 +9447,7 @@
         <w:pStyle w:val="Heading2"/>
         <w:rPr/>
       </w:pPr>
-      <w:bookmarkStart w:id="14" w:name="__RefHeading___Toc84463_3949650649"/>
+      <w:bookmarkStart w:id="14" w:name="__RefHeading___Toc3081_2815676159"/>
       <w:bookmarkEnd w:id="14"/>
       <w:r>
         <w:rPr>
@@ -10193,7 +10193,7 @@
         <w:pStyle w:val="Heading2"/>
         <w:rPr/>
       </w:pPr>
-      <w:bookmarkStart w:id="15" w:name="__RefHeading___Toc84465_3949650649"/>
+      <w:bookmarkStart w:id="15" w:name="__RefHeading___Toc3083_2815676159"/>
       <w:bookmarkEnd w:id="15"/>
       <w:r>
         <w:rPr>
@@ -10991,7 +10991,7 @@
       <w:r>
         <w:br w:type="page"/>
       </w:r>
-      <w:bookmarkStart w:id="16" w:name="__RefHeading___Toc84467_3949650649"/>
+      <w:bookmarkStart w:id="16" w:name="__RefHeading___Toc3085_2815676159"/>
       <w:bookmarkEnd w:id="16"/>
       <w:r>
         <w:rPr>
@@ -11008,7 +11008,7 @@
         <w:pStyle w:val="Heading2"/>
         <w:rPr/>
       </w:pPr>
-      <w:bookmarkStart w:id="17" w:name="__RefHeading___Toc84469_3949650649"/>
+      <w:bookmarkStart w:id="17" w:name="__RefHeading___Toc3087_2815676159"/>
       <w:bookmarkEnd w:id="17"/>
       <w:r>
         <w:rPr>
@@ -11017,7 +11017,7 @@
           <w:color w:val="0F4761"/>
           <w:sz w:val="26"/>
         </w:rPr>
-        <w:t>5.1  Open defects and observations from the release test</w:t>
+        <w:t>5.1  Defects and observations from the release test</w:t>
       </w:r>
     </w:p>
     <w:tbl>
@@ -11037,10 +11037,10 @@
       </w:tblPr>
       <w:tblGrid>
         <w:gridCol w:w="1134"/>
-        <w:gridCol w:w="2700"/>
+        <w:gridCol w:w="2847"/>
         <w:gridCol w:w="1124"/>
-        <w:gridCol w:w="2645"/>
-        <w:gridCol w:w="1412"/>
+        <w:gridCol w:w="2768"/>
+        <w:gridCol w:w="1142"/>
       </w:tblGrid>
       <w:tr>
         <w:trPr>
@@ -11087,7 +11087,7 @@
         </w:tc>
         <w:tc>
           <w:tcPr>
-            <w:tcW w:w="2700" w:type="dxa"/>
+            <w:tcW w:w="2847" w:type="dxa"/>
             <w:tcBorders>
               <w:top w:val="single" w:sz="4" w:space="0" w:color="BFC7D1"/>
               <w:left w:val="single" w:sz="4" w:space="0" w:color="BFC7D1"/>
@@ -11165,7 +11165,7 @@
         </w:tc>
         <w:tc>
           <w:tcPr>
-            <w:tcW w:w="2645" w:type="dxa"/>
+            <w:tcW w:w="2768" w:type="dxa"/>
             <w:tcBorders>
               <w:top w:val="single" w:sz="4" w:space="0" w:color="BFC7D1"/>
               <w:left w:val="single" w:sz="4" w:space="0" w:color="BFC7D1"/>
@@ -11204,7 +11204,7 @@
         </w:tc>
         <w:tc>
           <w:tcPr>
-            <w:tcW w:w="1412" w:type="dxa"/>
+            <w:tcW w:w="1142" w:type="dxa"/>
             <w:tcBorders>
               <w:top w:val="single" w:sz="4" w:space="0" w:color="BFC7D1"/>
               <w:left w:val="single" w:sz="4" w:space="0" w:color="BFC7D1"/>
@@ -11283,7 +11283,7 @@
         </w:tc>
         <w:tc>
           <w:tcPr>
-            <w:tcW w:w="2700" w:type="dxa"/>
+            <w:tcW w:w="2847" w:type="dxa"/>
             <w:tcBorders>
               <w:top w:val="single" w:sz="4" w:space="0" w:color="BFC7D1"/>
               <w:left w:val="single" w:sz="4" w:space="0" w:color="BFC7D1"/>
@@ -11357,7 +11357,7 @@
         </w:tc>
         <w:tc>
           <w:tcPr>
-            <w:tcW w:w="2645" w:type="dxa"/>
+            <w:tcW w:w="2768" w:type="dxa"/>
             <w:tcBorders>
               <w:top w:val="single" w:sz="4" w:space="0" w:color="BFC7D1"/>
               <w:left w:val="single" w:sz="4" w:space="0" w:color="BFC7D1"/>
@@ -11394,7 +11394,7 @@
         </w:tc>
         <w:tc>
           <w:tcPr>
-            <w:tcW w:w="1412" w:type="dxa"/>
+            <w:tcW w:w="1142" w:type="dxa"/>
             <w:tcBorders>
               <w:top w:val="single" w:sz="4" w:space="0" w:color="BFC7D1"/>
               <w:left w:val="single" w:sz="4" w:space="0" w:color="BFC7D1"/>
@@ -11471,7 +11471,7 @@
         </w:tc>
         <w:tc>
           <w:tcPr>
-            <w:tcW w:w="2700" w:type="dxa"/>
+            <w:tcW w:w="2847" w:type="dxa"/>
             <w:tcBorders>
               <w:top w:val="single" w:sz="4" w:space="0" w:color="BFC7D1"/>
               <w:left w:val="single" w:sz="4" w:space="0" w:color="BFC7D1"/>
@@ -11545,75 +11545,75 @@
         </w:tc>
         <w:tc>
           <w:tcPr>
-            <w:tcW w:w="2645" w:type="dxa"/>
-            <w:tcBorders>
-              <w:top w:val="single" w:sz="4" w:space="0" w:color="BFC7D1"/>
-              <w:left w:val="single" w:sz="4" w:space="0" w:color="BFC7D1"/>
-              <w:bottom w:val="single" w:sz="4" w:space="0" w:color="BFC7D1"/>
-              <w:right w:val="single" w:sz="4" w:space="0" w:color="BFC7D1"/>
-            </w:tcBorders>
-          </w:tcPr>
-          <w:p>
-            <w:pPr>
-              <w:pStyle w:val="Normal"/>
-              <w:widowControl/>
-              <w:spacing w:lineRule="auto" w:line="240" w:before="0" w:after="20"/>
-              <w:jc w:val="left"/>
-              <w:rPr>
-                <w:rFonts w:ascii="Aptos" w:hAnsi="Aptos" w:eastAsia="ＭＳ 明朝" w:cs="Arial"/>
-                <w:kern w:val="0"/>
-                <w:sz w:val="24"/>
-                <w:szCs w:val="24"/>
-                <w:lang w:val="en-US" w:eastAsia="ja-JP" w:bidi="ar-SA"/>
-              </w:rPr>
-            </w:pPr>
-            <w:r>
-              <w:rPr>
-                <w:rFonts w:eastAsia="Segoe UI" w:cs="Segoe UI" w:ascii="Segoe UI" w:hAnsi="Segoe UI"/>
-                <w:color w:val="101820"/>
-                <w:kern w:val="0"/>
-                <w:sz w:val="16"/>
-                <w:szCs w:val="24"/>
-                <w:lang w:val="en-US" w:eastAsia="ja-JP" w:bidi="ar-SA"/>
-              </w:rPr>
-              <w:t>Consent Register, Data Subject Requests, export and anonymisation were delivered after the test (Master &gt; Data Privacy); cases BV-SEC-034 and BV-SEC-035 to be re-run</w:t>
-            </w:r>
-          </w:p>
-        </w:tc>
-        <w:tc>
-          <w:tcPr>
-            <w:tcW w:w="1412" w:type="dxa"/>
-            <w:tcBorders>
-              <w:top w:val="single" w:sz="4" w:space="0" w:color="BFC7D1"/>
-              <w:left w:val="single" w:sz="4" w:space="0" w:color="BFC7D1"/>
-              <w:bottom w:val="single" w:sz="4" w:space="0" w:color="BFC7D1"/>
-              <w:right w:val="single" w:sz="4" w:space="0" w:color="BFC7D1"/>
-            </w:tcBorders>
-          </w:tcPr>
-          <w:p>
-            <w:pPr>
-              <w:pStyle w:val="Normal"/>
-              <w:widowControl/>
-              <w:spacing w:lineRule="auto" w:line="240" w:before="0" w:after="20"/>
-              <w:jc w:val="left"/>
-              <w:rPr>
-                <w:rFonts w:ascii="Aptos" w:hAnsi="Aptos" w:eastAsia="ＭＳ 明朝" w:cs="Arial"/>
-                <w:kern w:val="0"/>
-                <w:sz w:val="24"/>
-                <w:szCs w:val="24"/>
-                <w:lang w:val="en-US" w:eastAsia="ja-JP" w:bidi="ar-SA"/>
-              </w:rPr>
-            </w:pPr>
-            <w:r>
-              <w:rPr>
-                <w:rFonts w:eastAsia="Segoe UI" w:cs="Segoe UI" w:ascii="Segoe UI" w:hAnsi="Segoe UI"/>
-                <w:color w:val="101820"/>
-                <w:kern w:val="0"/>
-                <w:sz w:val="16"/>
-                <w:szCs w:val="24"/>
-                <w:lang w:val="en-US" w:eastAsia="ja-JP" w:bidi="ar-SA"/>
-              </w:rPr>
-              <w:t>Re-test [to confirm date]</w:t>
+            <w:tcW w:w="2768" w:type="dxa"/>
+            <w:tcBorders>
+              <w:top w:val="single" w:sz="4" w:space="0" w:color="BFC7D1"/>
+              <w:left w:val="single" w:sz="4" w:space="0" w:color="BFC7D1"/>
+              <w:bottom w:val="single" w:sz="4" w:space="0" w:color="BFC7D1"/>
+              <w:right w:val="single" w:sz="4" w:space="0" w:color="BFC7D1"/>
+            </w:tcBorders>
+          </w:tcPr>
+          <w:p>
+            <w:pPr>
+              <w:pStyle w:val="Normal"/>
+              <w:widowControl/>
+              <w:spacing w:lineRule="auto" w:line="240" w:before="0" w:after="20"/>
+              <w:jc w:val="left"/>
+              <w:rPr>
+                <w:rFonts w:ascii="Aptos" w:hAnsi="Aptos" w:eastAsia="ＭＳ 明朝" w:cs="Arial"/>
+                <w:kern w:val="0"/>
+                <w:sz w:val="24"/>
+                <w:szCs w:val="24"/>
+                <w:lang w:val="en-US" w:eastAsia="ja-JP" w:bidi="ar-SA"/>
+              </w:rPr>
+            </w:pPr>
+            <w:r>
+              <w:rPr>
+                <w:rFonts w:eastAsia="Segoe UI" w:cs="Segoe UI" w:ascii="Segoe UI" w:hAnsi="Segoe UI"/>
+                <w:color w:val="101820"/>
+                <w:kern w:val="0"/>
+                <w:sz w:val="16"/>
+                <w:szCs w:val="24"/>
+                <w:lang w:val="en-US" w:eastAsia="ja-JP" w:bidi="ar-SA"/>
+              </w:rPr>
+              <w:t>Closed: delivered (Master &gt; Data Privacy) and re-tested on 03 October 2026</w:t>
+            </w:r>
+          </w:p>
+        </w:tc>
+        <w:tc>
+          <w:tcPr>
+            <w:tcW w:w="1142" w:type="dxa"/>
+            <w:tcBorders>
+              <w:top w:val="single" w:sz="4" w:space="0" w:color="BFC7D1"/>
+              <w:left w:val="single" w:sz="4" w:space="0" w:color="BFC7D1"/>
+              <w:bottom w:val="single" w:sz="4" w:space="0" w:color="BFC7D1"/>
+              <w:right w:val="single" w:sz="4" w:space="0" w:color="BFC7D1"/>
+            </w:tcBorders>
+          </w:tcPr>
+          <w:p>
+            <w:pPr>
+              <w:pStyle w:val="Normal"/>
+              <w:widowControl/>
+              <w:spacing w:lineRule="auto" w:line="240" w:before="0" w:after="20"/>
+              <w:jc w:val="left"/>
+              <w:rPr>
+                <w:rFonts w:ascii="Aptos" w:hAnsi="Aptos" w:eastAsia="ＭＳ 明朝" w:cs="Arial"/>
+                <w:kern w:val="0"/>
+                <w:sz w:val="24"/>
+                <w:szCs w:val="24"/>
+                <w:lang w:val="en-US" w:eastAsia="ja-JP" w:bidi="ar-SA"/>
+              </w:rPr>
+            </w:pPr>
+            <w:r>
+              <w:rPr>
+                <w:rFonts w:eastAsia="Segoe UI" w:cs="Segoe UI" w:ascii="Segoe UI" w:hAnsi="Segoe UI"/>
+                <w:color w:val="101820"/>
+                <w:kern w:val="0"/>
+                <w:sz w:val="16"/>
+                <w:szCs w:val="24"/>
+                <w:lang w:val="en-US" w:eastAsia="ja-JP" w:bidi="ar-SA"/>
+              </w:rPr>
+              <w:t>Closed</w:t>
             </w:r>
           </w:p>
         </w:tc>
@@ -11659,7 +11659,7 @@
         </w:tc>
         <w:tc>
           <w:tcPr>
-            <w:tcW w:w="2700" w:type="dxa"/>
+            <w:tcW w:w="2847" w:type="dxa"/>
             <w:tcBorders>
               <w:top w:val="single" w:sz="4" w:space="0" w:color="BFC7D1"/>
               <w:left w:val="single" w:sz="4" w:space="0" w:color="BFC7D1"/>
@@ -11733,7 +11733,7 @@
         </w:tc>
         <w:tc>
           <w:tcPr>
-            <w:tcW w:w="2645" w:type="dxa"/>
+            <w:tcW w:w="2768" w:type="dxa"/>
             <w:tcBorders>
               <w:top w:val="single" w:sz="4" w:space="0" w:color="BFC7D1"/>
               <w:left w:val="single" w:sz="4" w:space="0" w:color="BFC7D1"/>
@@ -11770,7 +11770,7 @@
         </w:tc>
         <w:tc>
           <w:tcPr>
-            <w:tcW w:w="1412" w:type="dxa"/>
+            <w:tcW w:w="1142" w:type="dxa"/>
             <w:tcBorders>
               <w:top w:val="single" w:sz="4" w:space="0" w:color="BFC7D1"/>
               <w:left w:val="single" w:sz="4" w:space="0" w:color="BFC7D1"/>
@@ -11847,38 +11847,38 @@
         </w:tc>
         <w:tc>
           <w:tcPr>
-            <w:tcW w:w="2700" w:type="dxa"/>
-            <w:tcBorders>
-              <w:top w:val="single" w:sz="4" w:space="0" w:color="BFC7D1"/>
-              <w:left w:val="single" w:sz="4" w:space="0" w:color="BFC7D1"/>
-              <w:bottom w:val="single" w:sz="4" w:space="0" w:color="BFC7D1"/>
-              <w:right w:val="single" w:sz="4" w:space="0" w:color="BFC7D1"/>
-            </w:tcBorders>
-          </w:tcPr>
-          <w:p>
-            <w:pPr>
-              <w:pStyle w:val="Normal"/>
-              <w:widowControl/>
-              <w:spacing w:lineRule="auto" w:line="240" w:before="0" w:after="20"/>
-              <w:jc w:val="left"/>
-              <w:rPr>
-                <w:rFonts w:ascii="Aptos" w:hAnsi="Aptos" w:eastAsia="ＭＳ 明朝" w:cs="Arial"/>
-                <w:kern w:val="0"/>
-                <w:sz w:val="24"/>
-                <w:szCs w:val="24"/>
-                <w:lang w:val="en-US" w:eastAsia="ja-JP" w:bidi="ar-SA"/>
-              </w:rPr>
-            </w:pPr>
-            <w:r>
-              <w:rPr>
-                <w:rFonts w:eastAsia="Segoe UI" w:cs="Segoe UI" w:ascii="Segoe UI" w:hAnsi="Segoe UI"/>
-                <w:color w:val="101820"/>
-                <w:kern w:val="0"/>
-                <w:sz w:val="16"/>
-                <w:szCs w:val="24"/>
-                <w:lang w:val="en-US" w:eastAsia="ja-JP" w:bidi="ar-SA"/>
-              </w:rPr>
-              <w:t>Product configurator component lists do not show the template; factors look duplicated</w:t>
+            <w:tcW w:w="2847" w:type="dxa"/>
+            <w:tcBorders>
+              <w:top w:val="single" w:sz="4" w:space="0" w:color="BFC7D1"/>
+              <w:left w:val="single" w:sz="4" w:space="0" w:color="BFC7D1"/>
+              <w:bottom w:val="single" w:sz="4" w:space="0" w:color="BFC7D1"/>
+              <w:right w:val="single" w:sz="4" w:space="0" w:color="BFC7D1"/>
+            </w:tcBorders>
+          </w:tcPr>
+          <w:p>
+            <w:pPr>
+              <w:pStyle w:val="Normal"/>
+              <w:widowControl/>
+              <w:spacing w:lineRule="auto" w:line="240" w:before="0" w:after="20"/>
+              <w:jc w:val="left"/>
+              <w:rPr>
+                <w:rFonts w:ascii="Aptos" w:hAnsi="Aptos" w:eastAsia="ＭＳ 明朝" w:cs="Arial"/>
+                <w:kern w:val="0"/>
+                <w:sz w:val="24"/>
+                <w:szCs w:val="24"/>
+                <w:lang w:val="en-US" w:eastAsia="ja-JP" w:bidi="ar-SA"/>
+              </w:rPr>
+            </w:pPr>
+            <w:r>
+              <w:rPr>
+                <w:rFonts w:eastAsia="Segoe UI" w:cs="Segoe UI" w:ascii="Segoe UI" w:hAnsi="Segoe UI"/>
+                <w:color w:val="101820"/>
+                <w:kern w:val="0"/>
+                <w:sz w:val="16"/>
+                <w:szCs w:val="24"/>
+                <w:lang w:val="en-US" w:eastAsia="ja-JP" w:bidi="ar-SA"/>
+              </w:rPr>
+              <w:t>Product configurator component lists did not show the template</w:t>
             </w:r>
           </w:p>
         </w:tc>
@@ -11921,75 +11921,75 @@
         </w:tc>
         <w:tc>
           <w:tcPr>
-            <w:tcW w:w="2645" w:type="dxa"/>
-            <w:tcBorders>
-              <w:top w:val="single" w:sz="4" w:space="0" w:color="BFC7D1"/>
-              <w:left w:val="single" w:sz="4" w:space="0" w:color="BFC7D1"/>
-              <w:bottom w:val="single" w:sz="4" w:space="0" w:color="BFC7D1"/>
-              <w:right w:val="single" w:sz="4" w:space="0" w:color="BFC7D1"/>
-            </w:tcBorders>
-          </w:tcPr>
-          <w:p>
-            <w:pPr>
-              <w:pStyle w:val="Normal"/>
-              <w:widowControl/>
-              <w:spacing w:lineRule="auto" w:line="240" w:before="0" w:after="20"/>
-              <w:jc w:val="left"/>
-              <w:rPr>
-                <w:rFonts w:ascii="Aptos" w:hAnsi="Aptos" w:eastAsia="ＭＳ 明朝" w:cs="Arial"/>
-                <w:kern w:val="0"/>
-                <w:sz w:val="24"/>
-                <w:szCs w:val="24"/>
-                <w:lang w:val="en-US" w:eastAsia="ja-JP" w:bidi="ar-SA"/>
-              </w:rPr>
-            </w:pPr>
-            <w:r>
-              <w:rPr>
-                <w:rFonts w:eastAsia="Segoe UI" w:cs="Segoe UI" w:ascii="Segoe UI" w:hAnsi="Segoe UI"/>
-                <w:color w:val="101820"/>
-                <w:kern w:val="0"/>
-                <w:sz w:val="16"/>
-                <w:szCs w:val="24"/>
-                <w:lang w:val="en-US" w:eastAsia="ja-JP" w:bidi="ar-SA"/>
-              </w:rPr>
-              <w:t>Open the factor or filter by template</w:t>
-            </w:r>
-          </w:p>
-        </w:tc>
-        <w:tc>
-          <w:tcPr>
-            <w:tcW w:w="1412" w:type="dxa"/>
-            <w:tcBorders>
-              <w:top w:val="single" w:sz="4" w:space="0" w:color="BFC7D1"/>
-              <w:left w:val="single" w:sz="4" w:space="0" w:color="BFC7D1"/>
-              <w:bottom w:val="single" w:sz="4" w:space="0" w:color="BFC7D1"/>
-              <w:right w:val="single" w:sz="4" w:space="0" w:color="BFC7D1"/>
-            </w:tcBorders>
-          </w:tcPr>
-          <w:p>
-            <w:pPr>
-              <w:pStyle w:val="Normal"/>
-              <w:widowControl/>
-              <w:spacing w:lineRule="auto" w:line="240" w:before="0" w:after="20"/>
-              <w:jc w:val="left"/>
-              <w:rPr>
-                <w:rFonts w:ascii="Aptos" w:hAnsi="Aptos" w:eastAsia="ＭＳ 明朝" w:cs="Arial"/>
-                <w:kern w:val="0"/>
-                <w:sz w:val="24"/>
-                <w:szCs w:val="24"/>
-                <w:lang w:val="en-US" w:eastAsia="ja-JP" w:bidi="ar-SA"/>
-              </w:rPr>
-            </w:pPr>
-            <w:r>
-              <w:rPr>
-                <w:rFonts w:eastAsia="Segoe UI" w:cs="Segoe UI" w:ascii="Segoe UI" w:hAnsi="Segoe UI"/>
-                <w:color w:val="101820"/>
-                <w:kern w:val="0"/>
-                <w:sz w:val="16"/>
-                <w:szCs w:val="24"/>
-                <w:lang w:val="en-US" w:eastAsia="ja-JP" w:bidi="ar-SA"/>
-              </w:rPr>
-              <w:t>Next minor release</w:t>
+            <w:tcW w:w="2768" w:type="dxa"/>
+            <w:tcBorders>
+              <w:top w:val="single" w:sz="4" w:space="0" w:color="BFC7D1"/>
+              <w:left w:val="single" w:sz="4" w:space="0" w:color="BFC7D1"/>
+              <w:bottom w:val="single" w:sz="4" w:space="0" w:color="BFC7D1"/>
+              <w:right w:val="single" w:sz="4" w:space="0" w:color="BFC7D1"/>
+            </w:tcBorders>
+          </w:tcPr>
+          <w:p>
+            <w:pPr>
+              <w:pStyle w:val="Normal"/>
+              <w:widowControl/>
+              <w:spacing w:lineRule="auto" w:line="240" w:before="0" w:after="20"/>
+              <w:jc w:val="left"/>
+              <w:rPr>
+                <w:rFonts w:ascii="Aptos" w:hAnsi="Aptos" w:eastAsia="ＭＳ 明朝" w:cs="Arial"/>
+                <w:kern w:val="0"/>
+                <w:sz w:val="24"/>
+                <w:szCs w:val="24"/>
+                <w:lang w:val="en-US" w:eastAsia="ja-JP" w:bidi="ar-SA"/>
+              </w:rPr>
+            </w:pPr>
+            <w:r>
+              <w:rPr>
+                <w:rFonts w:eastAsia="Segoe UI" w:cs="Segoe UI" w:ascii="Segoe UI" w:hAnsi="Segoe UI"/>
+                <w:color w:val="101820"/>
+                <w:kern w:val="0"/>
+                <w:sz w:val="16"/>
+                <w:szCs w:val="24"/>
+                <w:lang w:val="en-US" w:eastAsia="ja-JP" w:bidi="ar-SA"/>
+              </w:rPr>
+              <w:t>Closed: Template column added and re-tested on 03 October 2026</w:t>
+            </w:r>
+          </w:p>
+        </w:tc>
+        <w:tc>
+          <w:tcPr>
+            <w:tcW w:w="1142" w:type="dxa"/>
+            <w:tcBorders>
+              <w:top w:val="single" w:sz="4" w:space="0" w:color="BFC7D1"/>
+              <w:left w:val="single" w:sz="4" w:space="0" w:color="BFC7D1"/>
+              <w:bottom w:val="single" w:sz="4" w:space="0" w:color="BFC7D1"/>
+              <w:right w:val="single" w:sz="4" w:space="0" w:color="BFC7D1"/>
+            </w:tcBorders>
+          </w:tcPr>
+          <w:p>
+            <w:pPr>
+              <w:pStyle w:val="Normal"/>
+              <w:widowControl/>
+              <w:spacing w:lineRule="auto" w:line="240" w:before="0" w:after="20"/>
+              <w:jc w:val="left"/>
+              <w:rPr>
+                <w:rFonts w:ascii="Aptos" w:hAnsi="Aptos" w:eastAsia="ＭＳ 明朝" w:cs="Arial"/>
+                <w:kern w:val="0"/>
+                <w:sz w:val="24"/>
+                <w:szCs w:val="24"/>
+                <w:lang w:val="en-US" w:eastAsia="ja-JP" w:bidi="ar-SA"/>
+              </w:rPr>
+            </w:pPr>
+            <w:r>
+              <w:rPr>
+                <w:rFonts w:eastAsia="Segoe UI" w:cs="Segoe UI" w:ascii="Segoe UI" w:hAnsi="Segoe UI"/>
+                <w:color w:val="101820"/>
+                <w:kern w:val="0"/>
+                <w:sz w:val="16"/>
+                <w:szCs w:val="24"/>
+                <w:lang w:val="en-US" w:eastAsia="ja-JP" w:bidi="ar-SA"/>
+              </w:rPr>
+              <w:t>Closed</w:t>
             </w:r>
           </w:p>
         </w:tc>
@@ -12035,7 +12035,7 @@
         </w:tc>
         <w:tc>
           <w:tcPr>
-            <w:tcW w:w="2700" w:type="dxa"/>
+            <w:tcW w:w="2847" w:type="dxa"/>
             <w:tcBorders>
               <w:top w:val="single" w:sz="4" w:space="0" w:color="BFC7D1"/>
               <w:left w:val="single" w:sz="4" w:space="0" w:color="BFC7D1"/>
@@ -12109,75 +12109,75 @@
         </w:tc>
         <w:tc>
           <w:tcPr>
-            <w:tcW w:w="2645" w:type="dxa"/>
-            <w:tcBorders>
-              <w:top w:val="single" w:sz="4" w:space="0" w:color="BFC7D1"/>
-              <w:left w:val="single" w:sz="4" w:space="0" w:color="BFC7D1"/>
-              <w:bottom w:val="single" w:sz="4" w:space="0" w:color="BFC7D1"/>
-              <w:right w:val="single" w:sz="4" w:space="0" w:color="BFC7D1"/>
-            </w:tcBorders>
-          </w:tcPr>
-          <w:p>
-            <w:pPr>
-              <w:pStyle w:val="Normal"/>
-              <w:widowControl/>
-              <w:spacing w:lineRule="auto" w:line="240" w:before="0" w:after="20"/>
-              <w:jc w:val="left"/>
-              <w:rPr>
-                <w:rFonts w:ascii="Aptos" w:hAnsi="Aptos" w:eastAsia="ＭＳ 明朝" w:cs="Arial"/>
-                <w:kern w:val="0"/>
-                <w:sz w:val="24"/>
-                <w:szCs w:val="24"/>
-                <w:lang w:val="en-US" w:eastAsia="ja-JP" w:bidi="ar-SA"/>
-              </w:rPr>
-            </w:pPr>
-            <w:r>
-              <w:rPr>
-                <w:rFonts w:eastAsia="Segoe UI" w:cs="Segoe UI" w:ascii="Segoe UI" w:hAnsi="Segoe UI"/>
-                <w:color w:val="101820"/>
-                <w:kern w:val="0"/>
-                <w:sz w:val="16"/>
-                <w:szCs w:val="24"/>
-                <w:lang w:val="en-US" w:eastAsia="ja-JP" w:bidi="ar-SA"/>
-              </w:rPr>
-              <w:t>Quote as new business (by design)</w:t>
-            </w:r>
-          </w:p>
-        </w:tc>
-        <w:tc>
-          <w:tcPr>
-            <w:tcW w:w="1412" w:type="dxa"/>
-            <w:tcBorders>
-              <w:top w:val="single" w:sz="4" w:space="0" w:color="BFC7D1"/>
-              <w:left w:val="single" w:sz="4" w:space="0" w:color="BFC7D1"/>
-              <w:bottom w:val="single" w:sz="4" w:space="0" w:color="BFC7D1"/>
-              <w:right w:val="single" w:sz="4" w:space="0" w:color="BFC7D1"/>
-            </w:tcBorders>
-          </w:tcPr>
-          <w:p>
-            <w:pPr>
-              <w:pStyle w:val="Normal"/>
-              <w:widowControl/>
-              <w:spacing w:lineRule="auto" w:line="240" w:before="0" w:after="20"/>
-              <w:jc w:val="left"/>
-              <w:rPr>
-                <w:rFonts w:ascii="Aptos" w:hAnsi="Aptos" w:eastAsia="ＭＳ 明朝" w:cs="Arial"/>
-                <w:kern w:val="0"/>
-                <w:sz w:val="24"/>
-                <w:szCs w:val="24"/>
-                <w:lang w:val="en-US" w:eastAsia="ja-JP" w:bidi="ar-SA"/>
-              </w:rPr>
-            </w:pPr>
-            <w:r>
-              <w:rPr>
-                <w:rFonts w:eastAsia="Segoe UI" w:cs="Segoe UI" w:ascii="Segoe UI" w:hAnsi="Segoe UI"/>
-                <w:color w:val="101820"/>
-                <w:kern w:val="0"/>
-                <w:sz w:val="16"/>
-                <w:szCs w:val="24"/>
-                <w:lang w:val="en-US" w:eastAsia="ja-JP" w:bidi="ar-SA"/>
-              </w:rPr>
-              <w:t>No change</w:t>
+            <w:tcW w:w="2768" w:type="dxa"/>
+            <w:tcBorders>
+              <w:top w:val="single" w:sz="4" w:space="0" w:color="BFC7D1"/>
+              <w:left w:val="single" w:sz="4" w:space="0" w:color="BFC7D1"/>
+              <w:bottom w:val="single" w:sz="4" w:space="0" w:color="BFC7D1"/>
+              <w:right w:val="single" w:sz="4" w:space="0" w:color="BFC7D1"/>
+            </w:tcBorders>
+          </w:tcPr>
+          <w:p>
+            <w:pPr>
+              <w:pStyle w:val="Normal"/>
+              <w:widowControl/>
+              <w:spacing w:lineRule="auto" w:line="240" w:before="0" w:after="20"/>
+              <w:jc w:val="left"/>
+              <w:rPr>
+                <w:rFonts w:ascii="Aptos" w:hAnsi="Aptos" w:eastAsia="ＭＳ 明朝" w:cs="Arial"/>
+                <w:kern w:val="0"/>
+                <w:sz w:val="24"/>
+                <w:szCs w:val="24"/>
+                <w:lang w:val="en-US" w:eastAsia="ja-JP" w:bidi="ar-SA"/>
+              </w:rPr>
+            </w:pPr>
+            <w:r>
+              <w:rPr>
+                <w:rFonts w:eastAsia="Segoe UI" w:cs="Segoe UI" w:ascii="Segoe UI" w:hAnsi="Segoe UI"/>
+                <w:color w:val="101820"/>
+                <w:kern w:val="0"/>
+                <w:sz w:val="16"/>
+                <w:szCs w:val="24"/>
+                <w:lang w:val="en-US" w:eastAsia="ja-JP" w:bidi="ar-SA"/>
+              </w:rPr>
+              <w:t>Closed as by design: quote as new business</w:t>
+            </w:r>
+          </w:p>
+        </w:tc>
+        <w:tc>
+          <w:tcPr>
+            <w:tcW w:w="1142" w:type="dxa"/>
+            <w:tcBorders>
+              <w:top w:val="single" w:sz="4" w:space="0" w:color="BFC7D1"/>
+              <w:left w:val="single" w:sz="4" w:space="0" w:color="BFC7D1"/>
+              <w:bottom w:val="single" w:sz="4" w:space="0" w:color="BFC7D1"/>
+              <w:right w:val="single" w:sz="4" w:space="0" w:color="BFC7D1"/>
+            </w:tcBorders>
+          </w:tcPr>
+          <w:p>
+            <w:pPr>
+              <w:pStyle w:val="Normal"/>
+              <w:widowControl/>
+              <w:spacing w:lineRule="auto" w:line="240" w:before="0" w:after="20"/>
+              <w:jc w:val="left"/>
+              <w:rPr>
+                <w:rFonts w:ascii="Aptos" w:hAnsi="Aptos" w:eastAsia="ＭＳ 明朝" w:cs="Arial"/>
+                <w:kern w:val="0"/>
+                <w:sz w:val="24"/>
+                <w:szCs w:val="24"/>
+                <w:lang w:val="en-US" w:eastAsia="ja-JP" w:bidi="ar-SA"/>
+              </w:rPr>
+            </w:pPr>
+            <w:r>
+              <w:rPr>
+                <w:rFonts w:eastAsia="Segoe UI" w:cs="Segoe UI" w:ascii="Segoe UI" w:hAnsi="Segoe UI"/>
+                <w:color w:val="101820"/>
+                <w:kern w:val="0"/>
+                <w:sz w:val="16"/>
+                <w:szCs w:val="24"/>
+                <w:lang w:val="en-US" w:eastAsia="ja-JP" w:bidi="ar-SA"/>
+              </w:rPr>
+              <w:t>Closed</w:t>
             </w:r>
           </w:p>
         </w:tc>
@@ -12223,7 +12223,7 @@
         </w:tc>
         <w:tc>
           <w:tcPr>
-            <w:tcW w:w="2700" w:type="dxa"/>
+            <w:tcW w:w="2847" w:type="dxa"/>
             <w:tcBorders>
               <w:top w:val="single" w:sz="4" w:space="0" w:color="BFC7D1"/>
               <w:left w:val="single" w:sz="4" w:space="0" w:color="BFC7D1"/>
@@ -12297,75 +12297,75 @@
         </w:tc>
         <w:tc>
           <w:tcPr>
-            <w:tcW w:w="2645" w:type="dxa"/>
-            <w:tcBorders>
-              <w:top w:val="single" w:sz="4" w:space="0" w:color="BFC7D1"/>
-              <w:left w:val="single" w:sz="4" w:space="0" w:color="BFC7D1"/>
-              <w:bottom w:val="single" w:sz="4" w:space="0" w:color="BFC7D1"/>
-              <w:right w:val="single" w:sz="4" w:space="0" w:color="BFC7D1"/>
-            </w:tcBorders>
-          </w:tcPr>
-          <w:p>
-            <w:pPr>
-              <w:pStyle w:val="Normal"/>
-              <w:widowControl/>
-              <w:spacing w:lineRule="auto" w:line="240" w:before="0" w:after="20"/>
-              <w:jc w:val="left"/>
-              <w:rPr>
-                <w:rFonts w:ascii="Aptos" w:hAnsi="Aptos" w:eastAsia="ＭＳ 明朝" w:cs="Arial"/>
-                <w:kern w:val="0"/>
-                <w:sz w:val="24"/>
-                <w:szCs w:val="24"/>
-                <w:lang w:val="en-US" w:eastAsia="ja-JP" w:bidi="ar-SA"/>
-              </w:rPr>
-            </w:pPr>
-            <w:r>
-              <w:rPr>
-                <w:rFonts w:eastAsia="Segoe UI" w:cs="Segoe UI" w:ascii="Segoe UI" w:hAnsi="Segoe UI"/>
-                <w:color w:val="101820"/>
-                <w:kern w:val="0"/>
-                <w:sz w:val="16"/>
-                <w:szCs w:val="24"/>
-                <w:lang w:val="en-US" w:eastAsia="ja-JP" w:bidi="ar-SA"/>
-              </w:rPr>
-              <w:t>Run the calculator as System Administrator, or check on a test quotation</w:t>
-            </w:r>
-          </w:p>
-        </w:tc>
-        <w:tc>
-          <w:tcPr>
-            <w:tcW w:w="1412" w:type="dxa"/>
-            <w:tcBorders>
-              <w:top w:val="single" w:sz="4" w:space="0" w:color="BFC7D1"/>
-              <w:left w:val="single" w:sz="4" w:space="0" w:color="BFC7D1"/>
-              <w:bottom w:val="single" w:sz="4" w:space="0" w:color="BFC7D1"/>
-              <w:right w:val="single" w:sz="4" w:space="0" w:color="BFC7D1"/>
-            </w:tcBorders>
-          </w:tcPr>
-          <w:p>
-            <w:pPr>
-              <w:pStyle w:val="Normal"/>
-              <w:widowControl/>
-              <w:spacing w:lineRule="auto" w:line="240" w:before="0" w:after="20"/>
-              <w:jc w:val="left"/>
-              <w:rPr>
-                <w:rFonts w:ascii="Aptos" w:hAnsi="Aptos" w:eastAsia="ＭＳ 明朝" w:cs="Arial"/>
-                <w:kern w:val="0"/>
-                <w:sz w:val="24"/>
-                <w:szCs w:val="24"/>
-                <w:lang w:val="en-US" w:eastAsia="ja-JP" w:bidi="ar-SA"/>
-              </w:rPr>
-            </w:pPr>
-            <w:r>
-              <w:rPr>
-                <w:rFonts w:eastAsia="Segoe UI" w:cs="Segoe UI" w:ascii="Segoe UI" w:hAnsi="Segoe UI"/>
-                <w:color w:val="101820"/>
-                <w:kern w:val="0"/>
-                <w:sz w:val="16"/>
-                <w:szCs w:val="24"/>
-                <w:lang w:val="en-US" w:eastAsia="ja-JP" w:bidi="ar-SA"/>
-              </w:rPr>
-              <w:t>Next patch</w:t>
+            <w:tcW w:w="2768" w:type="dxa"/>
+            <w:tcBorders>
+              <w:top w:val="single" w:sz="4" w:space="0" w:color="BFC7D1"/>
+              <w:left w:val="single" w:sz="4" w:space="0" w:color="BFC7D1"/>
+              <w:bottom w:val="single" w:sz="4" w:space="0" w:color="BFC7D1"/>
+              <w:right w:val="single" w:sz="4" w:space="0" w:color="BFC7D1"/>
+            </w:tcBorders>
+          </w:tcPr>
+          <w:p>
+            <w:pPr>
+              <w:pStyle w:val="Normal"/>
+              <w:widowControl/>
+              <w:spacing w:lineRule="auto" w:line="240" w:before="0" w:after="20"/>
+              <w:jc w:val="left"/>
+              <w:rPr>
+                <w:rFonts w:ascii="Aptos" w:hAnsi="Aptos" w:eastAsia="ＭＳ 明朝" w:cs="Arial"/>
+                <w:kern w:val="0"/>
+                <w:sz w:val="24"/>
+                <w:szCs w:val="24"/>
+                <w:lang w:val="en-US" w:eastAsia="ja-JP" w:bidi="ar-SA"/>
+              </w:rPr>
+            </w:pPr>
+            <w:r>
+              <w:rPr>
+                <w:rFonts w:eastAsia="Segoe UI" w:cs="Segoe UI" w:ascii="Segoe UI" w:hAnsi="Segoe UI"/>
+                <w:color w:val="101820"/>
+                <w:kern w:val="0"/>
+                <w:sz w:val="16"/>
+                <w:szCs w:val="24"/>
+                <w:lang w:val="en-US" w:eastAsia="ja-JP" w:bidi="ar-SA"/>
+              </w:rPr>
+              <w:t>Closed: fixed and re-tested on 03 October 2026</w:t>
+            </w:r>
+          </w:p>
+        </w:tc>
+        <w:tc>
+          <w:tcPr>
+            <w:tcW w:w="1142" w:type="dxa"/>
+            <w:tcBorders>
+              <w:top w:val="single" w:sz="4" w:space="0" w:color="BFC7D1"/>
+              <w:left w:val="single" w:sz="4" w:space="0" w:color="BFC7D1"/>
+              <w:bottom w:val="single" w:sz="4" w:space="0" w:color="BFC7D1"/>
+              <w:right w:val="single" w:sz="4" w:space="0" w:color="BFC7D1"/>
+            </w:tcBorders>
+          </w:tcPr>
+          <w:p>
+            <w:pPr>
+              <w:pStyle w:val="Normal"/>
+              <w:widowControl/>
+              <w:spacing w:lineRule="auto" w:line="240" w:before="0" w:after="20"/>
+              <w:jc w:val="left"/>
+              <w:rPr>
+                <w:rFonts w:ascii="Aptos" w:hAnsi="Aptos" w:eastAsia="ＭＳ 明朝" w:cs="Arial"/>
+                <w:kern w:val="0"/>
+                <w:sz w:val="24"/>
+                <w:szCs w:val="24"/>
+                <w:lang w:val="en-US" w:eastAsia="ja-JP" w:bidi="ar-SA"/>
+              </w:rPr>
+            </w:pPr>
+            <w:r>
+              <w:rPr>
+                <w:rFonts w:eastAsia="Segoe UI" w:cs="Segoe UI" w:ascii="Segoe UI" w:hAnsi="Segoe UI"/>
+                <w:color w:val="101820"/>
+                <w:kern w:val="0"/>
+                <w:sz w:val="16"/>
+                <w:szCs w:val="24"/>
+                <w:lang w:val="en-US" w:eastAsia="ja-JP" w:bidi="ar-SA"/>
+              </w:rPr>
+              <w:t>Closed</w:t>
             </w:r>
           </w:p>
         </w:tc>
@@ -12411,38 +12411,38 @@
         </w:tc>
         <w:tc>
           <w:tcPr>
-            <w:tcW w:w="2700" w:type="dxa"/>
-            <w:tcBorders>
-              <w:top w:val="single" w:sz="4" w:space="0" w:color="BFC7D1"/>
-              <w:left w:val="single" w:sz="4" w:space="0" w:color="BFC7D1"/>
-              <w:bottom w:val="single" w:sz="4" w:space="0" w:color="BFC7D1"/>
-              <w:right w:val="single" w:sz="4" w:space="0" w:color="BFC7D1"/>
-            </w:tcBorders>
-          </w:tcPr>
-          <w:p>
-            <w:pPr>
-              <w:pStyle w:val="Normal"/>
-              <w:widowControl/>
-              <w:spacing w:lineRule="auto" w:line="240" w:before="0" w:after="20"/>
-              <w:jc w:val="left"/>
-              <w:rPr>
-                <w:rFonts w:ascii="Aptos" w:hAnsi="Aptos" w:eastAsia="ＭＳ 明朝" w:cs="Arial"/>
-                <w:kern w:val="0"/>
-                <w:sz w:val="24"/>
-                <w:szCs w:val="24"/>
-                <w:lang w:val="en-US" w:eastAsia="ja-JP" w:bidi="ar-SA"/>
-              </w:rPr>
-            </w:pPr>
-            <w:r>
-              <w:rPr>
-                <w:rFonts w:eastAsia="Segoe UI" w:cs="Segoe UI" w:ascii="Segoe UI" w:hAnsi="Segoe UI"/>
-                <w:color w:val="101820"/>
-                <w:kern w:val="0"/>
-                <w:sz w:val="16"/>
-                <w:szCs w:val="24"/>
-                <w:lang w:val="en-US" w:eastAsia="ja-JP" w:bidi="ar-SA"/>
-              </w:rPr>
-              <w:t>Address of the menu group Master &gt; Generals &gt; Organization opens "Page not found"</w:t>
+            <w:tcW w:w="2847" w:type="dxa"/>
+            <w:tcBorders>
+              <w:top w:val="single" w:sz="4" w:space="0" w:color="BFC7D1"/>
+              <w:left w:val="single" w:sz="4" w:space="0" w:color="BFC7D1"/>
+              <w:bottom w:val="single" w:sz="4" w:space="0" w:color="BFC7D1"/>
+              <w:right w:val="single" w:sz="4" w:space="0" w:color="BFC7D1"/>
+            </w:tcBorders>
+          </w:tcPr>
+          <w:p>
+            <w:pPr>
+              <w:pStyle w:val="Normal"/>
+              <w:widowControl/>
+              <w:spacing w:lineRule="auto" w:line="240" w:before="0" w:after="20"/>
+              <w:jc w:val="left"/>
+              <w:rPr>
+                <w:rFonts w:ascii="Aptos" w:hAnsi="Aptos" w:eastAsia="ＭＳ 明朝" w:cs="Arial"/>
+                <w:kern w:val="0"/>
+                <w:sz w:val="24"/>
+                <w:szCs w:val="24"/>
+                <w:lang w:val="en-US" w:eastAsia="ja-JP" w:bidi="ar-SA"/>
+              </w:rPr>
+            </w:pPr>
+            <w:r>
+              <w:rPr>
+                <w:rFonts w:eastAsia="Segoe UI" w:cs="Segoe UI" w:ascii="Segoe UI" w:hAnsi="Segoe UI"/>
+                <w:color w:val="101820"/>
+                <w:kern w:val="0"/>
+                <w:sz w:val="16"/>
+                <w:szCs w:val="24"/>
+                <w:lang w:val="en-US" w:eastAsia="ja-JP" w:bidi="ar-SA"/>
+              </w:rPr>
+              <w:t>Address of the menu group Master &gt; Generals &gt; Organization opened "Page not found"</w:t>
             </w:r>
           </w:p>
         </w:tc>
@@ -12485,75 +12485,75 @@
         </w:tc>
         <w:tc>
           <w:tcPr>
-            <w:tcW w:w="2645" w:type="dxa"/>
-            <w:tcBorders>
-              <w:top w:val="single" w:sz="4" w:space="0" w:color="BFC7D1"/>
-              <w:left w:val="single" w:sz="4" w:space="0" w:color="BFC7D1"/>
-              <w:bottom w:val="single" w:sz="4" w:space="0" w:color="BFC7D1"/>
-              <w:right w:val="single" w:sz="4" w:space="0" w:color="BFC7D1"/>
-            </w:tcBorders>
-          </w:tcPr>
-          <w:p>
-            <w:pPr>
-              <w:pStyle w:val="Normal"/>
-              <w:widowControl/>
-              <w:spacing w:lineRule="auto" w:line="240" w:before="0" w:after="20"/>
-              <w:jc w:val="left"/>
-              <w:rPr>
-                <w:rFonts w:ascii="Aptos" w:hAnsi="Aptos" w:eastAsia="ＭＳ 明朝" w:cs="Arial"/>
-                <w:kern w:val="0"/>
-                <w:sz w:val="24"/>
-                <w:szCs w:val="24"/>
-                <w:lang w:val="en-US" w:eastAsia="ja-JP" w:bidi="ar-SA"/>
-              </w:rPr>
-            </w:pPr>
-            <w:r>
-              <w:rPr>
-                <w:rFonts w:eastAsia="Segoe UI" w:cs="Segoe UI" w:ascii="Segoe UI" w:hAnsi="Segoe UI"/>
-                <w:color w:val="101820"/>
-                <w:kern w:val="0"/>
-                <w:sz w:val="16"/>
-                <w:szCs w:val="24"/>
-                <w:lang w:val="en-US" w:eastAsia="ja-JP" w:bidi="ar-SA"/>
-              </w:rPr>
-              <w:t>Open Company or Branch from the menu</w:t>
-            </w:r>
-          </w:p>
-        </w:tc>
-        <w:tc>
-          <w:tcPr>
-            <w:tcW w:w="1412" w:type="dxa"/>
-            <w:tcBorders>
-              <w:top w:val="single" w:sz="4" w:space="0" w:color="BFC7D1"/>
-              <w:left w:val="single" w:sz="4" w:space="0" w:color="BFC7D1"/>
-              <w:bottom w:val="single" w:sz="4" w:space="0" w:color="BFC7D1"/>
-              <w:right w:val="single" w:sz="4" w:space="0" w:color="BFC7D1"/>
-            </w:tcBorders>
-          </w:tcPr>
-          <w:p>
-            <w:pPr>
-              <w:pStyle w:val="Normal"/>
-              <w:widowControl/>
-              <w:spacing w:lineRule="auto" w:line="240" w:before="0" w:after="20"/>
-              <w:jc w:val="left"/>
-              <w:rPr>
-                <w:rFonts w:ascii="Aptos" w:hAnsi="Aptos" w:eastAsia="ＭＳ 明朝" w:cs="Arial"/>
-                <w:kern w:val="0"/>
-                <w:sz w:val="24"/>
-                <w:szCs w:val="24"/>
-                <w:lang w:val="en-US" w:eastAsia="ja-JP" w:bidi="ar-SA"/>
-              </w:rPr>
-            </w:pPr>
-            <w:r>
-              <w:rPr>
-                <w:rFonts w:eastAsia="Segoe UI" w:cs="Segoe UI" w:ascii="Segoe UI" w:hAnsi="Segoe UI"/>
-                <w:color w:val="101820"/>
-                <w:kern w:val="0"/>
-                <w:sz w:val="16"/>
-                <w:szCs w:val="24"/>
-                <w:lang w:val="en-US" w:eastAsia="ja-JP" w:bidi="ar-SA"/>
-              </w:rPr>
-              <w:t>Next minor release</w:t>
+            <w:tcW w:w="2768" w:type="dxa"/>
+            <w:tcBorders>
+              <w:top w:val="single" w:sz="4" w:space="0" w:color="BFC7D1"/>
+              <w:left w:val="single" w:sz="4" w:space="0" w:color="BFC7D1"/>
+              <w:bottom w:val="single" w:sz="4" w:space="0" w:color="BFC7D1"/>
+              <w:right w:val="single" w:sz="4" w:space="0" w:color="BFC7D1"/>
+            </w:tcBorders>
+          </w:tcPr>
+          <w:p>
+            <w:pPr>
+              <w:pStyle w:val="Normal"/>
+              <w:widowControl/>
+              <w:spacing w:lineRule="auto" w:line="240" w:before="0" w:after="20"/>
+              <w:jc w:val="left"/>
+              <w:rPr>
+                <w:rFonts w:ascii="Aptos" w:hAnsi="Aptos" w:eastAsia="ＭＳ 明朝" w:cs="Arial"/>
+                <w:kern w:val="0"/>
+                <w:sz w:val="24"/>
+                <w:szCs w:val="24"/>
+                <w:lang w:val="en-US" w:eastAsia="ja-JP" w:bidi="ar-SA"/>
+              </w:rPr>
+            </w:pPr>
+            <w:r>
+              <w:rPr>
+                <w:rFonts w:eastAsia="Segoe UI" w:cs="Segoe UI" w:ascii="Segoe UI" w:hAnsi="Segoe UI"/>
+                <w:color w:val="101820"/>
+                <w:kern w:val="0"/>
+                <w:sz w:val="16"/>
+                <w:szCs w:val="24"/>
+                <w:lang w:val="en-US" w:eastAsia="ja-JP" w:bidi="ar-SA"/>
+              </w:rPr>
+              <w:t>Closed: menu groups carry no address</w:t>
+            </w:r>
+          </w:p>
+        </w:tc>
+        <w:tc>
+          <w:tcPr>
+            <w:tcW w:w="1142" w:type="dxa"/>
+            <w:tcBorders>
+              <w:top w:val="single" w:sz="4" w:space="0" w:color="BFC7D1"/>
+              <w:left w:val="single" w:sz="4" w:space="0" w:color="BFC7D1"/>
+              <w:bottom w:val="single" w:sz="4" w:space="0" w:color="BFC7D1"/>
+              <w:right w:val="single" w:sz="4" w:space="0" w:color="BFC7D1"/>
+            </w:tcBorders>
+          </w:tcPr>
+          <w:p>
+            <w:pPr>
+              <w:pStyle w:val="Normal"/>
+              <w:widowControl/>
+              <w:spacing w:lineRule="auto" w:line="240" w:before="0" w:after="20"/>
+              <w:jc w:val="left"/>
+              <w:rPr>
+                <w:rFonts w:ascii="Aptos" w:hAnsi="Aptos" w:eastAsia="ＭＳ 明朝" w:cs="Arial"/>
+                <w:kern w:val="0"/>
+                <w:sz w:val="24"/>
+                <w:szCs w:val="24"/>
+                <w:lang w:val="en-US" w:eastAsia="ja-JP" w:bidi="ar-SA"/>
+              </w:rPr>
+            </w:pPr>
+            <w:r>
+              <w:rPr>
+                <w:rFonts w:eastAsia="Segoe UI" w:cs="Segoe UI" w:ascii="Segoe UI" w:hAnsi="Segoe UI"/>
+                <w:color w:val="101820"/>
+                <w:kern w:val="0"/>
+                <w:sz w:val="16"/>
+                <w:szCs w:val="24"/>
+                <w:lang w:val="en-US" w:eastAsia="ja-JP" w:bidi="ar-SA"/>
+              </w:rPr>
+              <w:t>Closed</w:t>
             </w:r>
           </w:p>
         </w:tc>
@@ -12599,7 +12599,7 @@
         </w:tc>
         <w:tc>
           <w:tcPr>
-            <w:tcW w:w="2700" w:type="dxa"/>
+            <w:tcW w:w="2847" w:type="dxa"/>
             <w:tcBorders>
               <w:top w:val="single" w:sz="4" w:space="0" w:color="BFC7D1"/>
               <w:left w:val="single" w:sz="4" w:space="0" w:color="BFC7D1"/>
@@ -12673,75 +12673,75 @@
         </w:tc>
         <w:tc>
           <w:tcPr>
-            <w:tcW w:w="2645" w:type="dxa"/>
-            <w:tcBorders>
-              <w:top w:val="single" w:sz="4" w:space="0" w:color="BFC7D1"/>
-              <w:left w:val="single" w:sz="4" w:space="0" w:color="BFC7D1"/>
-              <w:bottom w:val="single" w:sz="4" w:space="0" w:color="BFC7D1"/>
-              <w:right w:val="single" w:sz="4" w:space="0" w:color="BFC7D1"/>
-            </w:tcBorders>
-          </w:tcPr>
-          <w:p>
-            <w:pPr>
-              <w:pStyle w:val="Normal"/>
-              <w:widowControl/>
-              <w:spacing w:lineRule="auto" w:line="240" w:before="0" w:after="20"/>
-              <w:jc w:val="left"/>
-              <w:rPr>
-                <w:rFonts w:ascii="Aptos" w:hAnsi="Aptos" w:eastAsia="ＭＳ 明朝" w:cs="Arial"/>
-                <w:kern w:val="0"/>
-                <w:sz w:val="24"/>
-                <w:szCs w:val="24"/>
-                <w:lang w:val="en-US" w:eastAsia="ja-JP" w:bidi="ar-SA"/>
-              </w:rPr>
-            </w:pPr>
-            <w:r>
-              <w:rPr>
-                <w:rFonts w:eastAsia="Segoe UI" w:cs="Segoe UI" w:ascii="Segoe UI" w:hAnsi="Segoe UI"/>
-                <w:color w:val="101820"/>
-                <w:kern w:val="0"/>
-                <w:sz w:val="16"/>
-                <w:szCs w:val="24"/>
-                <w:lang w:val="en-US" w:eastAsia="ja-JP" w:bidi="ar-SA"/>
-              </w:rPr>
-              <w:t>Collapse the side menu or zoom to 90%</w:t>
-            </w:r>
-          </w:p>
-        </w:tc>
-        <w:tc>
-          <w:tcPr>
-            <w:tcW w:w="1412" w:type="dxa"/>
-            <w:tcBorders>
-              <w:top w:val="single" w:sz="4" w:space="0" w:color="BFC7D1"/>
-              <w:left w:val="single" w:sz="4" w:space="0" w:color="BFC7D1"/>
-              <w:bottom w:val="single" w:sz="4" w:space="0" w:color="BFC7D1"/>
-              <w:right w:val="single" w:sz="4" w:space="0" w:color="BFC7D1"/>
-            </w:tcBorders>
-          </w:tcPr>
-          <w:p>
-            <w:pPr>
-              <w:pStyle w:val="Normal"/>
-              <w:widowControl/>
-              <w:spacing w:lineRule="auto" w:line="240" w:before="0" w:after="20"/>
-              <w:jc w:val="left"/>
-              <w:rPr>
-                <w:rFonts w:ascii="Aptos" w:hAnsi="Aptos" w:eastAsia="ＭＳ 明朝" w:cs="Arial"/>
-                <w:kern w:val="0"/>
-                <w:sz w:val="24"/>
-                <w:szCs w:val="24"/>
-                <w:lang w:val="en-US" w:eastAsia="ja-JP" w:bidi="ar-SA"/>
-              </w:rPr>
-            </w:pPr>
-            <w:r>
-              <w:rPr>
-                <w:rFonts w:eastAsia="Segoe UI" w:cs="Segoe UI" w:ascii="Segoe UI" w:hAnsi="Segoe UI"/>
-                <w:color w:val="101820"/>
-                <w:kern w:val="0"/>
-                <w:sz w:val="16"/>
-                <w:szCs w:val="24"/>
-                <w:lang w:val="en-US" w:eastAsia="ja-JP" w:bidi="ar-SA"/>
-              </w:rPr>
-              <w:t>Next minor release</w:t>
+            <w:tcW w:w="2768" w:type="dxa"/>
+            <w:tcBorders>
+              <w:top w:val="single" w:sz="4" w:space="0" w:color="BFC7D1"/>
+              <w:left w:val="single" w:sz="4" w:space="0" w:color="BFC7D1"/>
+              <w:bottom w:val="single" w:sz="4" w:space="0" w:color="BFC7D1"/>
+              <w:right w:val="single" w:sz="4" w:space="0" w:color="BFC7D1"/>
+            </w:tcBorders>
+          </w:tcPr>
+          <w:p>
+            <w:pPr>
+              <w:pStyle w:val="Normal"/>
+              <w:widowControl/>
+              <w:spacing w:lineRule="auto" w:line="240" w:before="0" w:after="20"/>
+              <w:jc w:val="left"/>
+              <w:rPr>
+                <w:rFonts w:ascii="Aptos" w:hAnsi="Aptos" w:eastAsia="ＭＳ 明朝" w:cs="Arial"/>
+                <w:kern w:val="0"/>
+                <w:sz w:val="24"/>
+                <w:szCs w:val="24"/>
+                <w:lang w:val="en-US" w:eastAsia="ja-JP" w:bidi="ar-SA"/>
+              </w:rPr>
+            </w:pPr>
+            <w:r>
+              <w:rPr>
+                <w:rFonts w:eastAsia="Segoe UI" w:cs="Segoe UI" w:ascii="Segoe UI" w:hAnsi="Segoe UI"/>
+                <w:color w:val="101820"/>
+                <w:kern w:val="0"/>
+                <w:sz w:val="16"/>
+                <w:szCs w:val="24"/>
+                <w:lang w:val="en-US" w:eastAsia="ja-JP" w:bidi="ar-SA"/>
+              </w:rPr>
+              <w:t>Closed: fixed and re-tested on 03 October 2026</w:t>
+            </w:r>
+          </w:p>
+        </w:tc>
+        <w:tc>
+          <w:tcPr>
+            <w:tcW w:w="1142" w:type="dxa"/>
+            <w:tcBorders>
+              <w:top w:val="single" w:sz="4" w:space="0" w:color="BFC7D1"/>
+              <w:left w:val="single" w:sz="4" w:space="0" w:color="BFC7D1"/>
+              <w:bottom w:val="single" w:sz="4" w:space="0" w:color="BFC7D1"/>
+              <w:right w:val="single" w:sz="4" w:space="0" w:color="BFC7D1"/>
+            </w:tcBorders>
+          </w:tcPr>
+          <w:p>
+            <w:pPr>
+              <w:pStyle w:val="Normal"/>
+              <w:widowControl/>
+              <w:spacing w:lineRule="auto" w:line="240" w:before="0" w:after="20"/>
+              <w:jc w:val="left"/>
+              <w:rPr>
+                <w:rFonts w:ascii="Aptos" w:hAnsi="Aptos" w:eastAsia="ＭＳ 明朝" w:cs="Arial"/>
+                <w:kern w:val="0"/>
+                <w:sz w:val="24"/>
+                <w:szCs w:val="24"/>
+                <w:lang w:val="en-US" w:eastAsia="ja-JP" w:bidi="ar-SA"/>
+              </w:rPr>
+            </w:pPr>
+            <w:r>
+              <w:rPr>
+                <w:rFonts w:eastAsia="Segoe UI" w:cs="Segoe UI" w:ascii="Segoe UI" w:hAnsi="Segoe UI"/>
+                <w:color w:val="101820"/>
+                <w:kern w:val="0"/>
+                <w:sz w:val="16"/>
+                <w:szCs w:val="24"/>
+                <w:lang w:val="en-US" w:eastAsia="ja-JP" w:bidi="ar-SA"/>
+              </w:rPr>
+              <w:t>Closed</w:t>
             </w:r>
           </w:p>
         </w:tc>
@@ -12777,7 +12777,7 @@
         <w:pStyle w:val="Heading2"/>
         <w:rPr/>
       </w:pPr>
-      <w:bookmarkStart w:id="18" w:name="__RefHeading___Toc84471_3949650649"/>
+      <w:bookmarkStart w:id="18" w:name="__RefHeading___Toc3089_2815676159"/>
       <w:bookmarkEnd w:id="18"/>
       <w:r>
         <w:rPr>
@@ -14543,7 +14543,7 @@
         <w:pStyle w:val="Heading2"/>
         <w:rPr/>
       </w:pPr>
-      <w:bookmarkStart w:id="19" w:name="__RefHeading___Toc84473_3949650649"/>
+      <w:bookmarkStart w:id="19" w:name="__RefHeading___Toc3091_2815676159"/>
       <w:bookmarkEnd w:id="19"/>
       <w:r>
         <w:rPr>
@@ -14693,7 +14693,7 @@
         <w:pStyle w:val="Heading1"/>
         <w:rPr/>
       </w:pPr>
-      <w:bookmarkStart w:id="20" w:name="__RefHeading___Toc84475_3949650649"/>
+      <w:bookmarkStart w:id="20" w:name="__RefHeading___Toc3093_2815676159"/>
       <w:bookmarkEnd w:id="20"/>
       <w:r>
         <w:rPr>
@@ -14710,7 +14710,7 @@
         <w:pStyle w:val="Heading2"/>
         <w:rPr/>
       </w:pPr>
-      <w:bookmarkStart w:id="21" w:name="__RefHeading___Toc84477_3949650649"/>
+      <w:bookmarkStart w:id="21" w:name="__RefHeading___Toc3095_2815676159"/>
       <w:bookmarkEnd w:id="21"/>
       <w:r>
         <w:rPr>
@@ -15420,7 +15420,7 @@
         <w:pStyle w:val="Heading2"/>
         <w:rPr/>
       </w:pPr>
-      <w:bookmarkStart w:id="22" w:name="__RefHeading___Toc84479_3949650649"/>
+      <w:bookmarkStart w:id="22" w:name="__RefHeading___Toc3097_2815676159"/>
       <w:bookmarkEnd w:id="22"/>
       <w:r>
         <w:rPr>
@@ -15532,7 +15532,7 @@
         <w:pStyle w:val="Heading2"/>
         <w:rPr/>
       </w:pPr>
-      <w:bookmarkStart w:id="23" w:name="__RefHeading___Toc84481_3949650649"/>
+      <w:bookmarkStart w:id="23" w:name="__RefHeading___Toc3099_2815676159"/>
       <w:bookmarkEnd w:id="23"/>
       <w:r>
         <w:rPr>
@@ -15609,7 +15609,7 @@
         <w:pStyle w:val="Heading1"/>
         <w:rPr/>
       </w:pPr>
-      <w:bookmarkStart w:id="24" w:name="__RefHeading___Toc84483_3949650649"/>
+      <w:bookmarkStart w:id="24" w:name="__RefHeading___Toc3101_2815676159"/>
       <w:bookmarkEnd w:id="24"/>
       <w:r>
         <w:rPr>
@@ -15652,7 +15652,7 @@
         <w:pStyle w:val="Heading2"/>
         <w:rPr/>
       </w:pPr>
-      <w:bookmarkStart w:id="25" w:name="__RefHeading___Toc84485_3949650649"/>
+      <w:bookmarkStart w:id="25" w:name="__RefHeading___Toc3103_2815676159"/>
       <w:bookmarkEnd w:id="25"/>
       <w:r>
         <w:rPr>
@@ -15878,238 +15878,7 @@
                 <w:szCs w:val="24"/>
                 <w:lang w:val="en-US" w:eastAsia="ja-JP" w:bidi="ar-SA"/>
               </w:rPr>
-              <w:t>Product list of the charges calculator readable by Accounting (BV-DEF-006)</w:t>
-            </w:r>
-          </w:p>
-        </w:tc>
-        <w:tc>
-          <w:tcPr>
-            <w:tcW w:w="4506" w:type="dxa"/>
-            <w:tcBorders>
-              <w:top w:val="single" w:sz="4" w:space="0" w:color="BFC7D1"/>
-              <w:left w:val="single" w:sz="4" w:space="0" w:color="BFC7D1"/>
-              <w:bottom w:val="single" w:sz="4" w:space="0" w:color="BFC7D1"/>
-              <w:right w:val="single" w:sz="4" w:space="0" w:color="BFC7D1"/>
-            </w:tcBorders>
-          </w:tcPr>
-          <w:p>
-            <w:pPr>
-              <w:pStyle w:val="Normal"/>
-              <w:widowControl/>
-              <w:spacing w:lineRule="auto" w:line="240" w:before="0" w:after="20"/>
-              <w:jc w:val="left"/>
-              <w:rPr>
-                <w:rFonts w:ascii="Aptos" w:hAnsi="Aptos" w:eastAsia="ＭＳ 明朝" w:cs="Arial"/>
-                <w:kern w:val="0"/>
-                <w:sz w:val="24"/>
-                <w:szCs w:val="24"/>
-                <w:lang w:val="en-US" w:eastAsia="ja-JP" w:bidi="ar-SA"/>
-              </w:rPr>
-            </w:pPr>
-            <w:r>
-              <w:rPr>
-                <w:rFonts w:eastAsia="Segoe UI" w:cs="Segoe UI" w:ascii="Segoe UI" w:hAnsi="Segoe UI"/>
-                <w:color w:val="101820"/>
-                <w:kern w:val="0"/>
-                <w:sz w:val="18"/>
-                <w:szCs w:val="24"/>
-                <w:lang w:val="en-US" w:eastAsia="ja-JP" w:bidi="ar-SA"/>
-              </w:rPr>
-              <w:t>Accounting maintains premium taxes without the administrator</w:t>
-            </w:r>
-          </w:p>
-        </w:tc>
-      </w:tr>
-      <w:tr>
-        <w:trPr/>
-        <w:tc>
-          <w:tcPr>
-            <w:tcW w:w="4507" w:type="dxa"/>
-            <w:tcBorders>
-              <w:top w:val="single" w:sz="4" w:space="0" w:color="BFC7D1"/>
-              <w:left w:val="single" w:sz="4" w:space="0" w:color="BFC7D1"/>
-              <w:bottom w:val="single" w:sz="4" w:space="0" w:color="BFC7D1"/>
-              <w:right w:val="single" w:sz="4" w:space="0" w:color="BFC7D1"/>
-            </w:tcBorders>
-          </w:tcPr>
-          <w:p>
-            <w:pPr>
-              <w:pStyle w:val="Normal"/>
-              <w:widowControl/>
-              <w:spacing w:lineRule="auto" w:line="240" w:before="0" w:after="20"/>
-              <w:jc w:val="left"/>
-              <w:rPr>
-                <w:rFonts w:ascii="Aptos" w:hAnsi="Aptos" w:eastAsia="ＭＳ 明朝" w:cs="Arial"/>
-                <w:kern w:val="0"/>
-                <w:sz w:val="24"/>
-                <w:szCs w:val="24"/>
-                <w:lang w:val="en-US" w:eastAsia="ja-JP" w:bidi="ar-SA"/>
-              </w:rPr>
-            </w:pPr>
-            <w:r>
-              <w:rPr>
-                <w:rFonts w:eastAsia="Segoe UI" w:cs="Segoe UI" w:ascii="Segoe UI" w:hAnsi="Segoe UI"/>
-                <w:color w:val="101820"/>
-                <w:kern w:val="0"/>
-                <w:sz w:val="18"/>
-                <w:szCs w:val="24"/>
-                <w:lang w:val="en-US" w:eastAsia="ja-JP" w:bidi="ar-SA"/>
-              </w:rPr>
-              <w:t>Template shown on Product Configurator component lists (BV-DEF-004)</w:t>
-            </w:r>
-          </w:p>
-        </w:tc>
-        <w:tc>
-          <w:tcPr>
-            <w:tcW w:w="4506" w:type="dxa"/>
-            <w:tcBorders>
-              <w:top w:val="single" w:sz="4" w:space="0" w:color="BFC7D1"/>
-              <w:left w:val="single" w:sz="4" w:space="0" w:color="BFC7D1"/>
-              <w:bottom w:val="single" w:sz="4" w:space="0" w:color="BFC7D1"/>
-              <w:right w:val="single" w:sz="4" w:space="0" w:color="BFC7D1"/>
-            </w:tcBorders>
-          </w:tcPr>
-          <w:p>
-            <w:pPr>
-              <w:pStyle w:val="Normal"/>
-              <w:widowControl/>
-              <w:spacing w:lineRule="auto" w:line="240" w:before="0" w:after="20"/>
-              <w:jc w:val="left"/>
-              <w:rPr>
-                <w:rFonts w:ascii="Aptos" w:hAnsi="Aptos" w:eastAsia="ＭＳ 明朝" w:cs="Arial"/>
-                <w:kern w:val="0"/>
-                <w:sz w:val="24"/>
-                <w:szCs w:val="24"/>
-                <w:lang w:val="en-US" w:eastAsia="ja-JP" w:bidi="ar-SA"/>
-              </w:rPr>
-            </w:pPr>
-            <w:r>
-              <w:rPr>
-                <w:rFonts w:eastAsia="Segoe UI" w:cs="Segoe UI" w:ascii="Segoe UI" w:hAnsi="Segoe UI"/>
-                <w:color w:val="101820"/>
-                <w:kern w:val="0"/>
-                <w:sz w:val="18"/>
-                <w:szCs w:val="24"/>
-                <w:lang w:val="en-US" w:eastAsia="ja-JP" w:bidi="ar-SA"/>
-              </w:rPr>
-              <w:t>Clearer rating factors</w:t>
-            </w:r>
-          </w:p>
-        </w:tc>
-      </w:tr>
-      <w:tr>
-        <w:trPr/>
-        <w:tc>
-          <w:tcPr>
-            <w:tcW w:w="4507" w:type="dxa"/>
-            <w:tcBorders>
-              <w:top w:val="single" w:sz="4" w:space="0" w:color="BFC7D1"/>
-              <w:left w:val="single" w:sz="4" w:space="0" w:color="BFC7D1"/>
-              <w:bottom w:val="single" w:sz="4" w:space="0" w:color="BFC7D1"/>
-              <w:right w:val="single" w:sz="4" w:space="0" w:color="BFC7D1"/>
-            </w:tcBorders>
-          </w:tcPr>
-          <w:p>
-            <w:pPr>
-              <w:pStyle w:val="Normal"/>
-              <w:widowControl/>
-              <w:spacing w:lineRule="auto" w:line="240" w:before="0" w:after="20"/>
-              <w:jc w:val="left"/>
-              <w:rPr>
-                <w:rFonts w:ascii="Aptos" w:hAnsi="Aptos" w:eastAsia="ＭＳ 明朝" w:cs="Arial"/>
-                <w:kern w:val="0"/>
-                <w:sz w:val="24"/>
-                <w:szCs w:val="24"/>
-                <w:lang w:val="en-US" w:eastAsia="ja-JP" w:bidi="ar-SA"/>
-              </w:rPr>
-            </w:pPr>
-            <w:r>
-              <w:rPr>
-                <w:rFonts w:eastAsia="Segoe UI" w:cs="Segoe UI" w:ascii="Segoe UI" w:hAnsi="Segoe UI"/>
-                <w:color w:val="101820"/>
-                <w:kern w:val="0"/>
-                <w:sz w:val="18"/>
-                <w:szCs w:val="24"/>
-                <w:lang w:val="en-US" w:eastAsia="ja-JP" w:bidi="ar-SA"/>
-              </w:rPr>
-              <w:t>Menu group address and incentive card layout (BV-OBS-007, BV-OBS-008)</w:t>
-            </w:r>
-          </w:p>
-        </w:tc>
-        <w:tc>
-          <w:tcPr>
-            <w:tcW w:w="4506" w:type="dxa"/>
-            <w:tcBorders>
-              <w:top w:val="single" w:sz="4" w:space="0" w:color="BFC7D1"/>
-              <w:left w:val="single" w:sz="4" w:space="0" w:color="BFC7D1"/>
-              <w:bottom w:val="single" w:sz="4" w:space="0" w:color="BFC7D1"/>
-              <w:right w:val="single" w:sz="4" w:space="0" w:color="BFC7D1"/>
-            </w:tcBorders>
-          </w:tcPr>
-          <w:p>
-            <w:pPr>
-              <w:pStyle w:val="Normal"/>
-              <w:widowControl/>
-              <w:spacing w:lineRule="auto" w:line="240" w:before="0" w:after="20"/>
-              <w:jc w:val="left"/>
-              <w:rPr>
-                <w:rFonts w:ascii="Aptos" w:hAnsi="Aptos" w:eastAsia="ＭＳ 明朝" w:cs="Arial"/>
-                <w:kern w:val="0"/>
-                <w:sz w:val="24"/>
-                <w:szCs w:val="24"/>
-                <w:lang w:val="en-US" w:eastAsia="ja-JP" w:bidi="ar-SA"/>
-              </w:rPr>
-            </w:pPr>
-            <w:r>
-              <w:rPr>
-                <w:rFonts w:eastAsia="Segoe UI" w:cs="Segoe UI" w:ascii="Segoe UI" w:hAnsi="Segoe UI"/>
-                <w:color w:val="101820"/>
-                <w:kern w:val="0"/>
-                <w:sz w:val="18"/>
-                <w:szCs w:val="24"/>
-                <w:lang w:val="en-US" w:eastAsia="ja-JP" w:bidi="ar-SA"/>
-              </w:rPr>
-              <w:t>Screen fixes</w:t>
-            </w:r>
-          </w:p>
-        </w:tc>
-      </w:tr>
-      <w:tr>
-        <w:trPr/>
-        <w:tc>
-          <w:tcPr>
-            <w:tcW w:w="4507" w:type="dxa"/>
-            <w:tcBorders>
-              <w:top w:val="single" w:sz="4" w:space="0" w:color="BFC7D1"/>
-              <w:left w:val="single" w:sz="4" w:space="0" w:color="BFC7D1"/>
-              <w:bottom w:val="single" w:sz="4" w:space="0" w:color="BFC7D1"/>
-              <w:right w:val="single" w:sz="4" w:space="0" w:color="BFC7D1"/>
-            </w:tcBorders>
-          </w:tcPr>
-          <w:p>
-            <w:pPr>
-              <w:pStyle w:val="Normal"/>
-              <w:widowControl/>
-              <w:spacing w:lineRule="auto" w:line="240" w:before="0" w:after="20"/>
-              <w:jc w:val="left"/>
-              <w:rPr>
-                <w:rFonts w:ascii="Aptos" w:hAnsi="Aptos" w:eastAsia="ＭＳ 明朝" w:cs="Arial"/>
-                <w:kern w:val="0"/>
-                <w:sz w:val="24"/>
-                <w:szCs w:val="24"/>
-                <w:lang w:val="en-US" w:eastAsia="ja-JP" w:bidi="ar-SA"/>
-              </w:rPr>
-            </w:pPr>
-            <w:r>
-              <w:rPr>
-                <w:rFonts w:eastAsia="Segoe UI" w:cs="Segoe UI" w:ascii="Segoe UI" w:hAnsi="Segoe UI"/>
-                <w:color w:val="101820"/>
-                <w:kern w:val="0"/>
-                <w:sz w:val="18"/>
-                <w:szCs w:val="24"/>
-                <w:lang w:val="en-US" w:eastAsia="ja-JP" w:bidi="ar-SA"/>
-              </w:rPr>
-              <w:t>Re-run of the data privacy test cases and of the blocked SMTP cases</w:t>
+              <w:t>Re-run of the blocked SMTP cases and the cases not run</w:t>
             </w:r>
           </w:p>
         </w:tc>
@@ -16398,7 +16167,7 @@
         <w:pStyle w:val="Heading2"/>
         <w:rPr/>
       </w:pPr>
-      <w:bookmarkStart w:id="26" w:name="__RefHeading___Toc84487_3949650649"/>
+      <w:bookmarkStart w:id="26" w:name="__RefHeading___Toc3105_2815676159"/>
       <w:bookmarkEnd w:id="26"/>
       <w:r>
         <w:rPr>
@@ -17067,7 +16836,7 @@
         <w:pStyle w:val="Heading2"/>
         <w:rPr/>
       </w:pPr>
-      <w:bookmarkStart w:id="27" w:name="__RefHeading___Toc84489_3949650649"/>
+      <w:bookmarkStart w:id="27" w:name="__RefHeading___Toc3107_2815676159"/>
       <w:bookmarkEnd w:id="27"/>
       <w:r>
         <w:rPr>
@@ -17768,7 +17537,7 @@
           <w:spacing w:val="0"/>
         </w:rPr>
       </w:pPr>
-      <w:bookmarkStart w:id="28" w:name="__RefHeading___Toc84491_3949650649"/>
+      <w:bookmarkStart w:id="28" w:name="__RefHeading___Toc3109_2815676159"/>
       <w:bookmarkStart w:id="29" w:name="_Toc233203395"/>
       <w:bookmarkEnd w:id="28"/>
       <w:r>
